--- a/uml/uml_nots.docx
+++ b/uml/uml_nots.docx
@@ -936,7 +936,7 @@
           <w:szCs w:val="32"/>
         </w:rPr>
         <w:drawing>
-          <wp:inline distT="0" distB="0" distL="0" distR="0" wp14:anchorId="17DA390A" wp14:editId="5DA3566D">
+          <wp:inline distT="0" distB="0" distL="0" distR="0" wp14:anchorId="17DA390A" wp14:editId="1AA84CED">
             <wp:extent cx="1888739" cy="2089387"/>
             <wp:effectExtent l="0" t="0" r="0" b="6350"/>
             <wp:docPr id="380841537" name="Picture 4"/>
@@ -1081,7 +1081,7 @@
           <w:noProof/>
         </w:rPr>
         <w:drawing>
-          <wp:inline distT="0" distB="0" distL="0" distR="0" wp14:anchorId="6737D32E" wp14:editId="0186D97F">
+          <wp:inline distT="0" distB="0" distL="0" distR="0" wp14:anchorId="6737D32E" wp14:editId="67ED6E2B">
             <wp:extent cx="3441634" cy="1720817"/>
             <wp:effectExtent l="0" t="0" r="6985" b="0"/>
             <wp:docPr id="1147467206" name="Picture 5"/>
@@ -1324,8 +1324,355 @@
       </w:r>
     </w:p>
     <w:p/>
-    <w:p/>
-    <w:p/>
+    <w:p>
+      <w:pPr>
+        <w:pStyle w:val="ListParagraph"/>
+        <w:numPr>
+          <w:ilvl w:val="0"/>
+          <w:numId w:val="11"/>
+        </w:numPr>
+        <w:rPr>
+          <w:b/>
+          <w:bCs/>
+          <w:sz w:val="28"/>
+          <w:szCs w:val="28"/>
+        </w:rPr>
+      </w:pPr>
+      <w:r>
+        <w:rPr>
+          <w:b/>
+          <w:bCs/>
+          <w:sz w:val="28"/>
+          <w:szCs w:val="28"/>
+        </w:rPr>
+        <w:t xml:space="preserve">Use </w:t>
+      </w:r>
+      <w:proofErr w:type="spellStart"/>
+      <w:r>
+        <w:rPr>
+          <w:b/>
+          <w:bCs/>
+          <w:sz w:val="28"/>
+          <w:szCs w:val="28"/>
+        </w:rPr>
+        <w:t>Cae</w:t>
+      </w:r>
+      <w:proofErr w:type="spellEnd"/>
+      <w:r>
+        <w:rPr>
+          <w:b/>
+          <w:bCs/>
+          <w:sz w:val="28"/>
+          <w:szCs w:val="28"/>
+        </w:rPr>
+        <w:t xml:space="preserve"> Diagram</w:t>
+      </w:r>
+    </w:p>
+    <w:p>
+      <w:pPr>
+        <w:ind w:firstLine="720"/>
+        <w:rPr>
+          <w:b/>
+          <w:bCs/>
+          <w:sz w:val="28"/>
+          <w:szCs w:val="28"/>
+        </w:rPr>
+      </w:pPr>
+      <w:r>
+        <w:rPr>
+          <w:b/>
+          <w:bCs/>
+          <w:sz w:val="28"/>
+          <w:szCs w:val="28"/>
+        </w:rPr>
+        <w:t>Compo</w:t>
+      </w:r>
+      <w:r>
+        <w:rPr>
+          <w:b/>
+          <w:bCs/>
+          <w:sz w:val="28"/>
+          <w:szCs w:val="28"/>
+        </w:rPr>
+        <w:t>nent of a use-case diagram:</w:t>
+      </w:r>
+    </w:p>
+    <w:p>
+      <w:pPr>
+        <w:pStyle w:val="ListParagraph"/>
+        <w:numPr>
+          <w:ilvl w:val="0"/>
+          <w:numId w:val="13"/>
+        </w:numPr>
+      </w:pPr>
+      <w:r>
+        <w:rPr>
+          <w:b/>
+          <w:bCs/>
+        </w:rPr>
+        <w:t>Actor</w:t>
+      </w:r>
+      <w:r>
+        <w:t xml:space="preserve"> -&gt; They Interact with system</w:t>
+      </w:r>
+    </w:p>
+    <w:p>
+      <w:pPr>
+        <w:pStyle w:val="ListParagraph"/>
+        <w:numPr>
+          <w:ilvl w:val="0"/>
+          <w:numId w:val="13"/>
+        </w:numPr>
+      </w:pPr>
+      <w:r>
+        <w:rPr>
+          <w:b/>
+          <w:bCs/>
+        </w:rPr>
+        <w:t>Primary Actor</w:t>
+      </w:r>
+      <w:r>
+        <w:t xml:space="preserve"> -</w:t>
+      </w:r>
+      <w:proofErr w:type="gramStart"/>
+      <w:r>
+        <w:t xml:space="preserve">&gt;  </w:t>
+      </w:r>
+      <w:proofErr w:type="spellStart"/>
+      <w:r>
+        <w:t>Responcible</w:t>
+      </w:r>
+      <w:proofErr w:type="spellEnd"/>
+      <w:proofErr w:type="gramEnd"/>
+      <w:r>
+        <w:t xml:space="preserve"> for </w:t>
+      </w:r>
+      <w:proofErr w:type="spellStart"/>
+      <w:r>
+        <w:t>initing</w:t>
+      </w:r>
+      <w:proofErr w:type="spellEnd"/>
+      <w:r>
+        <w:t xml:space="preserve"> use case</w:t>
+      </w:r>
+    </w:p>
+    <w:p>
+      <w:pPr>
+        <w:pStyle w:val="ListParagraph"/>
+        <w:numPr>
+          <w:ilvl w:val="0"/>
+          <w:numId w:val="13"/>
+        </w:numPr>
+      </w:pPr>
+      <w:proofErr w:type="spellStart"/>
+      <w:r>
+        <w:rPr>
+          <w:b/>
+          <w:bCs/>
+        </w:rPr>
+        <w:t>Secondart</w:t>
+      </w:r>
+      <w:proofErr w:type="spellEnd"/>
+      <w:r>
+        <w:rPr>
+          <w:b/>
+          <w:bCs/>
+        </w:rPr>
+        <w:t xml:space="preserve"> Actor</w:t>
+      </w:r>
+      <w:r>
+        <w:t xml:space="preserve"> -</w:t>
+      </w:r>
+      <w:proofErr w:type="gramStart"/>
+      <w:r>
+        <w:t xml:space="preserve">&gt;  </w:t>
+      </w:r>
+      <w:proofErr w:type="spellStart"/>
+      <w:r>
+        <w:t>responcible</w:t>
+      </w:r>
+      <w:proofErr w:type="spellEnd"/>
+      <w:proofErr w:type="gramEnd"/>
+      <w:r>
+        <w:t xml:space="preserve"> for </w:t>
+      </w:r>
+      <w:proofErr w:type="spellStart"/>
+      <w:r>
+        <w:t>assesting</w:t>
+      </w:r>
+      <w:proofErr w:type="spellEnd"/>
+      <w:r>
+        <w:t xml:space="preserve"> the primary actors</w:t>
+      </w:r>
+    </w:p>
+    <w:p>
+      <w:pPr>
+        <w:pStyle w:val="ListParagraph"/>
+        <w:numPr>
+          <w:ilvl w:val="0"/>
+          <w:numId w:val="13"/>
+        </w:numPr>
+      </w:pPr>
+      <w:proofErr w:type="spellStart"/>
+      <w:r>
+        <w:rPr>
+          <w:b/>
+          <w:bCs/>
+        </w:rPr>
+        <w:t>UseCase</w:t>
+      </w:r>
+      <w:proofErr w:type="spellEnd"/>
+      <w:r>
+        <w:t xml:space="preserve"> -&gt; a single function</w:t>
+      </w:r>
+    </w:p>
+    <w:p>
+      <w:pPr>
+        <w:pStyle w:val="ListParagraph"/>
+        <w:numPr>
+          <w:ilvl w:val="0"/>
+          <w:numId w:val="13"/>
+        </w:numPr>
+      </w:pPr>
+      <w:r>
+        <w:rPr>
+          <w:b/>
+          <w:bCs/>
+        </w:rPr>
+        <w:t>Pack</w:t>
+      </w:r>
+      <w:r>
+        <w:rPr>
+          <w:b/>
+          <w:bCs/>
+        </w:rPr>
+        <w:t>age</w:t>
+      </w:r>
+      <w:r>
+        <w:t xml:space="preserve"> -&gt; group of different </w:t>
+      </w:r>
+      <w:proofErr w:type="gramStart"/>
+      <w:r>
+        <w:t>element</w:t>
+      </w:r>
+      <w:proofErr w:type="gramEnd"/>
+    </w:p>
+    <w:p>
+      <w:pPr>
+        <w:pStyle w:val="ListParagraph"/>
+        <w:numPr>
+          <w:ilvl w:val="0"/>
+          <w:numId w:val="13"/>
+        </w:numPr>
+      </w:pPr>
+      <w:r>
+        <w:rPr>
+          <w:b/>
+          <w:bCs/>
+        </w:rPr>
+        <w:t>Note</w:t>
+      </w:r>
+      <w:r>
+        <w:t xml:space="preserve"> -&gt; used to add additional information</w:t>
+      </w:r>
+    </w:p>
+    <w:p>
+      <w:pPr>
+        <w:pStyle w:val="ListParagraph"/>
+      </w:pPr>
+    </w:p>
+    <w:p>
+      <w:pPr>
+        <w:pStyle w:val="ListParagraph"/>
+        <w:numPr>
+          <w:ilvl w:val="0"/>
+          <w:numId w:val="11"/>
+        </w:numPr>
+        <w:rPr>
+          <w:b/>
+          <w:bCs/>
+          <w:sz w:val="28"/>
+          <w:szCs w:val="28"/>
+        </w:rPr>
+      </w:pPr>
+      <w:r>
+        <w:rPr>
+          <w:b/>
+          <w:bCs/>
+          <w:sz w:val="28"/>
+          <w:szCs w:val="28"/>
+        </w:rPr>
+        <w:t>Use-case diagram</w:t>
+      </w:r>
+    </w:p>
+    <w:p>
+      <w:pPr>
+        <w:rPr>
+          <w:b/>
+          <w:bCs/>
+          <w:sz w:val="32"/>
+          <w:szCs w:val="32"/>
+        </w:rPr>
+      </w:pPr>
+      <w:r>
+        <w:rPr>
+          <w:b/>
+          <w:bCs/>
+          <w:sz w:val="32"/>
+          <w:szCs w:val="32"/>
+        </w:rPr>
+        <w:lastRenderedPageBreak/>
+        <w:t>Relationships in Use Case Diagrams</w:t>
+      </w:r>
+    </w:p>
+    <w:p>
+      <w:pPr>
+        <w:pStyle w:val="ListParagraph"/>
+        <w:numPr>
+          <w:ilvl w:val="0"/>
+          <w:numId w:val="14"/>
+        </w:numPr>
+      </w:pPr>
+      <w:r>
+        <w:t>Association</w:t>
+      </w:r>
+    </w:p>
+    <w:p>
+      <w:pPr>
+        <w:pStyle w:val="ListParagraph"/>
+        <w:numPr>
+          <w:ilvl w:val="0"/>
+          <w:numId w:val="14"/>
+        </w:numPr>
+      </w:pPr>
+      <w:r>
+        <w:t>Generalisation</w:t>
+      </w:r>
+    </w:p>
+    <w:p>
+      <w:pPr>
+        <w:pStyle w:val="ListParagraph"/>
+        <w:numPr>
+          <w:ilvl w:val="0"/>
+          <w:numId w:val="14"/>
+        </w:numPr>
+      </w:pPr>
+      <w:r>
+        <w:t>Include</w:t>
+      </w:r>
+    </w:p>
+    <w:p>
+      <w:pPr>
+        <w:pStyle w:val="ListParagraph"/>
+        <w:numPr>
+          <w:ilvl w:val="0"/>
+          <w:numId w:val="14"/>
+        </w:numPr>
+      </w:pPr>
+      <w:r>
+        <w:t>Extent</w:t>
+      </w:r>
+    </w:p>
     <w:p/>
     <w:p/>
     <w:p/>
@@ -1387,6 +1734,119 @@
 <file path=word/numbering.xml><?xml version="1.0" encoding="utf-8"?>
 <w:numbering xmlns:wpc="http://schemas.microsoft.com/office/word/2010/wordprocessingCanvas" xmlns:cx="http://schemas.microsoft.com/office/drawing/2014/chartex" xmlns:cx1="http://schemas.microsoft.com/office/drawing/2015/9/8/chartex" xmlns:cx2="http://schemas.microsoft.com/office/drawing/2015/10/21/chartex" xmlns:cx3="http://schemas.microsoft.com/office/drawing/2016/5/9/chartex" xmlns:cx4="http://schemas.microsoft.com/office/drawing/2016/5/10/chartex" xmlns:cx5="http://schemas.microsoft.com/office/drawing/2016/5/11/chartex" xmlns:cx6="http://schemas.microsoft.com/office/drawing/2016/5/12/chartex" xmlns:cx7="http://schemas.microsoft.com/office/drawing/2016/5/13/chartex" xmlns:cx8="http://schemas.microsoft.com/office/drawing/2016/5/14/chartex" xmlns:mc="http://schemas.openxmlformats.org/markup-compatibility/2006" xmlns:aink="http://schemas.microsoft.com/office/drawing/2016/ink" xmlns:am3d="http://schemas.microsoft.com/office/drawing/2017/model3d" xmlns:o="urn:schemas-microsoft-com:office:office" xmlns:oel="http://schemas.microsoft.com/office/2019/extlst" xmlns:r="http://schemas.openxmlformats.org/officeDocument/2006/relationships" xmlns:m="http://schemas.openxmlformats.org/officeDocument/2006/math" xmlns:v="urn:schemas-microsoft-com:vml" xmlns:wp14="http://schemas.microsoft.com/office/word/2010/wordprocessingDrawing" xmlns:wp="http://schemas.openxmlformats.org/drawingml/2006/wordprocessingDrawing" xmlns:w10="urn:schemas-microsoft-com:office:word" xmlns:w="http://schemas.openxmlformats.org/wordprocessingml/2006/main" xmlns:w14="http://schemas.microsoft.com/office/word/2010/wordml" xmlns:w15="http://schemas.microsoft.com/office/word/2012/wordml" xmlns:w16cex="http://schemas.microsoft.com/office/word/2018/wordml/cex" xmlns:w16cid="http://schemas.microsoft.com/office/word/2016/wordml/cid" xmlns:w16="http://schemas.microsoft.com/office/word/2018/wordml" xmlns:w16du="http://schemas.microsoft.com/office/word/2023/wordml/word16du" xmlns:w16sdtdh="http://schemas.microsoft.com/office/word/2020/wordml/sdtdatahash" xmlns:w16sdtfl="http://schemas.microsoft.com/office/word/2024/wordml/sdtformatlock" xmlns:w16se="http://schemas.microsoft.com/office/word/2015/wordml/symex" xmlns:wpg="http://schemas.microsoft.com/office/word/2010/wordprocessingGroup" xmlns:wpi="http://schemas.microsoft.com/office/word/2010/wordprocessingInk" xmlns:wne="http://schemas.microsoft.com/office/word/2006/wordml" xmlns:wps="http://schemas.microsoft.com/office/word/2010/wordprocessingShape" mc:Ignorable="w14 w15 w16se w16cid w16 w16cex w16sdtdh w16sdtfl w16du wp14">
   <w:abstractNum w:abstractNumId="0" w15:restartNumberingAfterBreak="0">
+    <w:nsid w:val="01507827"/>
+    <w:multiLevelType w:val="hybridMultilevel"/>
+    <w:tmpl w:val="AB0453E8"/>
+    <w:lvl w:ilvl="0" w:tplc="40090001">
+      <w:start w:val="1"/>
+      <w:numFmt w:val="bullet"/>
+      <w:lvlText w:val=""/>
+      <w:lvlJc w:val="left"/>
+      <w:pPr>
+        <w:ind w:left="720" w:hanging="360"/>
+      </w:pPr>
+      <w:rPr>
+        <w:rFonts w:ascii="Symbol" w:hAnsi="Symbol" w:hint="default"/>
+      </w:rPr>
+    </w:lvl>
+    <w:lvl w:ilvl="1" w:tplc="40090003" w:tentative="1">
+      <w:start w:val="1"/>
+      <w:numFmt w:val="bullet"/>
+      <w:lvlText w:val="o"/>
+      <w:lvlJc w:val="left"/>
+      <w:pPr>
+        <w:ind w:left="1440" w:hanging="360"/>
+      </w:pPr>
+      <w:rPr>
+        <w:rFonts w:ascii="Courier New" w:hAnsi="Courier New" w:cs="Courier New" w:hint="default"/>
+      </w:rPr>
+    </w:lvl>
+    <w:lvl w:ilvl="2" w:tplc="40090005" w:tentative="1">
+      <w:start w:val="1"/>
+      <w:numFmt w:val="bullet"/>
+      <w:lvlText w:val=""/>
+      <w:lvlJc w:val="left"/>
+      <w:pPr>
+        <w:ind w:left="2160" w:hanging="360"/>
+      </w:pPr>
+      <w:rPr>
+        <w:rFonts w:ascii="Wingdings" w:hAnsi="Wingdings" w:hint="default"/>
+      </w:rPr>
+    </w:lvl>
+    <w:lvl w:ilvl="3" w:tplc="40090001" w:tentative="1">
+      <w:start w:val="1"/>
+      <w:numFmt w:val="bullet"/>
+      <w:lvlText w:val=""/>
+      <w:lvlJc w:val="left"/>
+      <w:pPr>
+        <w:ind w:left="2880" w:hanging="360"/>
+      </w:pPr>
+      <w:rPr>
+        <w:rFonts w:ascii="Symbol" w:hAnsi="Symbol" w:hint="default"/>
+      </w:rPr>
+    </w:lvl>
+    <w:lvl w:ilvl="4" w:tplc="40090003" w:tentative="1">
+      <w:start w:val="1"/>
+      <w:numFmt w:val="bullet"/>
+      <w:lvlText w:val="o"/>
+      <w:lvlJc w:val="left"/>
+      <w:pPr>
+        <w:ind w:left="3600" w:hanging="360"/>
+      </w:pPr>
+      <w:rPr>
+        <w:rFonts w:ascii="Courier New" w:hAnsi="Courier New" w:cs="Courier New" w:hint="default"/>
+      </w:rPr>
+    </w:lvl>
+    <w:lvl w:ilvl="5" w:tplc="40090005" w:tentative="1">
+      <w:start w:val="1"/>
+      <w:numFmt w:val="bullet"/>
+      <w:lvlText w:val=""/>
+      <w:lvlJc w:val="left"/>
+      <w:pPr>
+        <w:ind w:left="4320" w:hanging="360"/>
+      </w:pPr>
+      <w:rPr>
+        <w:rFonts w:ascii="Wingdings" w:hAnsi="Wingdings" w:hint="default"/>
+      </w:rPr>
+    </w:lvl>
+    <w:lvl w:ilvl="6" w:tplc="40090001" w:tentative="1">
+      <w:start w:val="1"/>
+      <w:numFmt w:val="bullet"/>
+      <w:lvlText w:val=""/>
+      <w:lvlJc w:val="left"/>
+      <w:pPr>
+        <w:ind w:left="5040" w:hanging="360"/>
+      </w:pPr>
+      <w:rPr>
+        <w:rFonts w:ascii="Symbol" w:hAnsi="Symbol" w:hint="default"/>
+      </w:rPr>
+    </w:lvl>
+    <w:lvl w:ilvl="7" w:tplc="40090003" w:tentative="1">
+      <w:start w:val="1"/>
+      <w:numFmt w:val="bullet"/>
+      <w:lvlText w:val="o"/>
+      <w:lvlJc w:val="left"/>
+      <w:pPr>
+        <w:ind w:left="5760" w:hanging="360"/>
+      </w:pPr>
+      <w:rPr>
+        <w:rFonts w:ascii="Courier New" w:hAnsi="Courier New" w:cs="Courier New" w:hint="default"/>
+      </w:rPr>
+    </w:lvl>
+    <w:lvl w:ilvl="8" w:tplc="40090005" w:tentative="1">
+      <w:start w:val="1"/>
+      <w:numFmt w:val="bullet"/>
+      <w:lvlText w:val=""/>
+      <w:lvlJc w:val="left"/>
+      <w:pPr>
+        <w:ind w:left="6480" w:hanging="360"/>
+      </w:pPr>
+      <w:rPr>
+        <w:rFonts w:ascii="Wingdings" w:hAnsi="Wingdings" w:hint="default"/>
+      </w:rPr>
+    </w:lvl>
+  </w:abstractNum>
+  <w:abstractNum w:abstractNumId="1" w15:restartNumberingAfterBreak="0">
     <w:nsid w:val="08025683"/>
     <w:multiLevelType w:val="hybridMultilevel"/>
     <w:tmpl w:val="623AD16C"/>
@@ -1499,7 +1959,7 @@
       </w:rPr>
     </w:lvl>
   </w:abstractNum>
-  <w:abstractNum w:abstractNumId="1" w15:restartNumberingAfterBreak="0">
+  <w:abstractNum w:abstractNumId="2" w15:restartNumberingAfterBreak="0">
     <w:nsid w:val="2C8364A3"/>
     <w:multiLevelType w:val="hybridMultilevel"/>
     <w:tmpl w:val="2D14B340"/>
@@ -1612,7 +2072,7 @@
       </w:rPr>
     </w:lvl>
   </w:abstractNum>
-  <w:abstractNum w:abstractNumId="2" w15:restartNumberingAfterBreak="0">
+  <w:abstractNum w:abstractNumId="3" w15:restartNumberingAfterBreak="0">
     <w:nsid w:val="2CC6625B"/>
     <w:multiLevelType w:val="hybridMultilevel"/>
     <w:tmpl w:val="3DF2CA24"/>
@@ -1724,7 +2184,7 @@
       </w:rPr>
     </w:lvl>
   </w:abstractNum>
-  <w:abstractNum w:abstractNumId="3" w15:restartNumberingAfterBreak="0">
+  <w:abstractNum w:abstractNumId="4" w15:restartNumberingAfterBreak="0">
     <w:nsid w:val="2CE92EBE"/>
     <w:multiLevelType w:val="hybridMultilevel"/>
     <w:tmpl w:val="9C3C3676"/>
@@ -1837,7 +2297,7 @@
       </w:rPr>
     </w:lvl>
   </w:abstractNum>
-  <w:abstractNum w:abstractNumId="4" w15:restartNumberingAfterBreak="0">
+  <w:abstractNum w:abstractNumId="5" w15:restartNumberingAfterBreak="0">
     <w:nsid w:val="38DA40E1"/>
     <w:multiLevelType w:val="hybridMultilevel"/>
     <w:tmpl w:val="96804694"/>
@@ -1950,7 +2410,7 @@
       </w:rPr>
     </w:lvl>
   </w:abstractNum>
-  <w:abstractNum w:abstractNumId="5" w15:restartNumberingAfterBreak="0">
+  <w:abstractNum w:abstractNumId="6" w15:restartNumberingAfterBreak="0">
     <w:nsid w:val="3D3434C6"/>
     <w:multiLevelType w:val="hybridMultilevel"/>
     <w:tmpl w:val="76365B7C"/>
@@ -2063,7 +2523,120 @@
       </w:rPr>
     </w:lvl>
   </w:abstractNum>
-  <w:abstractNum w:abstractNumId="6" w15:restartNumberingAfterBreak="0">
+  <w:abstractNum w:abstractNumId="7" w15:restartNumberingAfterBreak="0">
+    <w:nsid w:val="487738FA"/>
+    <w:multiLevelType w:val="hybridMultilevel"/>
+    <w:tmpl w:val="1446240E"/>
+    <w:lvl w:ilvl="0" w:tplc="40090001">
+      <w:start w:val="1"/>
+      <w:numFmt w:val="bullet"/>
+      <w:lvlText w:val=""/>
+      <w:lvlJc w:val="left"/>
+      <w:pPr>
+        <w:ind w:left="720" w:hanging="360"/>
+      </w:pPr>
+      <w:rPr>
+        <w:rFonts w:ascii="Symbol" w:hAnsi="Symbol" w:hint="default"/>
+      </w:rPr>
+    </w:lvl>
+    <w:lvl w:ilvl="1" w:tplc="40090003" w:tentative="1">
+      <w:start w:val="1"/>
+      <w:numFmt w:val="bullet"/>
+      <w:lvlText w:val="o"/>
+      <w:lvlJc w:val="left"/>
+      <w:pPr>
+        <w:ind w:left="1440" w:hanging="360"/>
+      </w:pPr>
+      <w:rPr>
+        <w:rFonts w:ascii="Courier New" w:hAnsi="Courier New" w:cs="Courier New" w:hint="default"/>
+      </w:rPr>
+    </w:lvl>
+    <w:lvl w:ilvl="2" w:tplc="40090005" w:tentative="1">
+      <w:start w:val="1"/>
+      <w:numFmt w:val="bullet"/>
+      <w:lvlText w:val=""/>
+      <w:lvlJc w:val="left"/>
+      <w:pPr>
+        <w:ind w:left="2160" w:hanging="360"/>
+      </w:pPr>
+      <w:rPr>
+        <w:rFonts w:ascii="Wingdings" w:hAnsi="Wingdings" w:hint="default"/>
+      </w:rPr>
+    </w:lvl>
+    <w:lvl w:ilvl="3" w:tplc="40090001" w:tentative="1">
+      <w:start w:val="1"/>
+      <w:numFmt w:val="bullet"/>
+      <w:lvlText w:val=""/>
+      <w:lvlJc w:val="left"/>
+      <w:pPr>
+        <w:ind w:left="2880" w:hanging="360"/>
+      </w:pPr>
+      <w:rPr>
+        <w:rFonts w:ascii="Symbol" w:hAnsi="Symbol" w:hint="default"/>
+      </w:rPr>
+    </w:lvl>
+    <w:lvl w:ilvl="4" w:tplc="40090003" w:tentative="1">
+      <w:start w:val="1"/>
+      <w:numFmt w:val="bullet"/>
+      <w:lvlText w:val="o"/>
+      <w:lvlJc w:val="left"/>
+      <w:pPr>
+        <w:ind w:left="3600" w:hanging="360"/>
+      </w:pPr>
+      <w:rPr>
+        <w:rFonts w:ascii="Courier New" w:hAnsi="Courier New" w:cs="Courier New" w:hint="default"/>
+      </w:rPr>
+    </w:lvl>
+    <w:lvl w:ilvl="5" w:tplc="40090005" w:tentative="1">
+      <w:start w:val="1"/>
+      <w:numFmt w:val="bullet"/>
+      <w:lvlText w:val=""/>
+      <w:lvlJc w:val="left"/>
+      <w:pPr>
+        <w:ind w:left="4320" w:hanging="360"/>
+      </w:pPr>
+      <w:rPr>
+        <w:rFonts w:ascii="Wingdings" w:hAnsi="Wingdings" w:hint="default"/>
+      </w:rPr>
+    </w:lvl>
+    <w:lvl w:ilvl="6" w:tplc="40090001" w:tentative="1">
+      <w:start w:val="1"/>
+      <w:numFmt w:val="bullet"/>
+      <w:lvlText w:val=""/>
+      <w:lvlJc w:val="left"/>
+      <w:pPr>
+        <w:ind w:left="5040" w:hanging="360"/>
+      </w:pPr>
+      <w:rPr>
+        <w:rFonts w:ascii="Symbol" w:hAnsi="Symbol" w:hint="default"/>
+      </w:rPr>
+    </w:lvl>
+    <w:lvl w:ilvl="7" w:tplc="40090003" w:tentative="1">
+      <w:start w:val="1"/>
+      <w:numFmt w:val="bullet"/>
+      <w:lvlText w:val="o"/>
+      <w:lvlJc w:val="left"/>
+      <w:pPr>
+        <w:ind w:left="5760" w:hanging="360"/>
+      </w:pPr>
+      <w:rPr>
+        <w:rFonts w:ascii="Courier New" w:hAnsi="Courier New" w:cs="Courier New" w:hint="default"/>
+      </w:rPr>
+    </w:lvl>
+    <w:lvl w:ilvl="8" w:tplc="40090005" w:tentative="1">
+      <w:start w:val="1"/>
+      <w:numFmt w:val="bullet"/>
+      <w:lvlText w:val=""/>
+      <w:lvlJc w:val="left"/>
+      <w:pPr>
+        <w:ind w:left="6480" w:hanging="360"/>
+      </w:pPr>
+      <w:rPr>
+        <w:rFonts w:ascii="Wingdings" w:hAnsi="Wingdings" w:hint="default"/>
+      </w:rPr>
+    </w:lvl>
+  </w:abstractNum>
+  <w:abstractNum w:abstractNumId="8" w15:restartNumberingAfterBreak="0">
     <w:nsid w:val="4C12065C"/>
     <w:multiLevelType w:val="hybridMultilevel"/>
     <w:tmpl w:val="4B4642B4"/>
@@ -2176,7 +2749,119 @@
       </w:rPr>
     </w:lvl>
   </w:abstractNum>
-  <w:abstractNum w:abstractNumId="7" w15:restartNumberingAfterBreak="0">
+  <w:abstractNum w:abstractNumId="9" w15:restartNumberingAfterBreak="0">
+    <w:nsid w:val="507F704F"/>
+    <w:multiLevelType w:val="hybridMultilevel"/>
+    <w:tmpl w:val="051408B2"/>
+    <w:lvl w:ilvl="0" w:tplc="67583AB8">
+      <w:numFmt w:val="bullet"/>
+      <w:lvlText w:val=""/>
+      <w:lvlJc w:val="left"/>
+      <w:pPr>
+        <w:ind w:left="720" w:hanging="360"/>
+      </w:pPr>
+      <w:rPr>
+        <w:rFonts w:ascii="Wingdings" w:eastAsiaTheme="minorHAnsi" w:hAnsi="Wingdings" w:cstheme="minorBidi" w:hint="default"/>
+      </w:rPr>
+    </w:lvl>
+    <w:lvl w:ilvl="1" w:tplc="40090003" w:tentative="1">
+      <w:start w:val="1"/>
+      <w:numFmt w:val="bullet"/>
+      <w:lvlText w:val="o"/>
+      <w:lvlJc w:val="left"/>
+      <w:pPr>
+        <w:ind w:left="1440" w:hanging="360"/>
+      </w:pPr>
+      <w:rPr>
+        <w:rFonts w:ascii="Courier New" w:hAnsi="Courier New" w:cs="Courier New" w:hint="default"/>
+      </w:rPr>
+    </w:lvl>
+    <w:lvl w:ilvl="2" w:tplc="40090005" w:tentative="1">
+      <w:start w:val="1"/>
+      <w:numFmt w:val="bullet"/>
+      <w:lvlText w:val=""/>
+      <w:lvlJc w:val="left"/>
+      <w:pPr>
+        <w:ind w:left="2160" w:hanging="360"/>
+      </w:pPr>
+      <w:rPr>
+        <w:rFonts w:ascii="Wingdings" w:hAnsi="Wingdings" w:hint="default"/>
+      </w:rPr>
+    </w:lvl>
+    <w:lvl w:ilvl="3" w:tplc="40090001" w:tentative="1">
+      <w:start w:val="1"/>
+      <w:numFmt w:val="bullet"/>
+      <w:lvlText w:val=""/>
+      <w:lvlJc w:val="left"/>
+      <w:pPr>
+        <w:ind w:left="2880" w:hanging="360"/>
+      </w:pPr>
+      <w:rPr>
+        <w:rFonts w:ascii="Symbol" w:hAnsi="Symbol" w:hint="default"/>
+      </w:rPr>
+    </w:lvl>
+    <w:lvl w:ilvl="4" w:tplc="40090003" w:tentative="1">
+      <w:start w:val="1"/>
+      <w:numFmt w:val="bullet"/>
+      <w:lvlText w:val="o"/>
+      <w:lvlJc w:val="left"/>
+      <w:pPr>
+        <w:ind w:left="3600" w:hanging="360"/>
+      </w:pPr>
+      <w:rPr>
+        <w:rFonts w:ascii="Courier New" w:hAnsi="Courier New" w:cs="Courier New" w:hint="default"/>
+      </w:rPr>
+    </w:lvl>
+    <w:lvl w:ilvl="5" w:tplc="40090005" w:tentative="1">
+      <w:start w:val="1"/>
+      <w:numFmt w:val="bullet"/>
+      <w:lvlText w:val=""/>
+      <w:lvlJc w:val="left"/>
+      <w:pPr>
+        <w:ind w:left="4320" w:hanging="360"/>
+      </w:pPr>
+      <w:rPr>
+        <w:rFonts w:ascii="Wingdings" w:hAnsi="Wingdings" w:hint="default"/>
+      </w:rPr>
+    </w:lvl>
+    <w:lvl w:ilvl="6" w:tplc="40090001" w:tentative="1">
+      <w:start w:val="1"/>
+      <w:numFmt w:val="bullet"/>
+      <w:lvlText w:val=""/>
+      <w:lvlJc w:val="left"/>
+      <w:pPr>
+        <w:ind w:left="5040" w:hanging="360"/>
+      </w:pPr>
+      <w:rPr>
+        <w:rFonts w:ascii="Symbol" w:hAnsi="Symbol" w:hint="default"/>
+      </w:rPr>
+    </w:lvl>
+    <w:lvl w:ilvl="7" w:tplc="40090003" w:tentative="1">
+      <w:start w:val="1"/>
+      <w:numFmt w:val="bullet"/>
+      <w:lvlText w:val="o"/>
+      <w:lvlJc w:val="left"/>
+      <w:pPr>
+        <w:ind w:left="5760" w:hanging="360"/>
+      </w:pPr>
+      <w:rPr>
+        <w:rFonts w:ascii="Courier New" w:hAnsi="Courier New" w:cs="Courier New" w:hint="default"/>
+      </w:rPr>
+    </w:lvl>
+    <w:lvl w:ilvl="8" w:tplc="40090005" w:tentative="1">
+      <w:start w:val="1"/>
+      <w:numFmt w:val="bullet"/>
+      <w:lvlText w:val=""/>
+      <w:lvlJc w:val="left"/>
+      <w:pPr>
+        <w:ind w:left="6480" w:hanging="360"/>
+      </w:pPr>
+      <w:rPr>
+        <w:rFonts w:ascii="Wingdings" w:hAnsi="Wingdings" w:hint="default"/>
+      </w:rPr>
+    </w:lvl>
+  </w:abstractNum>
+  <w:abstractNum w:abstractNumId="10" w15:restartNumberingAfterBreak="0">
     <w:nsid w:val="54545F72"/>
     <w:multiLevelType w:val="hybridMultilevel"/>
     <w:tmpl w:val="0038C99C"/>
@@ -2289,7 +2974,120 @@
       </w:rPr>
     </w:lvl>
   </w:abstractNum>
-  <w:abstractNum w:abstractNumId="8" w15:restartNumberingAfterBreak="0">
+  <w:abstractNum w:abstractNumId="11" w15:restartNumberingAfterBreak="0">
+    <w:nsid w:val="673D52B8"/>
+    <w:multiLevelType w:val="hybridMultilevel"/>
+    <w:tmpl w:val="49CA5814"/>
+    <w:lvl w:ilvl="0" w:tplc="4009000B">
+      <w:start w:val="1"/>
+      <w:numFmt w:val="bullet"/>
+      <w:lvlText w:val=""/>
+      <w:lvlJc w:val="left"/>
+      <w:pPr>
+        <w:ind w:left="776" w:hanging="360"/>
+      </w:pPr>
+      <w:rPr>
+        <w:rFonts w:ascii="Wingdings" w:hAnsi="Wingdings" w:hint="default"/>
+      </w:rPr>
+    </w:lvl>
+    <w:lvl w:ilvl="1" w:tplc="40090003" w:tentative="1">
+      <w:start w:val="1"/>
+      <w:numFmt w:val="bullet"/>
+      <w:lvlText w:val="o"/>
+      <w:lvlJc w:val="left"/>
+      <w:pPr>
+        <w:ind w:left="1496" w:hanging="360"/>
+      </w:pPr>
+      <w:rPr>
+        <w:rFonts w:ascii="Courier New" w:hAnsi="Courier New" w:cs="Courier New" w:hint="default"/>
+      </w:rPr>
+    </w:lvl>
+    <w:lvl w:ilvl="2" w:tplc="40090005" w:tentative="1">
+      <w:start w:val="1"/>
+      <w:numFmt w:val="bullet"/>
+      <w:lvlText w:val=""/>
+      <w:lvlJc w:val="left"/>
+      <w:pPr>
+        <w:ind w:left="2216" w:hanging="360"/>
+      </w:pPr>
+      <w:rPr>
+        <w:rFonts w:ascii="Wingdings" w:hAnsi="Wingdings" w:hint="default"/>
+      </w:rPr>
+    </w:lvl>
+    <w:lvl w:ilvl="3" w:tplc="40090001" w:tentative="1">
+      <w:start w:val="1"/>
+      <w:numFmt w:val="bullet"/>
+      <w:lvlText w:val=""/>
+      <w:lvlJc w:val="left"/>
+      <w:pPr>
+        <w:ind w:left="2936" w:hanging="360"/>
+      </w:pPr>
+      <w:rPr>
+        <w:rFonts w:ascii="Symbol" w:hAnsi="Symbol" w:hint="default"/>
+      </w:rPr>
+    </w:lvl>
+    <w:lvl w:ilvl="4" w:tplc="40090003" w:tentative="1">
+      <w:start w:val="1"/>
+      <w:numFmt w:val="bullet"/>
+      <w:lvlText w:val="o"/>
+      <w:lvlJc w:val="left"/>
+      <w:pPr>
+        <w:ind w:left="3656" w:hanging="360"/>
+      </w:pPr>
+      <w:rPr>
+        <w:rFonts w:ascii="Courier New" w:hAnsi="Courier New" w:cs="Courier New" w:hint="default"/>
+      </w:rPr>
+    </w:lvl>
+    <w:lvl w:ilvl="5" w:tplc="40090005" w:tentative="1">
+      <w:start w:val="1"/>
+      <w:numFmt w:val="bullet"/>
+      <w:lvlText w:val=""/>
+      <w:lvlJc w:val="left"/>
+      <w:pPr>
+        <w:ind w:left="4376" w:hanging="360"/>
+      </w:pPr>
+      <w:rPr>
+        <w:rFonts w:ascii="Wingdings" w:hAnsi="Wingdings" w:hint="default"/>
+      </w:rPr>
+    </w:lvl>
+    <w:lvl w:ilvl="6" w:tplc="40090001" w:tentative="1">
+      <w:start w:val="1"/>
+      <w:numFmt w:val="bullet"/>
+      <w:lvlText w:val=""/>
+      <w:lvlJc w:val="left"/>
+      <w:pPr>
+        <w:ind w:left="5096" w:hanging="360"/>
+      </w:pPr>
+      <w:rPr>
+        <w:rFonts w:ascii="Symbol" w:hAnsi="Symbol" w:hint="default"/>
+      </w:rPr>
+    </w:lvl>
+    <w:lvl w:ilvl="7" w:tplc="40090003" w:tentative="1">
+      <w:start w:val="1"/>
+      <w:numFmt w:val="bullet"/>
+      <w:lvlText w:val="o"/>
+      <w:lvlJc w:val="left"/>
+      <w:pPr>
+        <w:ind w:left="5816" w:hanging="360"/>
+      </w:pPr>
+      <w:rPr>
+        <w:rFonts w:ascii="Courier New" w:hAnsi="Courier New" w:cs="Courier New" w:hint="default"/>
+      </w:rPr>
+    </w:lvl>
+    <w:lvl w:ilvl="8" w:tplc="40090005" w:tentative="1">
+      <w:start w:val="1"/>
+      <w:numFmt w:val="bullet"/>
+      <w:lvlText w:val=""/>
+      <w:lvlJc w:val="left"/>
+      <w:pPr>
+        <w:ind w:left="6536" w:hanging="360"/>
+      </w:pPr>
+      <w:rPr>
+        <w:rFonts w:ascii="Wingdings" w:hAnsi="Wingdings" w:hint="default"/>
+      </w:rPr>
+    </w:lvl>
+  </w:abstractNum>
+  <w:abstractNum w:abstractNumId="12" w15:restartNumberingAfterBreak="0">
     <w:nsid w:val="76A97D8D"/>
     <w:multiLevelType w:val="hybridMultilevel"/>
     <w:tmpl w:val="A212083A"/>
@@ -2402,7 +3200,7 @@
       </w:rPr>
     </w:lvl>
   </w:abstractNum>
-  <w:abstractNum w:abstractNumId="9" w15:restartNumberingAfterBreak="0">
+  <w:abstractNum w:abstractNumId="13" w15:restartNumberingAfterBreak="0">
     <w:nsid w:val="795A4196"/>
     <w:multiLevelType w:val="hybridMultilevel"/>
     <w:tmpl w:val="D910C498"/>
@@ -2516,34 +3314,46 @@
     </w:lvl>
   </w:abstractNum>
   <w:num w:numId="1" w16cid:durableId="1570340039">
+    <w:abstractNumId w:val="6"/>
+  </w:num>
+  <w:num w:numId="2" w16cid:durableId="982779612">
     <w:abstractNumId w:val="5"/>
   </w:num>
-  <w:num w:numId="2" w16cid:durableId="982779612">
+  <w:num w:numId="3" w16cid:durableId="577903914">
+    <w:abstractNumId w:val="3"/>
+  </w:num>
+  <w:num w:numId="4" w16cid:durableId="328020912">
     <w:abstractNumId w:val="4"/>
   </w:num>
-  <w:num w:numId="3" w16cid:durableId="577903914">
+  <w:num w:numId="5" w16cid:durableId="1423332820">
+    <w:abstractNumId w:val="10"/>
+  </w:num>
+  <w:num w:numId="6" w16cid:durableId="625745372">
     <w:abstractNumId w:val="2"/>
   </w:num>
-  <w:num w:numId="4" w16cid:durableId="328020912">
-    <w:abstractNumId w:val="3"/>
-  </w:num>
-  <w:num w:numId="5" w16cid:durableId="1423332820">
-    <w:abstractNumId w:val="7"/>
-  </w:num>
-  <w:num w:numId="6" w16cid:durableId="625745372">
+  <w:num w:numId="7" w16cid:durableId="1145703084">
     <w:abstractNumId w:val="1"/>
   </w:num>
-  <w:num w:numId="7" w16cid:durableId="1145703084">
+  <w:num w:numId="8" w16cid:durableId="1445735346">
+    <w:abstractNumId w:val="13"/>
+  </w:num>
+  <w:num w:numId="9" w16cid:durableId="624194570">
+    <w:abstractNumId w:val="12"/>
+  </w:num>
+  <w:num w:numId="10" w16cid:durableId="427821451">
+    <w:abstractNumId w:val="8"/>
+  </w:num>
+  <w:num w:numId="11" w16cid:durableId="1987397378">
+    <w:abstractNumId w:val="11"/>
+  </w:num>
+  <w:num w:numId="12" w16cid:durableId="897932131">
+    <w:abstractNumId w:val="9"/>
+  </w:num>
+  <w:num w:numId="13" w16cid:durableId="749812856">
     <w:abstractNumId w:val="0"/>
   </w:num>
-  <w:num w:numId="8" w16cid:durableId="1445735346">
-    <w:abstractNumId w:val="9"/>
-  </w:num>
-  <w:num w:numId="9" w16cid:durableId="624194570">
-    <w:abstractNumId w:val="8"/>
-  </w:num>
-  <w:num w:numId="10" w16cid:durableId="427821451">
-    <w:abstractNumId w:val="6"/>
+  <w:num w:numId="14" w16cid:durableId="1751343518">
+    <w:abstractNumId w:val="7"/>
   </w:num>
 </w:numbering>
 </file>

--- a/uml/uml_nots.docx
+++ b/uml/uml_nots.docx
@@ -24,6 +24,354 @@
         <w:t>** UNIFIDE MODALING LANGUAGE (UML) **</w:t>
       </w:r>
     </w:p>
+    <w:p>
+      <w:pPr>
+        <w:rPr>
+          <w:u w:val="single"/>
+        </w:rPr>
+      </w:pPr>
+    </w:p>
+    <w:p>
+      <w:pPr>
+        <w:rPr>
+          <w:b/>
+          <w:bCs/>
+          <w:sz w:val="28"/>
+          <w:szCs w:val="28"/>
+          <w:u w:val="single"/>
+        </w:rPr>
+      </w:pPr>
+      <w:r>
+        <w:rPr>
+          <w:b/>
+          <w:bCs/>
+          <w:sz w:val="28"/>
+          <w:szCs w:val="28"/>
+          <w:u w:val="single"/>
+        </w:rPr>
+        <w:t># Important Tool for UML:</w:t>
+      </w:r>
+    </w:p>
+    <w:p>
+      <w:pPr>
+        <w:pStyle w:val="ListParagraph"/>
+        <w:numPr>
+          <w:ilvl w:val="0"/>
+          <w:numId w:val="15"/>
+        </w:numPr>
+      </w:pPr>
+      <w:r>
+        <w:t xml:space="preserve"> </w:t>
+      </w:r>
+      <w:hyperlink r:id="rId5" w:history="1">
+        <w:r>
+          <w:rPr>
+            <w:rStyle w:val="Hyperlink"/>
+          </w:rPr>
+          <w:t>https://app.diagrams.net/</w:t>
+        </w:r>
+      </w:hyperlink>
+      <w:r>
+        <w:t xml:space="preserve">                -&gt; </w:t>
+      </w:r>
+      <w:proofErr w:type="spellStart"/>
+      <w:r>
+        <w:t>destop</w:t>
+      </w:r>
+      <w:proofErr w:type="spellEnd"/>
+      <w:r>
+        <w:t xml:space="preserve"> app available</w:t>
+      </w:r>
+    </w:p>
+    <w:p>
+      <w:pPr>
+        <w:pStyle w:val="ListParagraph"/>
+        <w:numPr>
+          <w:ilvl w:val="0"/>
+          <w:numId w:val="15"/>
+        </w:numPr>
+      </w:pPr>
+      <w:r>
+        <w:t xml:space="preserve">  </w:t>
+      </w:r>
+      <w:hyperlink r:id="rId6" w:history="1">
+        <w:r>
+          <w:rPr>
+            <w:rStyle w:val="Hyperlink"/>
+          </w:rPr>
+          <w:t>https://www.edrawsoft.com/</w:t>
+        </w:r>
+      </w:hyperlink>
+      <w:r>
+        <w:t xml:space="preserve">         </w:t>
+      </w:r>
+      <w:r>
+        <w:t xml:space="preserve">-&gt; </w:t>
+      </w:r>
+      <w:proofErr w:type="spellStart"/>
+      <w:r>
+        <w:t>destop</w:t>
+      </w:r>
+      <w:proofErr w:type="spellEnd"/>
+      <w:r>
+        <w:t xml:space="preserve"> app available</w:t>
+      </w:r>
+    </w:p>
+    <w:p>
+      <w:pPr>
+        <w:pStyle w:val="ListParagraph"/>
+        <w:numPr>
+          <w:ilvl w:val="0"/>
+          <w:numId w:val="15"/>
+        </w:numPr>
+      </w:pPr>
+      <w:hyperlink r:id="rId7" w:history="1">
+        <w:r>
+          <w:rPr>
+            <w:rStyle w:val="Hyperlink"/>
+          </w:rPr>
+          <w:t>https://www.youtube.com/watch?v=IivOHc7LNtA&amp;list=PLQ8QGneqFjxOgOXRPuxRKOuDxVZjcTIQI</w:t>
+        </w:r>
+      </w:hyperlink>
+      <w:r>
+        <w:t xml:space="preserve">      -&gt; YouTube</w:t>
+      </w:r>
+    </w:p>
+    <w:tbl>
+      <w:tblPr>
+        <w:tblStyle w:val="GridTable4-Accent5"/>
+        <w:tblW w:w="0" w:type="auto"/>
+        <w:tblLook w:val="04A0" w:firstRow="1" w:lastRow="0" w:firstColumn="1" w:lastColumn="0" w:noHBand="0" w:noVBand="1"/>
+      </w:tblPr>
+      <w:tblGrid>
+        <w:gridCol w:w="4508"/>
+        <w:gridCol w:w="4508"/>
+      </w:tblGrid>
+      <w:tr>
+        <w:trPr>
+          <w:cnfStyle w:val="100000000000" w:firstRow="1" w:lastRow="0" w:firstColumn="0" w:lastColumn="0" w:oddVBand="0" w:evenVBand="0" w:oddHBand="0" w:evenHBand="0" w:firstRowFirstColumn="0" w:firstRowLastColumn="0" w:lastRowFirstColumn="0" w:lastRowLastColumn="0"/>
+        </w:trPr>
+        <w:tc>
+          <w:tcPr>
+            <w:cnfStyle w:val="001000000000" w:firstRow="0" w:lastRow="0" w:firstColumn="1" w:lastColumn="0" w:oddVBand="0" w:evenVBand="0" w:oddHBand="0" w:evenHBand="0" w:firstRowFirstColumn="0" w:firstRowLastColumn="0" w:lastRowFirstColumn="0" w:lastRowLastColumn="0"/>
+            <w:tcW w:w="4508" w:type="dxa"/>
+          </w:tcPr>
+          <w:p>
+            <w:r>
+              <w:t>Tool Name</w:t>
+            </w:r>
+          </w:p>
+        </w:tc>
+        <w:tc>
+          <w:tcPr>
+            <w:tcW w:w="4508" w:type="dxa"/>
+          </w:tcPr>
+          <w:p>
+            <w:pPr>
+              <w:cnfStyle w:val="100000000000" w:firstRow="1" w:lastRow="0" w:firstColumn="0" w:lastColumn="0" w:oddVBand="0" w:evenVBand="0" w:oddHBand="0" w:evenHBand="0" w:firstRowFirstColumn="0" w:firstRowLastColumn="0" w:lastRowFirstColumn="0" w:lastRowLastColumn="0"/>
+            </w:pPr>
+            <w:r>
+              <w:t>Type</w:t>
+            </w:r>
+          </w:p>
+        </w:tc>
+      </w:tr>
+      <w:tr>
+        <w:trPr>
+          <w:cnfStyle w:val="000000100000" w:firstRow="0" w:lastRow="0" w:firstColumn="0" w:lastColumn="0" w:oddVBand="0" w:evenVBand="0" w:oddHBand="1" w:evenHBand="0" w:firstRowFirstColumn="0" w:firstRowLastColumn="0" w:lastRowFirstColumn="0" w:lastRowLastColumn="0"/>
+        </w:trPr>
+        <w:tc>
+          <w:tcPr>
+            <w:cnfStyle w:val="001000000000" w:firstRow="0" w:lastRow="0" w:firstColumn="1" w:lastColumn="0" w:oddVBand="0" w:evenVBand="0" w:oddHBand="0" w:evenHBand="0" w:firstRowFirstColumn="0" w:firstRowLastColumn="0" w:lastRowFirstColumn="0" w:lastRowLastColumn="0"/>
+            <w:tcW w:w="4508" w:type="dxa"/>
+          </w:tcPr>
+          <w:p>
+            <w:r>
+              <w:rPr>
+                <w:rFonts w:ascii="Segoe UI Emoji" w:hAnsi="Segoe UI Emoji" w:cs="Segoe UI Emoji"/>
+              </w:rPr>
+              <w:t>🧱</w:t>
+            </w:r>
+            <w:r>
+              <w:t xml:space="preserve"> Draw.io (diagrams.net)</w:t>
+            </w:r>
+          </w:p>
+        </w:tc>
+        <w:tc>
+          <w:tcPr>
+            <w:tcW w:w="4508" w:type="dxa"/>
+          </w:tcPr>
+          <w:p>
+            <w:pPr>
+              <w:cnfStyle w:val="000000100000" w:firstRow="0" w:lastRow="0" w:firstColumn="0" w:lastColumn="0" w:oddVBand="0" w:evenVBand="0" w:oddHBand="1" w:evenHBand="0" w:firstRowFirstColumn="0" w:firstRowLastColumn="0" w:lastRowFirstColumn="0" w:lastRowLastColumn="0"/>
+            </w:pPr>
+            <w:r>
+              <w:t>Online/Desktop</w:t>
+            </w:r>
+          </w:p>
+        </w:tc>
+      </w:tr>
+      <w:tr>
+        <w:tc>
+          <w:tcPr>
+            <w:cnfStyle w:val="001000000000" w:firstRow="0" w:lastRow="0" w:firstColumn="1" w:lastColumn="0" w:oddVBand="0" w:evenVBand="0" w:oddHBand="0" w:evenHBand="0" w:firstRowFirstColumn="0" w:firstRowLastColumn="0" w:lastRowFirstColumn="0" w:lastRowLastColumn="0"/>
+            <w:tcW w:w="4508" w:type="dxa"/>
+          </w:tcPr>
+          <w:p>
+            <w:r>
+              <w:rPr>
+                <w:rFonts w:ascii="Segoe UI Emoji" w:hAnsi="Segoe UI Emoji" w:cs="Segoe UI Emoji"/>
+              </w:rPr>
+              <w:t>🧩</w:t>
+            </w:r>
+            <w:r>
+              <w:t xml:space="preserve"> Lucidchart</w:t>
+            </w:r>
+          </w:p>
+        </w:tc>
+        <w:tc>
+          <w:tcPr>
+            <w:tcW w:w="4508" w:type="dxa"/>
+          </w:tcPr>
+          <w:p>
+            <w:pPr>
+              <w:cnfStyle w:val="000000000000" w:firstRow="0" w:lastRow="0" w:firstColumn="0" w:lastColumn="0" w:oddVBand="0" w:evenVBand="0" w:oddHBand="0" w:evenHBand="0" w:firstRowFirstColumn="0" w:firstRowLastColumn="0" w:lastRowFirstColumn="0" w:lastRowLastColumn="0"/>
+            </w:pPr>
+            <w:r>
+              <w:t>Online</w:t>
+            </w:r>
+            <w:r>
+              <w:tab/>
+            </w:r>
+          </w:p>
+        </w:tc>
+      </w:tr>
+      <w:tr>
+        <w:trPr>
+          <w:cnfStyle w:val="000000100000" w:firstRow="0" w:lastRow="0" w:firstColumn="0" w:lastColumn="0" w:oddVBand="0" w:evenVBand="0" w:oddHBand="1" w:evenHBand="0" w:firstRowFirstColumn="0" w:firstRowLastColumn="0" w:lastRowFirstColumn="0" w:lastRowLastColumn="0"/>
+        </w:trPr>
+        <w:tc>
+          <w:tcPr>
+            <w:cnfStyle w:val="001000000000" w:firstRow="0" w:lastRow="0" w:firstColumn="1" w:lastColumn="0" w:oddVBand="0" w:evenVBand="0" w:oddHBand="0" w:evenHBand="0" w:firstRowFirstColumn="0" w:firstRowLastColumn="0" w:lastRowFirstColumn="0" w:lastRowLastColumn="0"/>
+            <w:tcW w:w="4508" w:type="dxa"/>
+          </w:tcPr>
+          <w:p>
+            <w:r>
+              <w:rPr>
+                <w:rFonts w:ascii="Segoe UI Emoji" w:hAnsi="Segoe UI Emoji" w:cs="Segoe UI Emoji"/>
+              </w:rPr>
+              <w:t>🎨</w:t>
+            </w:r>
+            <w:r>
+              <w:t xml:space="preserve"> </w:t>
+            </w:r>
+            <w:proofErr w:type="spellStart"/>
+            <w:r>
+              <w:t>EdrawMax</w:t>
+            </w:r>
+            <w:proofErr w:type="spellEnd"/>
+            <w:r>
+              <w:t xml:space="preserve"> (</w:t>
+            </w:r>
+            <w:proofErr w:type="spellStart"/>
+            <w:r>
+              <w:t>EdrawSoft</w:t>
+            </w:r>
+            <w:proofErr w:type="spellEnd"/>
+            <w:r>
+              <w:t>)</w:t>
+            </w:r>
+          </w:p>
+        </w:tc>
+        <w:tc>
+          <w:tcPr>
+            <w:tcW w:w="4508" w:type="dxa"/>
+          </w:tcPr>
+          <w:p>
+            <w:pPr>
+              <w:cnfStyle w:val="000000100000" w:firstRow="0" w:lastRow="0" w:firstColumn="0" w:lastColumn="0" w:oddVBand="0" w:evenVBand="0" w:oddHBand="1" w:evenHBand="0" w:firstRowFirstColumn="0" w:firstRowLastColumn="0" w:lastRowFirstColumn="0" w:lastRowLastColumn="0"/>
+            </w:pPr>
+            <w:r>
+              <w:t>Desktop/Web</w:t>
+            </w:r>
+          </w:p>
+        </w:tc>
+      </w:tr>
+      <w:tr>
+        <w:tc>
+          <w:tcPr>
+            <w:cnfStyle w:val="001000000000" w:firstRow="0" w:lastRow="0" w:firstColumn="1" w:lastColumn="0" w:oddVBand="0" w:evenVBand="0" w:oddHBand="0" w:evenHBand="0" w:firstRowFirstColumn="0" w:firstRowLastColumn="0" w:lastRowFirstColumn="0" w:lastRowLastColumn="0"/>
+            <w:tcW w:w="4508" w:type="dxa"/>
+          </w:tcPr>
+          <w:p>
+            <w:r>
+              <w:rPr>
+                <w:rFonts w:ascii="Segoe UI Emoji" w:hAnsi="Segoe UI Emoji" w:cs="Segoe UI Emoji"/>
+              </w:rPr>
+              <w:t>🧠</w:t>
+            </w:r>
+            <w:r>
+              <w:t xml:space="preserve"> StarUML</w:t>
+            </w:r>
+          </w:p>
+        </w:tc>
+        <w:tc>
+          <w:tcPr>
+            <w:tcW w:w="4508" w:type="dxa"/>
+          </w:tcPr>
+          <w:p>
+            <w:pPr>
+              <w:cnfStyle w:val="000000000000" w:firstRow="0" w:lastRow="0" w:firstColumn="0" w:lastColumn="0" w:oddVBand="0" w:evenVBand="0" w:oddHBand="0" w:evenHBand="0" w:firstRowFirstColumn="0" w:firstRowLastColumn="0" w:lastRowFirstColumn="0" w:lastRowLastColumn="0"/>
+            </w:pPr>
+            <w:r>
+              <w:t>Deskto</w:t>
+            </w:r>
+            <w:r>
+              <w:t>p</w:t>
+            </w:r>
+          </w:p>
+        </w:tc>
+      </w:tr>
+      <w:tr>
+        <w:trPr>
+          <w:cnfStyle w:val="000000100000" w:firstRow="0" w:lastRow="0" w:firstColumn="0" w:lastColumn="0" w:oddVBand="0" w:evenVBand="0" w:oddHBand="1" w:evenHBand="0" w:firstRowFirstColumn="0" w:firstRowLastColumn="0" w:lastRowFirstColumn="0" w:lastRowLastColumn="0"/>
+        </w:trPr>
+        <w:tc>
+          <w:tcPr>
+            <w:cnfStyle w:val="001000000000" w:firstRow="0" w:lastRow="0" w:firstColumn="1" w:lastColumn="0" w:oddVBand="0" w:evenVBand="0" w:oddHBand="0" w:evenHBand="0" w:firstRowFirstColumn="0" w:firstRowLastColumn="0" w:lastRowFirstColumn="0" w:lastRowLastColumn="0"/>
+            <w:tcW w:w="4508" w:type="dxa"/>
+          </w:tcPr>
+          <w:p>
+            <w:r>
+              <w:rPr>
+                <w:rFonts w:ascii="Segoe UI Emoji" w:hAnsi="Segoe UI Emoji" w:cs="Segoe UI Emoji"/>
+              </w:rPr>
+              <w:t>🔥</w:t>
+            </w:r>
+            <w:r>
+              <w:t xml:space="preserve"> Visual Paradigm</w:t>
+            </w:r>
+          </w:p>
+        </w:tc>
+        <w:tc>
+          <w:tcPr>
+            <w:tcW w:w="4508" w:type="dxa"/>
+          </w:tcPr>
+          <w:p>
+            <w:pPr>
+              <w:cnfStyle w:val="000000100000" w:firstRow="0" w:lastRow="0" w:firstColumn="0" w:lastColumn="0" w:oddVBand="0" w:evenVBand="0" w:oddHBand="1" w:evenHBand="0" w:firstRowFirstColumn="0" w:firstRowLastColumn="0" w:lastRowFirstColumn="0" w:lastRowLastColumn="0"/>
+            </w:pPr>
+            <w:r>
+              <w:t>Online/Desktop</w:t>
+            </w:r>
+            <w:r>
+              <w:tab/>
+            </w:r>
+          </w:p>
+        </w:tc>
+      </w:tr>
+    </w:tbl>
+    <w:p/>
     <w:p>
       <w:pPr>
         <w:pStyle w:val="ListParagraph"/>
@@ -541,7 +889,7 @@
                     </pic:cNvPicPr>
                   </pic:nvPicPr>
                   <pic:blipFill>
-                    <a:blip r:embed="rId5">
+                    <a:blip r:embed="rId8">
                       <a:extLst>
                         <a:ext uri="{28A0092B-C50C-407E-A947-70E740481C1C}">
                           <a14:useLocalDpi xmlns:a14="http://schemas.microsoft.com/office/drawing/2010/main" val="0"/>
@@ -653,7 +1001,6 @@
           <w:sz w:val="32"/>
           <w:szCs w:val="32"/>
         </w:rPr>
-        <w:lastRenderedPageBreak/>
         <w:t>Component:</w:t>
       </w:r>
     </w:p>
@@ -689,7 +1036,7 @@
                     </pic:cNvPicPr>
                   </pic:nvPicPr>
                   <pic:blipFill>
-                    <a:blip r:embed="rId6">
+                    <a:blip r:embed="rId9">
                       <a:extLst>
                         <a:ext uri="{28A0092B-C50C-407E-A947-70E740481C1C}">
                           <a14:useLocalDpi xmlns:a14="http://schemas.microsoft.com/office/drawing/2010/main" val="0"/>
@@ -803,7 +1150,7 @@
                     </pic:cNvPicPr>
                   </pic:nvPicPr>
                   <pic:blipFill>
-                    <a:blip r:embed="rId7">
+                    <a:blip r:embed="rId10">
                       <a:extLst>
                         <a:ext uri="{28A0092B-C50C-407E-A947-70E740481C1C}">
                           <a14:useLocalDpi xmlns:a14="http://schemas.microsoft.com/office/drawing/2010/main" val="0"/>
@@ -912,6 +1259,7 @@
           <w:sz w:val="32"/>
           <w:szCs w:val="32"/>
         </w:rPr>
+        <w:lastRenderedPageBreak/>
         <w:t>Activity Diagram</w:t>
       </w:r>
     </w:p>
@@ -936,7 +1284,7 @@
           <w:szCs w:val="32"/>
         </w:rPr>
         <w:drawing>
-          <wp:inline distT="0" distB="0" distL="0" distR="0" wp14:anchorId="17DA390A" wp14:editId="1AA84CED">
+          <wp:inline distT="0" distB="0" distL="0" distR="0" wp14:anchorId="17DA390A" wp14:editId="29C573FB">
             <wp:extent cx="1888739" cy="2089387"/>
             <wp:effectExtent l="0" t="0" r="0" b="6350"/>
             <wp:docPr id="380841537" name="Picture 4"/>
@@ -953,7 +1301,7 @@
                     </pic:cNvPicPr>
                   </pic:nvPicPr>
                   <pic:blipFill>
-                    <a:blip r:embed="rId8" cstate="print">
+                    <a:blip r:embed="rId11" cstate="print">
                       <a:extLst>
                         <a:ext uri="{28A0092B-C50C-407E-A947-70E740481C1C}">
                           <a14:useLocalDpi xmlns:a14="http://schemas.microsoft.com/office/drawing/2010/main" val="0"/>
@@ -1036,7 +1384,6 @@
           <w:sz w:val="32"/>
           <w:szCs w:val="32"/>
         </w:rPr>
-        <w:lastRenderedPageBreak/>
         <w:t>Interaction Diagrams</w:t>
       </w:r>
       <w:r>
@@ -1081,7 +1428,7 @@
           <w:noProof/>
         </w:rPr>
         <w:drawing>
-          <wp:inline distT="0" distB="0" distL="0" distR="0" wp14:anchorId="6737D32E" wp14:editId="67ED6E2B">
+          <wp:inline distT="0" distB="0" distL="0" distR="0" wp14:anchorId="6737D32E" wp14:editId="40CA3E51">
             <wp:extent cx="3441634" cy="1720817"/>
             <wp:effectExtent l="0" t="0" r="6985" b="0"/>
             <wp:docPr id="1147467206" name="Picture 5"/>
@@ -1098,7 +1445,7 @@
                     </pic:cNvPicPr>
                   </pic:nvPicPr>
                   <pic:blipFill>
-                    <a:blip r:embed="rId9" cstate="print">
+                    <a:blip r:embed="rId12" cstate="print">
                       <a:extLst>
                         <a:ext uri="{28A0092B-C50C-407E-A947-70E740481C1C}">
                           <a14:useLocalDpi xmlns:a14="http://schemas.microsoft.com/office/drawing/2010/main" val="0"/>
@@ -1320,6 +1667,7 @@
         </w:numPr>
       </w:pPr>
       <w:r>
+        <w:lastRenderedPageBreak/>
         <w:t>Activity diagram</w:t>
       </w:r>
     </w:p>
@@ -1621,7 +1969,6 @@
           <w:sz w:val="32"/>
           <w:szCs w:val="32"/>
         </w:rPr>
-        <w:lastRenderedPageBreak/>
         <w:t>Relationships in Use Case Diagrams</w:t>
       </w:r>
     </w:p>
@@ -3088,6 +3435,119 @@
     </w:lvl>
   </w:abstractNum>
   <w:abstractNum w:abstractNumId="12" w15:restartNumberingAfterBreak="0">
+    <w:nsid w:val="677256AE"/>
+    <w:multiLevelType w:val="hybridMultilevel"/>
+    <w:tmpl w:val="36247428"/>
+    <w:lvl w:ilvl="0" w:tplc="40090001">
+      <w:start w:val="1"/>
+      <w:numFmt w:val="bullet"/>
+      <w:lvlText w:val=""/>
+      <w:lvlJc w:val="left"/>
+      <w:pPr>
+        <w:ind w:left="989" w:hanging="360"/>
+      </w:pPr>
+      <w:rPr>
+        <w:rFonts w:ascii="Symbol" w:hAnsi="Symbol" w:hint="default"/>
+      </w:rPr>
+    </w:lvl>
+    <w:lvl w:ilvl="1" w:tplc="40090003" w:tentative="1">
+      <w:start w:val="1"/>
+      <w:numFmt w:val="bullet"/>
+      <w:lvlText w:val="o"/>
+      <w:lvlJc w:val="left"/>
+      <w:pPr>
+        <w:ind w:left="1709" w:hanging="360"/>
+      </w:pPr>
+      <w:rPr>
+        <w:rFonts w:ascii="Courier New" w:hAnsi="Courier New" w:cs="Courier New" w:hint="default"/>
+      </w:rPr>
+    </w:lvl>
+    <w:lvl w:ilvl="2" w:tplc="40090005" w:tentative="1">
+      <w:start w:val="1"/>
+      <w:numFmt w:val="bullet"/>
+      <w:lvlText w:val=""/>
+      <w:lvlJc w:val="left"/>
+      <w:pPr>
+        <w:ind w:left="2429" w:hanging="360"/>
+      </w:pPr>
+      <w:rPr>
+        <w:rFonts w:ascii="Wingdings" w:hAnsi="Wingdings" w:hint="default"/>
+      </w:rPr>
+    </w:lvl>
+    <w:lvl w:ilvl="3" w:tplc="40090001" w:tentative="1">
+      <w:start w:val="1"/>
+      <w:numFmt w:val="bullet"/>
+      <w:lvlText w:val=""/>
+      <w:lvlJc w:val="left"/>
+      <w:pPr>
+        <w:ind w:left="3149" w:hanging="360"/>
+      </w:pPr>
+      <w:rPr>
+        <w:rFonts w:ascii="Symbol" w:hAnsi="Symbol" w:hint="default"/>
+      </w:rPr>
+    </w:lvl>
+    <w:lvl w:ilvl="4" w:tplc="40090003" w:tentative="1">
+      <w:start w:val="1"/>
+      <w:numFmt w:val="bullet"/>
+      <w:lvlText w:val="o"/>
+      <w:lvlJc w:val="left"/>
+      <w:pPr>
+        <w:ind w:left="3869" w:hanging="360"/>
+      </w:pPr>
+      <w:rPr>
+        <w:rFonts w:ascii="Courier New" w:hAnsi="Courier New" w:cs="Courier New" w:hint="default"/>
+      </w:rPr>
+    </w:lvl>
+    <w:lvl w:ilvl="5" w:tplc="40090005" w:tentative="1">
+      <w:start w:val="1"/>
+      <w:numFmt w:val="bullet"/>
+      <w:lvlText w:val=""/>
+      <w:lvlJc w:val="left"/>
+      <w:pPr>
+        <w:ind w:left="4589" w:hanging="360"/>
+      </w:pPr>
+      <w:rPr>
+        <w:rFonts w:ascii="Wingdings" w:hAnsi="Wingdings" w:hint="default"/>
+      </w:rPr>
+    </w:lvl>
+    <w:lvl w:ilvl="6" w:tplc="40090001" w:tentative="1">
+      <w:start w:val="1"/>
+      <w:numFmt w:val="bullet"/>
+      <w:lvlText w:val=""/>
+      <w:lvlJc w:val="left"/>
+      <w:pPr>
+        <w:ind w:left="5309" w:hanging="360"/>
+      </w:pPr>
+      <w:rPr>
+        <w:rFonts w:ascii="Symbol" w:hAnsi="Symbol" w:hint="default"/>
+      </w:rPr>
+    </w:lvl>
+    <w:lvl w:ilvl="7" w:tplc="40090003" w:tentative="1">
+      <w:start w:val="1"/>
+      <w:numFmt w:val="bullet"/>
+      <w:lvlText w:val="o"/>
+      <w:lvlJc w:val="left"/>
+      <w:pPr>
+        <w:ind w:left="6029" w:hanging="360"/>
+      </w:pPr>
+      <w:rPr>
+        <w:rFonts w:ascii="Courier New" w:hAnsi="Courier New" w:cs="Courier New" w:hint="default"/>
+      </w:rPr>
+    </w:lvl>
+    <w:lvl w:ilvl="8" w:tplc="40090005" w:tentative="1">
+      <w:start w:val="1"/>
+      <w:numFmt w:val="bullet"/>
+      <w:lvlText w:val=""/>
+      <w:lvlJc w:val="left"/>
+      <w:pPr>
+        <w:ind w:left="6749" w:hanging="360"/>
+      </w:pPr>
+      <w:rPr>
+        <w:rFonts w:ascii="Wingdings" w:hAnsi="Wingdings" w:hint="default"/>
+      </w:rPr>
+    </w:lvl>
+  </w:abstractNum>
+  <w:abstractNum w:abstractNumId="13" w15:restartNumberingAfterBreak="0">
     <w:nsid w:val="76A97D8D"/>
     <w:multiLevelType w:val="hybridMultilevel"/>
     <w:tmpl w:val="A212083A"/>
@@ -3200,7 +3660,7 @@
       </w:rPr>
     </w:lvl>
   </w:abstractNum>
-  <w:abstractNum w:abstractNumId="13" w15:restartNumberingAfterBreak="0">
+  <w:abstractNum w:abstractNumId="14" w15:restartNumberingAfterBreak="0">
     <w:nsid w:val="795A4196"/>
     <w:multiLevelType w:val="hybridMultilevel"/>
     <w:tmpl w:val="D910C498"/>
@@ -3335,10 +3795,10 @@
     <w:abstractNumId w:val="1"/>
   </w:num>
   <w:num w:numId="8" w16cid:durableId="1445735346">
-    <w:abstractNumId w:val="13"/>
+    <w:abstractNumId w:val="14"/>
   </w:num>
   <w:num w:numId="9" w16cid:durableId="624194570">
-    <w:abstractNumId w:val="12"/>
+    <w:abstractNumId w:val="13"/>
   </w:num>
   <w:num w:numId="10" w16cid:durableId="427821451">
     <w:abstractNumId w:val="8"/>
@@ -3354,6 +3814,9 @@
   </w:num>
   <w:num w:numId="14" w16cid:durableId="1751343518">
     <w:abstractNumId w:val="7"/>
+  </w:num>
+  <w:num w:numId="15" w16cid:durableId="234051171">
+    <w:abstractNumId w:val="12"/>
   </w:num>
 </w:numbering>
 </file>
@@ -4294,6 +4757,105 @@
       </w:tblBorders>
     </w:tblPr>
   </w:style>
+  <w:style w:type="character" w:styleId="Hyperlink">
+    <w:name w:val="Hyperlink"/>
+    <w:basedOn w:val="DefaultParagraphFont"/>
+    <w:uiPriority w:val="99"/>
+    <w:unhideWhenUsed/>
+    <w:rsid w:val="0011200E"/>
+    <w:rPr>
+      <w:color w:val="0563C1" w:themeColor="hyperlink"/>
+      <w:u w:val="single"/>
+    </w:rPr>
+  </w:style>
+  <w:style w:type="character" w:styleId="UnresolvedMention">
+    <w:name w:val="Unresolved Mention"/>
+    <w:basedOn w:val="DefaultParagraphFont"/>
+    <w:uiPriority w:val="99"/>
+    <w:semiHidden/>
+    <w:unhideWhenUsed/>
+    <w:rsid w:val="0011200E"/>
+    <w:rPr>
+      <w:color w:val="605E5C"/>
+      <w:shd w:val="clear" w:color="auto" w:fill="E1DFDD"/>
+    </w:rPr>
+  </w:style>
+  <w:style w:type="table" w:styleId="GridTable4-Accent5">
+    <w:name w:val="Grid Table 4 Accent 5"/>
+    <w:basedOn w:val="TableNormal"/>
+    <w:uiPriority w:val="49"/>
+    <w:rsid w:val="001E058B"/>
+    <w:pPr>
+      <w:spacing w:after="0" w:line="240" w:lineRule="auto"/>
+    </w:pPr>
+    <w:tblPr>
+      <w:tblStyleRowBandSize w:val="1"/>
+      <w:tblStyleColBandSize w:val="1"/>
+      <w:tblBorders>
+        <w:top w:val="single" w:sz="4" w:space="0" w:color="9CC2E5" w:themeColor="accent5" w:themeTint="99"/>
+        <w:left w:val="single" w:sz="4" w:space="0" w:color="9CC2E5" w:themeColor="accent5" w:themeTint="99"/>
+        <w:bottom w:val="single" w:sz="4" w:space="0" w:color="9CC2E5" w:themeColor="accent5" w:themeTint="99"/>
+        <w:right w:val="single" w:sz="4" w:space="0" w:color="9CC2E5" w:themeColor="accent5" w:themeTint="99"/>
+        <w:insideH w:val="single" w:sz="4" w:space="0" w:color="9CC2E5" w:themeColor="accent5" w:themeTint="99"/>
+        <w:insideV w:val="single" w:sz="4" w:space="0" w:color="9CC2E5" w:themeColor="accent5" w:themeTint="99"/>
+      </w:tblBorders>
+    </w:tblPr>
+    <w:tblStylePr w:type="firstRow">
+      <w:rPr>
+        <w:b/>
+        <w:bCs/>
+        <w:color w:val="FFFFFF" w:themeColor="background1"/>
+      </w:rPr>
+      <w:tblPr/>
+      <w:tcPr>
+        <w:tcBorders>
+          <w:top w:val="single" w:sz="4" w:space="0" w:color="5B9BD5" w:themeColor="accent5"/>
+          <w:left w:val="single" w:sz="4" w:space="0" w:color="5B9BD5" w:themeColor="accent5"/>
+          <w:bottom w:val="single" w:sz="4" w:space="0" w:color="5B9BD5" w:themeColor="accent5"/>
+          <w:right w:val="single" w:sz="4" w:space="0" w:color="5B9BD5" w:themeColor="accent5"/>
+          <w:insideH w:val="nil"/>
+          <w:insideV w:val="nil"/>
+        </w:tcBorders>
+        <w:shd w:val="clear" w:color="auto" w:fill="5B9BD5" w:themeFill="accent5"/>
+      </w:tcPr>
+    </w:tblStylePr>
+    <w:tblStylePr w:type="lastRow">
+      <w:rPr>
+        <w:b/>
+        <w:bCs/>
+      </w:rPr>
+      <w:tblPr/>
+      <w:tcPr>
+        <w:tcBorders>
+          <w:top w:val="double" w:sz="4" w:space="0" w:color="5B9BD5" w:themeColor="accent5"/>
+        </w:tcBorders>
+      </w:tcPr>
+    </w:tblStylePr>
+    <w:tblStylePr w:type="firstCol">
+      <w:rPr>
+        <w:b/>
+        <w:bCs/>
+      </w:rPr>
+    </w:tblStylePr>
+    <w:tblStylePr w:type="lastCol">
+      <w:rPr>
+        <w:b/>
+        <w:bCs/>
+      </w:rPr>
+    </w:tblStylePr>
+    <w:tblStylePr w:type="band1Vert">
+      <w:tblPr/>
+      <w:tcPr>
+        <w:shd w:val="clear" w:color="auto" w:fill="DEEAF6" w:themeFill="accent5" w:themeFillTint="33"/>
+      </w:tcPr>
+    </w:tblStylePr>
+    <w:tblStylePr w:type="band1Horz">
+      <w:tblPr/>
+      <w:tcPr>
+        <w:shd w:val="clear" w:color="auto" w:fill="DEEAF6" w:themeFill="accent5" w:themeFillTint="33"/>
+      </w:tcPr>
+    </w:tblStylePr>
+  </w:style>
 </w:styles>
 </file>
 

--- a/uml/uml_nots.docx
+++ b/uml/uml_nots.docx
@@ -103,10 +103,7 @@
         </w:r>
       </w:hyperlink>
       <w:r>
-        <w:t xml:space="preserve">         </w:t>
-      </w:r>
-      <w:r>
-        <w:t xml:space="preserve">-&gt; </w:t>
+        <w:t xml:space="preserve">         -&gt; </w:t>
       </w:r>
       <w:proofErr w:type="spellStart"/>
       <w:r>
@@ -374,6 +371,365 @@
     <w:p/>
     <w:p>
       <w:pPr>
+        <w:rPr>
+          <w:b/>
+          <w:bCs/>
+          <w:sz w:val="28"/>
+          <w:szCs w:val="28"/>
+          <w:u w:val="single"/>
+        </w:rPr>
+      </w:pPr>
+      <w:r>
+        <w:rPr>
+          <w:rFonts w:ascii="Segoe UI Emoji" w:hAnsi="Segoe UI Emoji" w:cs="Segoe UI Emoji"/>
+          <w:b/>
+          <w:bCs/>
+          <w:sz w:val="28"/>
+          <w:szCs w:val="28"/>
+          <w:u w:val="single"/>
+        </w:rPr>
+        <w:t>🧠</w:t>
+      </w:r>
+      <w:r>
+        <w:rPr>
+          <w:b/>
+          <w:bCs/>
+          <w:sz w:val="28"/>
+          <w:szCs w:val="28"/>
+          <w:u w:val="single"/>
+        </w:rPr>
+        <w:t xml:space="preserve"> OOP + UML Ka Must-Ask Checklist:</w:t>
+      </w:r>
+    </w:p>
+    <w:p>
+      <w:pPr>
+        <w:rPr>
+          <w:b/>
+          <w:bCs/>
+        </w:rPr>
+      </w:pPr>
+      <w:r>
+        <w:rPr>
+          <w:rFonts w:ascii="Segoe UI Emoji" w:hAnsi="Segoe UI Emoji" w:cs="Segoe UI Emoji"/>
+          <w:b/>
+          <w:bCs/>
+        </w:rPr>
+        <w:t>✅</w:t>
+      </w:r>
+      <w:r>
+        <w:rPr>
+          <w:b/>
+          <w:bCs/>
+        </w:rPr>
+        <w:t xml:space="preserve"> OOP Concepts</w:t>
+      </w:r>
+    </w:p>
+    <w:p>
+      <w:pPr>
+        <w:numPr>
+          <w:ilvl w:val="0"/>
+          <w:numId w:val="16"/>
+        </w:numPr>
+      </w:pPr>
+      <w:r>
+        <w:t>Constructor types (default, parameterized, copy)</w:t>
+      </w:r>
+    </w:p>
+    <w:p>
+      <w:pPr>
+        <w:numPr>
+          <w:ilvl w:val="0"/>
+          <w:numId w:val="16"/>
+        </w:numPr>
+      </w:pPr>
+      <w:r>
+        <w:t>Inheritance types (single, multilevel, multiple, hybrid)</w:t>
+      </w:r>
+    </w:p>
+    <w:p>
+      <w:pPr>
+        <w:numPr>
+          <w:ilvl w:val="0"/>
+          <w:numId w:val="16"/>
+        </w:numPr>
+      </w:pPr>
+      <w:r>
+        <w:t>Polymorphism (compile-time vs run-time)</w:t>
+      </w:r>
+    </w:p>
+    <w:p>
+      <w:pPr>
+        <w:numPr>
+          <w:ilvl w:val="0"/>
+          <w:numId w:val="16"/>
+        </w:numPr>
+      </w:pPr>
+      <w:r>
+        <w:t>Abstraction vs Encapsulation</w:t>
+      </w:r>
+    </w:p>
+    <w:p>
+      <w:pPr>
+        <w:numPr>
+          <w:ilvl w:val="0"/>
+          <w:numId w:val="16"/>
+        </w:numPr>
+      </w:pPr>
+      <w:r>
+        <w:t>Interface vs Abstract class (C++/Java style)</w:t>
+      </w:r>
+    </w:p>
+    <w:p>
+      <w:pPr>
+        <w:numPr>
+          <w:ilvl w:val="0"/>
+          <w:numId w:val="16"/>
+        </w:numPr>
+      </w:pPr>
+      <w:r>
+        <w:t>Access specifiers with inheritance</w:t>
+      </w:r>
+    </w:p>
+    <w:p>
+      <w:pPr>
+        <w:rPr>
+          <w:b/>
+          <w:bCs/>
+        </w:rPr>
+      </w:pPr>
+      <w:r>
+        <w:rPr>
+          <w:rFonts w:ascii="Segoe UI Emoji" w:hAnsi="Segoe UI Emoji" w:cs="Segoe UI Emoji"/>
+          <w:b/>
+          <w:bCs/>
+        </w:rPr>
+        <w:t>✅</w:t>
+      </w:r>
+      <w:r>
+        <w:rPr>
+          <w:b/>
+          <w:bCs/>
+        </w:rPr>
+        <w:t xml:space="preserve"> UML Diagram Types</w:t>
+      </w:r>
+    </w:p>
+    <w:p>
+      <w:pPr>
+        <w:numPr>
+          <w:ilvl w:val="0"/>
+          <w:numId w:val="17"/>
+        </w:numPr>
+      </w:pPr>
+      <w:r>
+        <w:t>Class Diagram (structure)</w:t>
+      </w:r>
+    </w:p>
+    <w:p>
+      <w:pPr>
+        <w:numPr>
+          <w:ilvl w:val="0"/>
+          <w:numId w:val="17"/>
+        </w:numPr>
+      </w:pPr>
+      <w:r>
+        <w:t>Sequence Diagram (object interactions over time)</w:t>
+      </w:r>
+    </w:p>
+    <w:p>
+      <w:pPr>
+        <w:numPr>
+          <w:ilvl w:val="0"/>
+          <w:numId w:val="17"/>
+        </w:numPr>
+      </w:pPr>
+      <w:r>
+        <w:t>Activity Diagram (workflow)</w:t>
+      </w:r>
+    </w:p>
+    <w:p>
+      <w:pPr>
+        <w:numPr>
+          <w:ilvl w:val="0"/>
+          <w:numId w:val="17"/>
+        </w:numPr>
+      </w:pPr>
+      <w:r>
+        <w:t>Use Case Diagram (user-system interaction)</w:t>
+      </w:r>
+    </w:p>
+    <w:p>
+      <w:pPr>
+        <w:numPr>
+          <w:ilvl w:val="0"/>
+          <w:numId w:val="17"/>
+        </w:numPr>
+      </w:pPr>
+      <w:r>
+        <w:t>State Diagram (object states)</w:t>
+      </w:r>
+    </w:p>
+    <w:p>
+      <w:pPr>
+        <w:numPr>
+          <w:ilvl w:val="0"/>
+          <w:numId w:val="17"/>
+        </w:numPr>
+      </w:pPr>
+      <w:r>
+        <w:t>Component Diagram (system-level components)</w:t>
+      </w:r>
+    </w:p>
+    <w:p>
+      <w:pPr>
+        <w:rPr>
+          <w:b/>
+          <w:bCs/>
+        </w:rPr>
+      </w:pPr>
+      <w:r>
+        <w:rPr>
+          <w:rFonts w:ascii="Segoe UI Emoji" w:hAnsi="Segoe UI Emoji" w:cs="Segoe UI Emoji"/>
+          <w:b/>
+          <w:bCs/>
+        </w:rPr>
+        <w:t>✅</w:t>
+      </w:r>
+      <w:r>
+        <w:rPr>
+          <w:b/>
+          <w:bCs/>
+        </w:rPr>
+        <w:t xml:space="preserve"> UML Hands-on</w:t>
+      </w:r>
+    </w:p>
+    <w:p>
+      <w:pPr>
+        <w:numPr>
+          <w:ilvl w:val="0"/>
+          <w:numId w:val="18"/>
+        </w:numPr>
+      </w:pPr>
+      <w:r>
+        <w:lastRenderedPageBreak/>
+        <w:t>Draw.io me ek class diagram banana</w:t>
+      </w:r>
+    </w:p>
+    <w:p>
+      <w:pPr>
+        <w:numPr>
+          <w:ilvl w:val="0"/>
+          <w:numId w:val="18"/>
+        </w:numPr>
+      </w:pPr>
+      <w:r>
+        <w:t>Inheritance ka UML banana</w:t>
+      </w:r>
+    </w:p>
+    <w:p>
+      <w:pPr>
+        <w:numPr>
+          <w:ilvl w:val="0"/>
+          <w:numId w:val="18"/>
+        </w:numPr>
+      </w:pPr>
+      <w:r>
+        <w:t>Real-life system ka UML (like ATM, YouTube app)</w:t>
+      </w:r>
+    </w:p>
+    <w:p>
+      <w:pPr>
+        <w:rPr>
+          <w:b/>
+          <w:bCs/>
+        </w:rPr>
+      </w:pPr>
+      <w:r>
+        <w:rPr>
+          <w:rFonts w:ascii="Segoe UI Emoji" w:hAnsi="Segoe UI Emoji" w:cs="Segoe UI Emoji"/>
+          <w:b/>
+          <w:bCs/>
+        </w:rPr>
+        <w:t>✅</w:t>
+      </w:r>
+      <w:r>
+        <w:rPr>
+          <w:b/>
+          <w:bCs/>
+        </w:rPr>
+        <w:t xml:space="preserve"> Project / Real-World Use</w:t>
+      </w:r>
+    </w:p>
+    <w:p>
+      <w:pPr>
+        <w:numPr>
+          <w:ilvl w:val="0"/>
+          <w:numId w:val="19"/>
+        </w:numPr>
+      </w:pPr>
+      <w:r>
+        <w:t xml:space="preserve">OOP + UML se ek </w:t>
+      </w:r>
+      <w:proofErr w:type="spellStart"/>
+      <w:r>
+        <w:t>chhota</w:t>
+      </w:r>
+      <w:proofErr w:type="spellEnd"/>
+      <w:r>
+        <w:t xml:space="preserve"> software design </w:t>
+      </w:r>
+      <w:proofErr w:type="spellStart"/>
+      <w:r>
+        <w:t>kaise</w:t>
+      </w:r>
+      <w:proofErr w:type="spellEnd"/>
+      <w:r>
+        <w:t xml:space="preserve"> </w:t>
+      </w:r>
+      <w:proofErr w:type="spellStart"/>
+      <w:r>
+        <w:t>kare</w:t>
+      </w:r>
+      <w:proofErr w:type="spellEnd"/>
+      <w:r>
+        <w:t>?</w:t>
+      </w:r>
+    </w:p>
+    <w:p>
+      <w:pPr>
+        <w:numPr>
+          <w:ilvl w:val="0"/>
+          <w:numId w:val="19"/>
+        </w:numPr>
+      </w:pPr>
+      <w:r>
+        <w:t>Folder structure + file planning</w:t>
+      </w:r>
+    </w:p>
+    <w:p>
+      <w:pPr>
+        <w:numPr>
+          <w:ilvl w:val="0"/>
+          <w:numId w:val="19"/>
+        </w:numPr>
+      </w:pPr>
+      <w:r>
+        <w:t xml:space="preserve">UML → Code generation tools (like </w:t>
+      </w:r>
+      <w:proofErr w:type="spellStart"/>
+      <w:r>
+        <w:t>StarUML</w:t>
+      </w:r>
+      <w:proofErr w:type="spellEnd"/>
+      <w:r>
+        <w:t>)</w:t>
+      </w:r>
+    </w:p>
+    <w:p/>
+    <w:p/>
+    <w:p/>
+    <w:p/>
+    <w:p>
+      <w:pPr>
         <w:pStyle w:val="ListParagraph"/>
         <w:numPr>
           <w:ilvl w:val="0"/>
@@ -860,6 +1216,7 @@
           <w:sz w:val="28"/>
           <w:szCs w:val="28"/>
         </w:rPr>
+        <w:lastRenderedPageBreak/>
         <w:t>Use Case:</w:t>
       </w:r>
     </w:p>
@@ -1259,7 +1616,6 @@
           <w:sz w:val="32"/>
           <w:szCs w:val="32"/>
         </w:rPr>
-        <w:lastRenderedPageBreak/>
         <w:t>Activity Diagram</w:t>
       </w:r>
     </w:p>
@@ -1283,8 +1639,9 @@
           <w:sz w:val="32"/>
           <w:szCs w:val="32"/>
         </w:rPr>
+        <w:lastRenderedPageBreak/>
         <w:drawing>
-          <wp:inline distT="0" distB="0" distL="0" distR="0" wp14:anchorId="17DA390A" wp14:editId="29C573FB">
+          <wp:inline distT="0" distB="0" distL="0" distR="0" wp14:anchorId="17DA390A" wp14:editId="20758EC4">
             <wp:extent cx="1888739" cy="2089387"/>
             <wp:effectExtent l="0" t="0" r="0" b="6350"/>
             <wp:docPr id="380841537" name="Picture 4"/>
@@ -1428,7 +1785,7 @@
           <w:noProof/>
         </w:rPr>
         <w:drawing>
-          <wp:inline distT="0" distB="0" distL="0" distR="0" wp14:anchorId="6737D32E" wp14:editId="40CA3E51">
+          <wp:inline distT="0" distB="0" distL="0" distR="0" wp14:anchorId="6737D32E" wp14:editId="66031CD2">
             <wp:extent cx="3441634" cy="1720817"/>
             <wp:effectExtent l="0" t="0" r="6985" b="0"/>
             <wp:docPr id="1147467206" name="Picture 5"/>
@@ -1667,7 +2024,6 @@
         </w:numPr>
       </w:pPr>
       <w:r>
-        <w:lastRenderedPageBreak/>
         <w:t>Activity diagram</w:t>
       </w:r>
     </w:p>
@@ -2021,30 +2377,4064 @@
       </w:r>
     </w:p>
     <w:p/>
+    <w:p>
+      <w:pPr>
+        <w:pBdr>
+          <w:bottom w:val="double" w:sz="6" w:space="1" w:color="auto"/>
+        </w:pBdr>
+      </w:pPr>
+    </w:p>
+    <w:p>
+      <w:pPr>
+        <w:pStyle w:val="ListParagraph"/>
+        <w:numPr>
+          <w:ilvl w:val="0"/>
+          <w:numId w:val="20"/>
+        </w:numPr>
+        <w:rPr>
+          <w:b/>
+          <w:bCs/>
+          <w:sz w:val="32"/>
+          <w:szCs w:val="32"/>
+        </w:rPr>
+      </w:pPr>
+      <w:r>
+        <w:rPr>
+          <w:b/>
+          <w:bCs/>
+          <w:sz w:val="32"/>
+          <w:szCs w:val="32"/>
+        </w:rPr>
+        <w:t xml:space="preserve">How to draw a Sequence </w:t>
+      </w:r>
+      <w:proofErr w:type="gramStart"/>
+      <w:r>
+        <w:rPr>
+          <w:b/>
+          <w:bCs/>
+          <w:sz w:val="32"/>
+          <w:szCs w:val="32"/>
+        </w:rPr>
+        <w:t>Diagram ?</w:t>
+      </w:r>
+      <w:proofErr w:type="gramEnd"/>
+    </w:p>
+    <w:p>
+      <w:pPr>
+        <w:pStyle w:val="ListParagraph"/>
+        <w:numPr>
+          <w:ilvl w:val="0"/>
+          <w:numId w:val="21"/>
+        </w:numPr>
+      </w:pPr>
+      <w:r>
+        <w:t xml:space="preserve">Identify the use case </w:t>
+      </w:r>
+    </w:p>
+    <w:p>
+      <w:pPr>
+        <w:pStyle w:val="ListParagraph"/>
+        <w:numPr>
+          <w:ilvl w:val="0"/>
+          <w:numId w:val="21"/>
+        </w:numPr>
+      </w:pPr>
+      <w:r>
+        <w:t>Identify the Actor and Objects</w:t>
+      </w:r>
+    </w:p>
+    <w:p>
+      <w:pPr>
+        <w:pStyle w:val="ListParagraph"/>
+        <w:numPr>
+          <w:ilvl w:val="0"/>
+          <w:numId w:val="21"/>
+        </w:numPr>
+      </w:pPr>
+      <w:r>
+        <w:t>Identify the order of Action</w:t>
+      </w:r>
+    </w:p>
+    <w:p>
+      <w:pPr>
+        <w:pStyle w:val="ListParagraph"/>
+        <w:numPr>
+          <w:ilvl w:val="0"/>
+          <w:numId w:val="21"/>
+        </w:numPr>
+      </w:pPr>
+      <w:r>
+        <w:t>Create the diagram</w:t>
+      </w:r>
+    </w:p>
+    <w:p/>
+    <w:p>
+      <w:pPr>
+        <w:pStyle w:val="ListParagraph"/>
+        <w:numPr>
+          <w:ilvl w:val="0"/>
+          <w:numId w:val="20"/>
+        </w:numPr>
+        <w:rPr>
+          <w:b/>
+          <w:bCs/>
+          <w:sz w:val="32"/>
+          <w:szCs w:val="32"/>
+        </w:rPr>
+      </w:pPr>
+      <w:r>
+        <w:rPr>
+          <w:b/>
+          <w:bCs/>
+          <w:sz w:val="32"/>
+          <w:szCs w:val="32"/>
+        </w:rPr>
+        <w:t xml:space="preserve">Identify the use case </w:t>
+      </w:r>
+    </w:p>
+    <w:p>
+      <w:pPr>
+        <w:pStyle w:val="ListParagraph"/>
+        <w:numPr>
+          <w:ilvl w:val="0"/>
+          <w:numId w:val="22"/>
+        </w:numPr>
+      </w:pPr>
+      <w:r>
+        <w:t xml:space="preserve">To begin with the sequence diagram, we need to understand our situation. The sequence diagram helps us show the step I order, for that situation. Let’s </w:t>
+      </w:r>
+      <w:proofErr w:type="spellStart"/>
+      <w:r>
+        <w:t>imagin</w:t>
+      </w:r>
+      <w:proofErr w:type="spellEnd"/>
+      <w:r>
+        <w:t xml:space="preserve"> a simple situation where a customer is taking out money from an ATM. </w:t>
+      </w:r>
+    </w:p>
     <w:p/>
     <w:p/>
     <w:p/>
     <w:p/>
+    <w:p>
+      <w:pPr>
+        <w:pStyle w:val="ListParagraph"/>
+        <w:numPr>
+          <w:ilvl w:val="0"/>
+          <w:numId w:val="20"/>
+        </w:numPr>
+        <w:rPr>
+          <w:b/>
+          <w:bCs/>
+          <w:sz w:val="32"/>
+          <w:szCs w:val="32"/>
+        </w:rPr>
+      </w:pPr>
+      <w:r>
+        <w:rPr>
+          <w:b/>
+          <w:bCs/>
+          <w:sz w:val="32"/>
+          <w:szCs w:val="32"/>
+        </w:rPr>
+        <w:lastRenderedPageBreak/>
+        <w:t xml:space="preserve">Identify </w:t>
+      </w:r>
+      <w:r>
+        <w:rPr>
+          <w:b/>
+          <w:bCs/>
+          <w:sz w:val="32"/>
+          <w:szCs w:val="32"/>
+        </w:rPr>
+        <w:t>Actors &amp; Objects</w:t>
+      </w:r>
+      <w:r>
+        <w:rPr>
+          <w:b/>
+          <w:bCs/>
+          <w:sz w:val="32"/>
+          <w:szCs w:val="32"/>
+        </w:rPr>
+        <w:t xml:space="preserve"> </w:t>
+      </w:r>
+    </w:p>
+    <w:p>
+      <w:pPr>
+        <w:pStyle w:val="ListParagraph"/>
+        <w:numPr>
+          <w:ilvl w:val="0"/>
+          <w:numId w:val="22"/>
+        </w:numPr>
+      </w:pPr>
+      <w:r>
+        <w:t>Now, we need to write down all the people and things that will take part in the steps. They are:</w:t>
+      </w:r>
+    </w:p>
+    <w:p>
+      <w:pPr>
+        <w:pStyle w:val="ListParagraph"/>
+        <w:numPr>
+          <w:ilvl w:val="0"/>
+          <w:numId w:val="23"/>
+        </w:numPr>
+      </w:pPr>
+      <w:r>
+        <w:t>Customer</w:t>
+      </w:r>
+    </w:p>
+    <w:p>
+      <w:pPr>
+        <w:pStyle w:val="ListParagraph"/>
+        <w:numPr>
+          <w:ilvl w:val="0"/>
+          <w:numId w:val="23"/>
+        </w:numPr>
+      </w:pPr>
+      <w:r>
+        <w:t>ATM</w:t>
+      </w:r>
+    </w:p>
+    <w:p>
+      <w:pPr>
+        <w:pStyle w:val="ListParagraph"/>
+        <w:numPr>
+          <w:ilvl w:val="0"/>
+          <w:numId w:val="23"/>
+        </w:numPr>
+      </w:pPr>
+      <w:r>
+        <w:t>Transaction</w:t>
+      </w:r>
+    </w:p>
+    <w:p>
+      <w:pPr>
+        <w:pStyle w:val="ListParagraph"/>
+        <w:numPr>
+          <w:ilvl w:val="0"/>
+          <w:numId w:val="23"/>
+        </w:numPr>
+      </w:pPr>
+      <w:r>
+        <w:t>Account</w:t>
+      </w:r>
+    </w:p>
+    <w:p>
+      <w:pPr>
+        <w:pStyle w:val="ListParagraph"/>
+        <w:numPr>
+          <w:ilvl w:val="0"/>
+          <w:numId w:val="23"/>
+        </w:numPr>
+      </w:pPr>
+      <w:r>
+        <w:t>Cash Dispenser</w:t>
+      </w:r>
+    </w:p>
+    <w:p/>
+    <w:p>
+      <w:pPr>
+        <w:pStyle w:val="ListParagraph"/>
+        <w:numPr>
+          <w:ilvl w:val="0"/>
+          <w:numId w:val="24"/>
+        </w:numPr>
+        <w:rPr>
+          <w:b/>
+          <w:bCs/>
+          <w:sz w:val="32"/>
+          <w:szCs w:val="32"/>
+        </w:rPr>
+      </w:pPr>
+      <w:r>
+        <w:rPr>
+          <w:b/>
+          <w:bCs/>
+          <w:sz w:val="32"/>
+          <w:szCs w:val="32"/>
+        </w:rPr>
+        <w:t>Identify the Order of Actions</w:t>
+      </w:r>
+    </w:p>
+    <w:p>
+      <w:pPr>
+        <w:pStyle w:val="ListParagraph"/>
+        <w:numPr>
+          <w:ilvl w:val="1"/>
+          <w:numId w:val="26"/>
+        </w:numPr>
+      </w:pPr>
+      <w:r>
+        <w:t>We know who's involved in getting cash from the ATM, but we need to figure out how they all work together. We should write down what each one does, step by step. Here's a simple way to understand their actions:</w:t>
+      </w:r>
+    </w:p>
+    <w:p>
+      <w:pPr>
+        <w:pStyle w:val="ListParagraph"/>
+        <w:numPr>
+          <w:ilvl w:val="1"/>
+          <w:numId w:val="26"/>
+        </w:numPr>
+      </w:pPr>
+      <w:r>
+        <w:t>The customer asks the ATM for money, using their account info and how much they want.</w:t>
+      </w:r>
+    </w:p>
+    <w:p>
+      <w:pPr>
+        <w:pStyle w:val="ListParagraph"/>
+        <w:numPr>
+          <w:ilvl w:val="1"/>
+          <w:numId w:val="26"/>
+        </w:numPr>
+      </w:pPr>
+      <w:r>
+        <w:t>The ATM starts the process to take out money from the account for the asked amount.</w:t>
+      </w:r>
+    </w:p>
+    <w:p>
+      <w:pPr>
+        <w:pStyle w:val="ListParagraph"/>
+        <w:numPr>
+          <w:ilvl w:val="1"/>
+          <w:numId w:val="26"/>
+        </w:numPr>
+      </w:pPr>
+      <w:r>
+        <w:t>The transaction is checked to make sure the account can give that amount of money.</w:t>
+      </w:r>
+    </w:p>
+    <w:p>
+      <w:pPr>
+        <w:pStyle w:val="ListParagraph"/>
+        <w:numPr>
+          <w:ilvl w:val="1"/>
+          <w:numId w:val="26"/>
+        </w:numPr>
+      </w:pPr>
+      <w:r>
+        <w:t>If the amount is okay, the account agrees to the transaction.</w:t>
+      </w:r>
+    </w:p>
+    <w:p>
+      <w:pPr>
+        <w:pStyle w:val="ListParagraph"/>
+        <w:numPr>
+          <w:ilvl w:val="1"/>
+          <w:numId w:val="26"/>
+        </w:numPr>
+      </w:pPr>
+      <w:r>
+        <w:t>The ATM tells the cash dispenser to give out the needed money.</w:t>
+      </w:r>
+    </w:p>
+    <w:p>
+      <w:pPr>
+        <w:pStyle w:val="ListParagraph"/>
+        <w:numPr>
+          <w:ilvl w:val="1"/>
+          <w:numId w:val="26"/>
+        </w:numPr>
+      </w:pPr>
+      <w:r>
+        <w:t>The cash dispenser confirms it's giving out the cash.</w:t>
+      </w:r>
+    </w:p>
+    <w:p>
+      <w:r>
+        <w:t>The ATM tells the customer to take the money.</w:t>
+      </w:r>
+    </w:p>
+    <w:p/>
+    <w:p/>
+    <w:p>
+      <w:pPr>
+        <w:pStyle w:val="ListParagraph"/>
+        <w:numPr>
+          <w:ilvl w:val="0"/>
+          <w:numId w:val="27"/>
+        </w:numPr>
+        <w:rPr>
+          <w:b/>
+          <w:bCs/>
+          <w:sz w:val="32"/>
+          <w:szCs w:val="32"/>
+        </w:rPr>
+      </w:pPr>
+      <w:r>
+        <w:rPr>
+          <w:b/>
+          <w:bCs/>
+          <w:sz w:val="32"/>
+          <w:szCs w:val="32"/>
+        </w:rPr>
+        <w:t>Create a Diagram:</w:t>
+      </w:r>
+    </w:p>
+    <w:p>
+      <w:pPr>
+        <w:pStyle w:val="ListParagraph"/>
+        <w:numPr>
+          <w:ilvl w:val="0"/>
+          <w:numId w:val="28"/>
+        </w:numPr>
+      </w:pPr>
+      <w:r>
+        <w:t>We've named all the things and people taking part in this activity and the steps they'll take. To make the sequence diagram, we need to connect these steps to the kinds of messages they'll send to each other. Here's how we could draw a diagram for taking out cash:</w:t>
+      </w:r>
+    </w:p>
     <w:p/>
     <w:p/>
     <w:p/>
     <w:p/>
+    <w:p>
+      <w:pPr>
+        <w:jc w:val="center"/>
+        <w:rPr>
+          <w:b/>
+          <w:bCs/>
+          <w:sz w:val="32"/>
+          <w:szCs w:val="32"/>
+          <w:u w:val="single"/>
+        </w:rPr>
+      </w:pPr>
+      <w:r>
+        <w:rPr>
+          <w:b/>
+          <w:bCs/>
+          <w:sz w:val="32"/>
+          <w:szCs w:val="32"/>
+          <w:u w:val="single"/>
+        </w:rPr>
+        <w:lastRenderedPageBreak/>
+        <w:t xml:space="preserve">*** </w:t>
+      </w:r>
+      <w:r>
+        <w:rPr>
+          <w:b/>
+          <w:bCs/>
+          <w:sz w:val="32"/>
+          <w:szCs w:val="32"/>
+          <w:u w:val="single"/>
+        </w:rPr>
+        <w:t xml:space="preserve">Type of </w:t>
+      </w:r>
+      <w:r>
+        <w:rPr>
+          <w:b/>
+          <w:bCs/>
+          <w:sz w:val="32"/>
+          <w:szCs w:val="32"/>
+          <w:u w:val="single"/>
+        </w:rPr>
+        <w:t xml:space="preserve">Diagram </w:t>
+      </w:r>
+      <w:r>
+        <w:rPr>
+          <w:b/>
+          <w:bCs/>
+          <w:sz w:val="32"/>
+          <w:szCs w:val="32"/>
+          <w:u w:val="single"/>
+        </w:rPr>
+        <w:t xml:space="preserve">and </w:t>
+      </w:r>
+      <w:proofErr w:type="gramStart"/>
+      <w:r>
+        <w:rPr>
+          <w:b/>
+          <w:bCs/>
+          <w:sz w:val="32"/>
+          <w:szCs w:val="32"/>
+          <w:u w:val="single"/>
+        </w:rPr>
+        <w:t>There</w:t>
+      </w:r>
+      <w:proofErr w:type="gramEnd"/>
+      <w:r>
+        <w:rPr>
+          <w:b/>
+          <w:bCs/>
+          <w:sz w:val="32"/>
+          <w:szCs w:val="32"/>
+          <w:u w:val="single"/>
+        </w:rPr>
+        <w:t xml:space="preserve"> USE Cases </w:t>
+      </w:r>
+      <w:r>
+        <w:rPr>
+          <w:b/>
+          <w:bCs/>
+          <w:sz w:val="32"/>
+          <w:szCs w:val="32"/>
+          <w:u w:val="single"/>
+        </w:rPr>
+        <w:t>***</w:t>
+      </w:r>
+    </w:p>
+    <w:tbl>
+      <w:tblPr>
+        <w:tblStyle w:val="GridTable4-Accent1"/>
+        <w:tblW w:w="0" w:type="auto"/>
+        <w:tblLook w:val="04A0" w:firstRow="1" w:lastRow="0" w:firstColumn="1" w:lastColumn="0" w:noHBand="0" w:noVBand="1"/>
+      </w:tblPr>
+      <w:tblGrid>
+        <w:gridCol w:w="4508"/>
+        <w:gridCol w:w="4508"/>
+      </w:tblGrid>
+      <w:tr>
+        <w:trPr>
+          <w:cnfStyle w:val="100000000000" w:firstRow="1" w:lastRow="0" w:firstColumn="0" w:lastColumn="0" w:oddVBand="0" w:evenVBand="0" w:oddHBand="0" w:evenHBand="0" w:firstRowFirstColumn="0" w:firstRowLastColumn="0" w:lastRowFirstColumn="0" w:lastRowLastColumn="0"/>
+        </w:trPr>
+        <w:tc>
+          <w:tcPr>
+            <w:cnfStyle w:val="001000000000" w:firstRow="0" w:lastRow="0" w:firstColumn="1" w:lastColumn="0" w:oddVBand="0" w:evenVBand="0" w:oddHBand="0" w:evenHBand="0" w:firstRowFirstColumn="0" w:firstRowLastColumn="0" w:lastRowFirstColumn="0" w:lastRowLastColumn="0"/>
+            <w:tcW w:w="4508" w:type="dxa"/>
+          </w:tcPr>
+          <w:p>
+            <w:r>
+              <w:t>Scene</w:t>
+            </w:r>
+          </w:p>
+        </w:tc>
+        <w:tc>
+          <w:tcPr>
+            <w:tcW w:w="4508" w:type="dxa"/>
+          </w:tcPr>
+          <w:p>
+            <w:pPr>
+              <w:cnfStyle w:val="100000000000" w:firstRow="1" w:lastRow="0" w:firstColumn="0" w:lastColumn="0" w:oddVBand="0" w:evenVBand="0" w:oddHBand="0" w:evenHBand="0" w:firstRowFirstColumn="0" w:firstRowLastColumn="0" w:lastRowFirstColumn="0" w:lastRowLastColumn="0"/>
+            </w:pPr>
+            <w:r>
+              <w:t>Diagram</w:t>
+            </w:r>
+          </w:p>
+        </w:tc>
+      </w:tr>
+      <w:tr>
+        <w:trPr>
+          <w:cnfStyle w:val="000000100000" w:firstRow="0" w:lastRow="0" w:firstColumn="0" w:lastColumn="0" w:oddVBand="0" w:evenVBand="0" w:oddHBand="1" w:evenHBand="0" w:firstRowFirstColumn="0" w:firstRowLastColumn="0" w:lastRowFirstColumn="0" w:lastRowLastColumn="0"/>
+        </w:trPr>
+        <w:tc>
+          <w:tcPr>
+            <w:cnfStyle w:val="001000000000" w:firstRow="0" w:lastRow="0" w:firstColumn="1" w:lastColumn="0" w:oddVBand="0" w:evenVBand="0" w:oddHBand="0" w:evenHBand="0" w:firstRowFirstColumn="0" w:firstRowLastColumn="0" w:lastRowFirstColumn="0" w:lastRowLastColumn="0"/>
+            <w:tcW w:w="4508" w:type="dxa"/>
+          </w:tcPr>
+          <w:p>
+            <w:r>
+              <w:t xml:space="preserve">App </w:t>
+            </w:r>
+            <w:proofErr w:type="spellStart"/>
+            <w:r>
+              <w:t>ke</w:t>
+            </w:r>
+            <w:proofErr w:type="spellEnd"/>
+            <w:r>
+              <w:t xml:space="preserve"> user </w:t>
+            </w:r>
+            <w:proofErr w:type="spellStart"/>
+            <w:r>
+              <w:t>kya</w:t>
+            </w:r>
+            <w:proofErr w:type="spellEnd"/>
+            <w:r>
+              <w:t xml:space="preserve"> </w:t>
+            </w:r>
+            <w:proofErr w:type="spellStart"/>
+            <w:r>
+              <w:t>kya</w:t>
+            </w:r>
+            <w:proofErr w:type="spellEnd"/>
+            <w:r>
+              <w:t xml:space="preserve"> </w:t>
+            </w:r>
+            <w:proofErr w:type="spellStart"/>
+            <w:r>
+              <w:t>kar</w:t>
+            </w:r>
+            <w:proofErr w:type="spellEnd"/>
+            <w:r>
+              <w:t xml:space="preserve"> </w:t>
+            </w:r>
+            <w:proofErr w:type="spellStart"/>
+            <w:r>
+              <w:t>sakte</w:t>
+            </w:r>
+            <w:proofErr w:type="spellEnd"/>
+            <w:r>
+              <w:t xml:space="preserve"> hain (Login, Browse, </w:t>
+            </w:r>
+            <w:proofErr w:type="gramStart"/>
+            <w:r>
+              <w:t>Add</w:t>
+            </w:r>
+            <w:proofErr w:type="gramEnd"/>
+            <w:r>
+              <w:t xml:space="preserve"> to cart, Pay)</w:t>
+            </w:r>
+          </w:p>
+        </w:tc>
+        <w:tc>
+          <w:tcPr>
+            <w:tcW w:w="4508" w:type="dxa"/>
+          </w:tcPr>
+          <w:p>
+            <w:pPr>
+              <w:cnfStyle w:val="000000100000" w:firstRow="0" w:lastRow="0" w:firstColumn="0" w:lastColumn="0" w:oddVBand="0" w:evenVBand="0" w:oddHBand="1" w:evenHBand="0" w:firstRowFirstColumn="0" w:firstRowLastColumn="0" w:lastRowFirstColumn="0" w:lastRowLastColumn="0"/>
+            </w:pPr>
+            <w:r>
+              <w:rPr>
+                <w:rFonts w:ascii="Segoe UI Emoji" w:hAnsi="Segoe UI Emoji" w:cs="Segoe UI Emoji"/>
+              </w:rPr>
+              <w:t>✅</w:t>
+            </w:r>
+            <w:r>
+              <w:t xml:space="preserve"> Use Case</w:t>
+            </w:r>
+          </w:p>
+        </w:tc>
+      </w:tr>
+      <w:tr>
+        <w:tc>
+          <w:tcPr>
+            <w:cnfStyle w:val="001000000000" w:firstRow="0" w:lastRow="0" w:firstColumn="1" w:lastColumn="0" w:oddVBand="0" w:evenVBand="0" w:oddHBand="0" w:evenHBand="0" w:firstRowFirstColumn="0" w:firstRowLastColumn="0" w:lastRowFirstColumn="0" w:lastRowLastColumn="0"/>
+            <w:tcW w:w="4508" w:type="dxa"/>
+          </w:tcPr>
+          <w:p>
+            <w:r>
+              <w:t xml:space="preserve">User Login </w:t>
+            </w:r>
+            <w:proofErr w:type="spellStart"/>
+            <w:r>
+              <w:t>karta</w:t>
+            </w:r>
+            <w:proofErr w:type="spellEnd"/>
+            <w:r>
+              <w:t xml:space="preserve"> </w:t>
+            </w:r>
+            <w:proofErr w:type="spellStart"/>
+            <w:r>
+              <w:t>hai</w:t>
+            </w:r>
+            <w:proofErr w:type="spellEnd"/>
+            <w:r>
+              <w:t xml:space="preserve"> – </w:t>
+            </w:r>
+            <w:proofErr w:type="spellStart"/>
+            <w:r>
+              <w:t>kya</w:t>
+            </w:r>
+            <w:proofErr w:type="spellEnd"/>
+            <w:r>
+              <w:t xml:space="preserve"> </w:t>
+            </w:r>
+            <w:proofErr w:type="spellStart"/>
+            <w:r>
+              <w:t>kya</w:t>
+            </w:r>
+            <w:proofErr w:type="spellEnd"/>
+            <w:r>
+              <w:t xml:space="preserve"> step me </w:t>
+            </w:r>
+            <w:proofErr w:type="spellStart"/>
+            <w:r>
+              <w:t>kaunse</w:t>
+            </w:r>
+            <w:proofErr w:type="spellEnd"/>
+            <w:r>
+              <w:t xml:space="preserve"> object involved hain</w:t>
+            </w:r>
+          </w:p>
+        </w:tc>
+        <w:tc>
+          <w:tcPr>
+            <w:tcW w:w="4508" w:type="dxa"/>
+          </w:tcPr>
+          <w:p>
+            <w:pPr>
+              <w:cnfStyle w:val="000000000000" w:firstRow="0" w:lastRow="0" w:firstColumn="0" w:lastColumn="0" w:oddVBand="0" w:evenVBand="0" w:oddHBand="0" w:evenHBand="0" w:firstRowFirstColumn="0" w:firstRowLastColumn="0" w:lastRowFirstColumn="0" w:lastRowLastColumn="0"/>
+            </w:pPr>
+            <w:r>
+              <w:rPr>
+                <w:rFonts w:ascii="Segoe UI Emoji" w:hAnsi="Segoe UI Emoji" w:cs="Segoe UI Emoji"/>
+              </w:rPr>
+              <w:t>✅</w:t>
+            </w:r>
+            <w:r>
+              <w:t xml:space="preserve"> Sequence</w:t>
+            </w:r>
+          </w:p>
+        </w:tc>
+      </w:tr>
+      <w:tr>
+        <w:trPr>
+          <w:cnfStyle w:val="000000100000" w:firstRow="0" w:lastRow="0" w:firstColumn="0" w:lastColumn="0" w:oddVBand="0" w:evenVBand="0" w:oddHBand="1" w:evenHBand="0" w:firstRowFirstColumn="0" w:firstRowLastColumn="0" w:lastRowFirstColumn="0" w:lastRowLastColumn="0"/>
+        </w:trPr>
+        <w:tc>
+          <w:tcPr>
+            <w:cnfStyle w:val="001000000000" w:firstRow="0" w:lastRow="0" w:firstColumn="1" w:lastColumn="0" w:oddVBand="0" w:evenVBand="0" w:oddHBand="0" w:evenHBand="0" w:firstRowFirstColumn="0" w:firstRowLastColumn="0" w:lastRowFirstColumn="0" w:lastRowLastColumn="0"/>
+            <w:tcW w:w="4508" w:type="dxa"/>
+          </w:tcPr>
+          <w:p>
+            <w:pPr>
+              <w:tabs>
+                <w:tab w:val="left" w:pos="2765"/>
+              </w:tabs>
+            </w:pPr>
+            <w:r>
+              <w:t xml:space="preserve">Login ka flow </w:t>
+            </w:r>
+            <w:proofErr w:type="spellStart"/>
+            <w:r>
+              <w:t>kya</w:t>
+            </w:r>
+            <w:proofErr w:type="spellEnd"/>
+            <w:r>
+              <w:t xml:space="preserve"> </w:t>
+            </w:r>
+            <w:proofErr w:type="spellStart"/>
+            <w:r>
+              <w:t>hai</w:t>
+            </w:r>
+            <w:proofErr w:type="spellEnd"/>
+            <w:r>
+              <w:t xml:space="preserve"> (input → validation → success/fail)</w:t>
+            </w:r>
+          </w:p>
+        </w:tc>
+        <w:tc>
+          <w:tcPr>
+            <w:tcW w:w="4508" w:type="dxa"/>
+          </w:tcPr>
+          <w:p>
+            <w:pPr>
+              <w:cnfStyle w:val="000000100000" w:firstRow="0" w:lastRow="0" w:firstColumn="0" w:lastColumn="0" w:oddVBand="0" w:evenVBand="0" w:oddHBand="1" w:evenHBand="0" w:firstRowFirstColumn="0" w:firstRowLastColumn="0" w:lastRowFirstColumn="0" w:lastRowLastColumn="0"/>
+            </w:pPr>
+            <w:r>
+              <w:rPr>
+                <w:rFonts w:ascii="Segoe UI Emoji" w:hAnsi="Segoe UI Emoji" w:cs="Segoe UI Emoji"/>
+              </w:rPr>
+              <w:t>✅</w:t>
+            </w:r>
+            <w:r>
+              <w:t xml:space="preserve"> Activity</w:t>
+            </w:r>
+          </w:p>
+        </w:tc>
+      </w:tr>
+      <w:tr>
+        <w:tc>
+          <w:tcPr>
+            <w:cnfStyle w:val="001000000000" w:firstRow="0" w:lastRow="0" w:firstColumn="1" w:lastColumn="0" w:oddVBand="0" w:evenVBand="0" w:oddHBand="0" w:evenHBand="0" w:firstRowFirstColumn="0" w:firstRowLastColumn="0" w:lastRowFirstColumn="0" w:lastRowLastColumn="0"/>
+            <w:tcW w:w="4508" w:type="dxa"/>
+          </w:tcPr>
+          <w:p>
+            <w:r>
+              <w:t xml:space="preserve">User Login object kab Active, Inactive, Locked </w:t>
+            </w:r>
+            <w:proofErr w:type="spellStart"/>
+            <w:r>
+              <w:t>hota</w:t>
+            </w:r>
+            <w:proofErr w:type="spellEnd"/>
+            <w:r>
+              <w:t xml:space="preserve"> </w:t>
+            </w:r>
+            <w:proofErr w:type="spellStart"/>
+            <w:r>
+              <w:t>hai</w:t>
+            </w:r>
+            <w:proofErr w:type="spellEnd"/>
+          </w:p>
+        </w:tc>
+        <w:tc>
+          <w:tcPr>
+            <w:tcW w:w="4508" w:type="dxa"/>
+          </w:tcPr>
+          <w:p>
+            <w:pPr>
+              <w:cnfStyle w:val="000000000000" w:firstRow="0" w:lastRow="0" w:firstColumn="0" w:lastColumn="0" w:oddVBand="0" w:evenVBand="0" w:oddHBand="0" w:evenHBand="0" w:firstRowFirstColumn="0" w:firstRowLastColumn="0" w:lastRowFirstColumn="0" w:lastRowLastColumn="0"/>
+            </w:pPr>
+            <w:r>
+              <w:rPr>
+                <w:rFonts w:ascii="Segoe UI Emoji" w:hAnsi="Segoe UI Emoji" w:cs="Segoe UI Emoji"/>
+              </w:rPr>
+              <w:t>✅</w:t>
+            </w:r>
+            <w:r>
+              <w:t xml:space="preserve"> State</w:t>
+            </w:r>
+          </w:p>
+        </w:tc>
+      </w:tr>
+      <w:tr>
+        <w:trPr>
+          <w:cnfStyle w:val="000000100000" w:firstRow="0" w:lastRow="0" w:firstColumn="0" w:lastColumn="0" w:oddVBand="0" w:evenVBand="0" w:oddHBand="1" w:evenHBand="0" w:firstRowFirstColumn="0" w:firstRowLastColumn="0" w:lastRowFirstColumn="0" w:lastRowLastColumn="0"/>
+        </w:trPr>
+        <w:tc>
+          <w:tcPr>
+            <w:cnfStyle w:val="001000000000" w:firstRow="0" w:lastRow="0" w:firstColumn="1" w:lastColumn="0" w:oddVBand="0" w:evenVBand="0" w:oddHBand="0" w:evenHBand="0" w:firstRowFirstColumn="0" w:firstRowLastColumn="0" w:lastRowFirstColumn="0" w:lastRowLastColumn="0"/>
+            <w:tcW w:w="4508" w:type="dxa"/>
+          </w:tcPr>
+          <w:p>
+            <w:pPr>
+              <w:tabs>
+                <w:tab w:val="left" w:pos="2984"/>
+              </w:tabs>
+            </w:pPr>
+            <w:r>
+              <w:t xml:space="preserve">System ka backend </w:t>
+            </w:r>
+            <w:proofErr w:type="spellStart"/>
+            <w:r>
+              <w:t>kaunse</w:t>
+            </w:r>
+            <w:proofErr w:type="spellEnd"/>
+            <w:r>
+              <w:t xml:space="preserve"> module se </w:t>
+            </w:r>
+            <w:proofErr w:type="spellStart"/>
+            <w:r>
+              <w:t>bana</w:t>
+            </w:r>
+            <w:proofErr w:type="spellEnd"/>
+            <w:r>
+              <w:t xml:space="preserve"> </w:t>
+            </w:r>
+            <w:proofErr w:type="spellStart"/>
+            <w:r>
+              <w:t>hai</w:t>
+            </w:r>
+            <w:proofErr w:type="spellEnd"/>
+            <w:r>
+              <w:t xml:space="preserve"> (auth, </w:t>
+            </w:r>
+            <w:proofErr w:type="spellStart"/>
+            <w:r>
+              <w:t>db</w:t>
+            </w:r>
+            <w:proofErr w:type="spellEnd"/>
+            <w:r>
+              <w:t>, ui)</w:t>
+            </w:r>
+          </w:p>
+        </w:tc>
+        <w:tc>
+          <w:tcPr>
+            <w:tcW w:w="4508" w:type="dxa"/>
+          </w:tcPr>
+          <w:p>
+            <w:pPr>
+              <w:tabs>
+                <w:tab w:val="left" w:pos="1071"/>
+              </w:tabs>
+              <w:cnfStyle w:val="000000100000" w:firstRow="0" w:lastRow="0" w:firstColumn="0" w:lastColumn="0" w:oddVBand="0" w:evenVBand="0" w:oddHBand="1" w:evenHBand="0" w:firstRowFirstColumn="0" w:firstRowLastColumn="0" w:lastRowFirstColumn="0" w:lastRowLastColumn="0"/>
+            </w:pPr>
+            <w:r>
+              <w:rPr>
+                <w:rFonts w:ascii="Segoe UI Emoji" w:hAnsi="Segoe UI Emoji" w:cs="Segoe UI Emoji"/>
+              </w:rPr>
+              <w:t>✅</w:t>
+            </w:r>
+            <w:r>
+              <w:t xml:space="preserve"> Component</w:t>
+            </w:r>
+          </w:p>
+        </w:tc>
+      </w:tr>
+      <w:tr>
+        <w:tc>
+          <w:tcPr>
+            <w:cnfStyle w:val="001000000000" w:firstRow="0" w:lastRow="0" w:firstColumn="1" w:lastColumn="0" w:oddVBand="0" w:evenVBand="0" w:oddHBand="0" w:evenHBand="0" w:firstRowFirstColumn="0" w:firstRowLastColumn="0" w:lastRowFirstColumn="0" w:lastRowLastColumn="0"/>
+            <w:tcW w:w="4508" w:type="dxa"/>
+          </w:tcPr>
+          <w:p>
+            <w:pPr>
+              <w:tabs>
+                <w:tab w:val="left" w:pos="1475"/>
+              </w:tabs>
+            </w:pPr>
+            <w:r>
+              <w:t xml:space="preserve">Class “User” </w:t>
+            </w:r>
+            <w:proofErr w:type="spellStart"/>
+            <w:r>
+              <w:t>ke</w:t>
+            </w:r>
+            <w:proofErr w:type="spellEnd"/>
+            <w:r>
+              <w:t xml:space="preserve"> </w:t>
+            </w:r>
+            <w:proofErr w:type="spellStart"/>
+            <w:r>
+              <w:t>andar</w:t>
+            </w:r>
+            <w:proofErr w:type="spellEnd"/>
+            <w:r>
+              <w:t xml:space="preserve"> </w:t>
+            </w:r>
+            <w:proofErr w:type="spellStart"/>
+            <w:r>
+              <w:t>kya</w:t>
+            </w:r>
+            <w:proofErr w:type="spellEnd"/>
+            <w:r>
+              <w:t xml:space="preserve"> variables, </w:t>
+            </w:r>
+            <w:proofErr w:type="spellStart"/>
+            <w:r>
+              <w:t>kya</w:t>
+            </w:r>
+            <w:proofErr w:type="spellEnd"/>
+            <w:r>
+              <w:t xml:space="preserve"> function hain</w:t>
+            </w:r>
+          </w:p>
+        </w:tc>
+        <w:tc>
+          <w:tcPr>
+            <w:tcW w:w="4508" w:type="dxa"/>
+          </w:tcPr>
+          <w:p>
+            <w:pPr>
+              <w:cnfStyle w:val="000000000000" w:firstRow="0" w:lastRow="0" w:firstColumn="0" w:lastColumn="0" w:oddVBand="0" w:evenVBand="0" w:oddHBand="0" w:evenHBand="0" w:firstRowFirstColumn="0" w:firstRowLastColumn="0" w:lastRowFirstColumn="0" w:lastRowLastColumn="0"/>
+            </w:pPr>
+            <w:r>
+              <w:rPr>
+                <w:rFonts w:ascii="Segoe UI Emoji" w:hAnsi="Segoe UI Emoji" w:cs="Segoe UI Emoji"/>
+              </w:rPr>
+              <w:t>✅</w:t>
+            </w:r>
+            <w:r>
+              <w:t xml:space="preserve"> Class</w:t>
+            </w:r>
+          </w:p>
+        </w:tc>
+      </w:tr>
+    </w:tbl>
     <w:p/>
+    <w:p>
+      <w:pPr>
+        <w:jc w:val="center"/>
+        <w:rPr>
+          <w:b/>
+          <w:bCs/>
+          <w:sz w:val="32"/>
+          <w:szCs w:val="32"/>
+          <w:u w:val="single"/>
+        </w:rPr>
+      </w:pPr>
+      <w:r>
+        <w:rPr>
+          <w:b/>
+          <w:bCs/>
+          <w:sz w:val="32"/>
+          <w:szCs w:val="32"/>
+          <w:u w:val="single"/>
+        </w:rPr>
+        <w:t>*** Elements of Activity Diagram ***</w:t>
+      </w:r>
+    </w:p>
+    <w:p>
+      <w:pPr>
+        <w:pStyle w:val="ListParagraph"/>
+        <w:numPr>
+          <w:ilvl w:val="0"/>
+          <w:numId w:val="28"/>
+        </w:numPr>
+      </w:pPr>
+      <w:r>
+        <w:rPr>
+          <w:b/>
+          <w:bCs/>
+        </w:rPr>
+        <w:t>Initial:</w:t>
+      </w:r>
+      <w:r>
+        <w:t xml:space="preserve"> This represents the start of the workflow of the activity diagram. They can be visualized as the node in a tree structure.</w:t>
+      </w:r>
+    </w:p>
+    <w:p>
+      <w:pPr>
+        <w:pStyle w:val="ListParagraph"/>
+        <w:numPr>
+          <w:ilvl w:val="0"/>
+          <w:numId w:val="28"/>
+        </w:numPr>
+      </w:pPr>
+      <w:hyperlink r:id="rId13" w:history="1">
+        <w:r>
+          <w:rPr>
+            <w:rStyle w:val="Hyperlink"/>
+          </w:rPr>
+          <w:t>https://www.educba.com/uml-activity-diagram/</w:t>
+        </w:r>
+      </w:hyperlink>
+    </w:p>
+    <w:p>
+      <w:pPr>
+        <w:jc w:val="center"/>
+      </w:pPr>
+      <w:r>
+        <w:rPr>
+          <w:noProof/>
+        </w:rPr>
+        <w:drawing>
+          <wp:inline distT="0" distB="0" distL="0" distR="0" wp14:anchorId="30C83846" wp14:editId="0909942B">
+            <wp:extent cx="3490030" cy="3342972"/>
+            <wp:effectExtent l="0" t="0" r="0" b="0"/>
+            <wp:docPr id="2021020027" name="Picture 1"/>
+            <wp:cNvGraphicFramePr>
+              <a:graphicFrameLocks xmlns:a="http://schemas.openxmlformats.org/drawingml/2006/main" noChangeAspect="1"/>
+            </wp:cNvGraphicFramePr>
+            <a:graphic xmlns:a="http://schemas.openxmlformats.org/drawingml/2006/main">
+              <a:graphicData uri="http://schemas.openxmlformats.org/drawingml/2006/picture">
+                <pic:pic xmlns:pic="http://schemas.openxmlformats.org/drawingml/2006/picture">
+                  <pic:nvPicPr>
+                    <pic:cNvPr id="0" name="Picture 3"/>
+                    <pic:cNvPicPr>
+                      <a:picLocks noChangeAspect="1" noChangeArrowheads="1"/>
+                    </pic:cNvPicPr>
+                  </pic:nvPicPr>
+                  <pic:blipFill>
+                    <a:blip r:embed="rId14">
+                      <a:extLst>
+                        <a:ext uri="{28A0092B-C50C-407E-A947-70E740481C1C}">
+                          <a14:useLocalDpi xmlns:a14="http://schemas.microsoft.com/office/drawing/2010/main" val="0"/>
+                        </a:ext>
+                      </a:extLst>
+                    </a:blip>
+                    <a:srcRect/>
+                    <a:stretch>
+                      <a:fillRect/>
+                    </a:stretch>
+                  </pic:blipFill>
+                  <pic:spPr bwMode="auto">
+                    <a:xfrm>
+                      <a:off x="0" y="0"/>
+                      <a:ext cx="3505947" cy="3358219"/>
+                    </a:xfrm>
+                    <a:prstGeom prst="rect">
+                      <a:avLst/>
+                    </a:prstGeom>
+                    <a:noFill/>
+                    <a:ln>
+                      <a:noFill/>
+                    </a:ln>
+                  </pic:spPr>
+                </pic:pic>
+              </a:graphicData>
+            </a:graphic>
+          </wp:inline>
+        </w:drawing>
+      </w:r>
+    </w:p>
+    <w:p>
+      <w:pPr>
+        <w:pStyle w:val="ListParagraph"/>
+        <w:numPr>
+          <w:ilvl w:val="0"/>
+          <w:numId w:val="29"/>
+        </w:numPr>
+      </w:pPr>
+      <w:r>
+        <w:t xml:space="preserve">Steps to draw Activity </w:t>
+      </w:r>
+      <w:proofErr w:type="gramStart"/>
+      <w:r>
+        <w:t>Diagram ?</w:t>
+      </w:r>
+      <w:proofErr w:type="gramEnd"/>
+    </w:p>
+    <w:p>
+      <w:pPr>
+        <w:pStyle w:val="ListParagraph"/>
+        <w:numPr>
+          <w:ilvl w:val="0"/>
+          <w:numId w:val="31"/>
+        </w:numPr>
+        <w:rPr>
+          <w:sz w:val="22"/>
+          <w:szCs w:val="22"/>
+        </w:rPr>
+      </w:pPr>
+      <w:r>
+        <w:rPr>
+          <w:sz w:val="22"/>
+          <w:szCs w:val="22"/>
+        </w:rPr>
+        <w:t>Determine the action of the system</w:t>
+      </w:r>
+    </w:p>
+    <w:p>
+      <w:pPr>
+        <w:pStyle w:val="ListParagraph"/>
+        <w:numPr>
+          <w:ilvl w:val="0"/>
+          <w:numId w:val="31"/>
+        </w:numPr>
+        <w:rPr>
+          <w:sz w:val="22"/>
+          <w:szCs w:val="22"/>
+        </w:rPr>
+      </w:pPr>
+      <w:r>
+        <w:rPr>
+          <w:sz w:val="22"/>
+          <w:szCs w:val="22"/>
+        </w:rPr>
+        <w:t xml:space="preserve">Finding the flow of </w:t>
+      </w:r>
+      <w:proofErr w:type="spellStart"/>
+      <w:r>
+        <w:rPr>
+          <w:sz w:val="22"/>
+          <w:szCs w:val="22"/>
+        </w:rPr>
+        <w:t>eatch</w:t>
+      </w:r>
+      <w:proofErr w:type="spellEnd"/>
+      <w:r>
+        <w:rPr>
+          <w:sz w:val="22"/>
+          <w:szCs w:val="22"/>
+        </w:rPr>
+        <w:t xml:space="preserve"> activity</w:t>
+      </w:r>
+    </w:p>
+    <w:p>
+      <w:pPr>
+        <w:pStyle w:val="ListParagraph"/>
+        <w:numPr>
+          <w:ilvl w:val="0"/>
+          <w:numId w:val="31"/>
+        </w:numPr>
+        <w:rPr>
+          <w:sz w:val="22"/>
+          <w:szCs w:val="22"/>
+        </w:rPr>
+      </w:pPr>
+      <w:r>
+        <w:rPr>
+          <w:sz w:val="22"/>
+          <w:szCs w:val="22"/>
+        </w:rPr>
+        <w:t>Create the diagram</w:t>
+      </w:r>
+    </w:p>
+    <w:p>
+      <w:pPr>
+        <w:pStyle w:val="ListParagraph"/>
+        <w:numPr>
+          <w:ilvl w:val="0"/>
+          <w:numId w:val="31"/>
+        </w:numPr>
+        <w:rPr>
+          <w:sz w:val="22"/>
+          <w:szCs w:val="22"/>
+        </w:rPr>
+      </w:pPr>
+      <w:r>
+        <w:rPr>
+          <w:sz w:val="22"/>
+          <w:szCs w:val="22"/>
+        </w:rPr>
+        <w:t>Finding flow of each activity</w:t>
+      </w:r>
+    </w:p>
+    <w:p>
+      <w:pPr>
+        <w:jc w:val="center"/>
+        <w:rPr>
+          <w:b/>
+          <w:bCs/>
+          <w:sz w:val="32"/>
+          <w:szCs w:val="32"/>
+          <w:u w:val="single"/>
+        </w:rPr>
+      </w:pPr>
+      <w:r>
+        <w:rPr>
+          <w:b/>
+          <w:bCs/>
+          <w:sz w:val="32"/>
+          <w:szCs w:val="32"/>
+          <w:u w:val="single"/>
+        </w:rPr>
+        <w:lastRenderedPageBreak/>
+        <w:t xml:space="preserve">*** </w:t>
+      </w:r>
+      <w:r>
+        <w:rPr>
+          <w:b/>
+          <w:bCs/>
+          <w:sz w:val="32"/>
+          <w:szCs w:val="32"/>
+          <w:u w:val="single"/>
+        </w:rPr>
+        <w:t>Step-by-Step UML Diagram Roadmap (for any module)</w:t>
+      </w:r>
+      <w:r>
+        <w:rPr>
+          <w:b/>
+          <w:bCs/>
+          <w:sz w:val="32"/>
+          <w:szCs w:val="32"/>
+          <w:u w:val="single"/>
+        </w:rPr>
+        <w:t xml:space="preserve"> ***</w:t>
+      </w:r>
+    </w:p>
+    <w:p>
+      <w:pPr>
+        <w:rPr>
+          <w:b/>
+          <w:bCs/>
+        </w:rPr>
+      </w:pPr>
+      <w:r>
+        <w:rPr>
+          <w:rFonts w:ascii="Segoe UI Emoji" w:hAnsi="Segoe UI Emoji" w:cs="Segoe UI Emoji"/>
+          <w:b/>
+          <w:bCs/>
+        </w:rPr>
+        <w:t>✅</w:t>
+      </w:r>
+      <w:r>
+        <w:rPr>
+          <w:b/>
+          <w:bCs/>
+        </w:rPr>
+        <w:t xml:space="preserve"> Step 1: Use Case Diagram (User-System Interaction)</w:t>
+      </w:r>
+    </w:p>
+    <w:p>
+      <w:r>
+        <w:rPr>
+          <w:b/>
+          <w:bCs/>
+        </w:rPr>
+        <w:t xml:space="preserve">Pehle yeh </w:t>
+      </w:r>
+      <w:proofErr w:type="spellStart"/>
+      <w:r>
+        <w:rPr>
+          <w:b/>
+          <w:bCs/>
+        </w:rPr>
+        <w:t>samjho</w:t>
+      </w:r>
+      <w:proofErr w:type="spellEnd"/>
+      <w:r>
+        <w:rPr>
+          <w:b/>
+          <w:bCs/>
+        </w:rPr>
+        <w:t xml:space="preserve">: User module se </w:t>
+      </w:r>
+      <w:proofErr w:type="spellStart"/>
+      <w:r>
+        <w:rPr>
+          <w:b/>
+          <w:bCs/>
+        </w:rPr>
+        <w:t>kya</w:t>
+      </w:r>
+      <w:proofErr w:type="spellEnd"/>
+      <w:r>
+        <w:rPr>
+          <w:b/>
+          <w:bCs/>
+        </w:rPr>
+        <w:t xml:space="preserve"> </w:t>
+      </w:r>
+      <w:proofErr w:type="spellStart"/>
+      <w:r>
+        <w:rPr>
+          <w:b/>
+          <w:bCs/>
+        </w:rPr>
+        <w:t>kya</w:t>
+      </w:r>
+      <w:proofErr w:type="spellEnd"/>
+      <w:r>
+        <w:rPr>
+          <w:b/>
+          <w:bCs/>
+        </w:rPr>
+        <w:t xml:space="preserve"> expect </w:t>
+      </w:r>
+      <w:proofErr w:type="spellStart"/>
+      <w:r>
+        <w:rPr>
+          <w:b/>
+          <w:bCs/>
+        </w:rPr>
+        <w:t>karta</w:t>
+      </w:r>
+      <w:proofErr w:type="spellEnd"/>
+      <w:r>
+        <w:rPr>
+          <w:b/>
+          <w:bCs/>
+        </w:rPr>
+        <w:t xml:space="preserve"> </w:t>
+      </w:r>
+      <w:proofErr w:type="spellStart"/>
+      <w:r>
+        <w:rPr>
+          <w:b/>
+          <w:bCs/>
+        </w:rPr>
+        <w:t>hai</w:t>
+      </w:r>
+      <w:proofErr w:type="spellEnd"/>
+      <w:r>
+        <w:rPr>
+          <w:b/>
+          <w:bCs/>
+        </w:rPr>
+        <w:t>?</w:t>
+      </w:r>
+    </w:p>
+    <w:p>
+      <w:r>
+        <w:rPr>
+          <w:b/>
+          <w:bCs/>
+        </w:rPr>
+        <w:t>Example:</w:t>
+      </w:r>
+    </w:p>
+    <w:p>
+      <w:pPr>
+        <w:numPr>
+          <w:ilvl w:val="0"/>
+          <w:numId w:val="32"/>
+        </w:numPr>
+      </w:pPr>
+      <w:r>
+        <w:t>User → Login</w:t>
+      </w:r>
+    </w:p>
+    <w:p>
+      <w:pPr>
+        <w:numPr>
+          <w:ilvl w:val="0"/>
+          <w:numId w:val="32"/>
+        </w:numPr>
+      </w:pPr>
+      <w:r>
+        <w:t>User → Reset Password</w:t>
+      </w:r>
+    </w:p>
+    <w:p>
+      <w:pPr>
+        <w:numPr>
+          <w:ilvl w:val="0"/>
+          <w:numId w:val="32"/>
+        </w:numPr>
+      </w:pPr>
+      <w:r>
+        <w:t>Admin → Disable account</w:t>
+      </w:r>
+    </w:p>
+    <w:p>
+      <w:r>
+        <w:rPr>
+          <w:rFonts w:ascii="Segoe UI Emoji" w:hAnsi="Segoe UI Emoji" w:cs="Segoe UI Emoji"/>
+        </w:rPr>
+        <w:t>🧠</w:t>
+      </w:r>
+      <w:r>
+        <w:t xml:space="preserve"> </w:t>
+      </w:r>
+      <w:r>
+        <w:rPr>
+          <w:i/>
+          <w:iCs/>
+        </w:rPr>
+        <w:t xml:space="preserve">Yeh diagram client/business team </w:t>
+      </w:r>
+      <w:proofErr w:type="spellStart"/>
+      <w:r>
+        <w:rPr>
+          <w:i/>
+          <w:iCs/>
+        </w:rPr>
+        <w:t>bhi</w:t>
+      </w:r>
+      <w:proofErr w:type="spellEnd"/>
+      <w:r>
+        <w:rPr>
+          <w:i/>
+          <w:iCs/>
+        </w:rPr>
+        <w:t xml:space="preserve"> </w:t>
+      </w:r>
+      <w:proofErr w:type="spellStart"/>
+      <w:r>
+        <w:rPr>
+          <w:i/>
+          <w:iCs/>
+        </w:rPr>
+        <w:t>samajh</w:t>
+      </w:r>
+      <w:proofErr w:type="spellEnd"/>
+      <w:r>
+        <w:rPr>
+          <w:i/>
+          <w:iCs/>
+        </w:rPr>
+        <w:t xml:space="preserve"> </w:t>
+      </w:r>
+      <w:proofErr w:type="spellStart"/>
+      <w:r>
+        <w:rPr>
+          <w:i/>
+          <w:iCs/>
+        </w:rPr>
+        <w:t>sakti</w:t>
+      </w:r>
+      <w:proofErr w:type="spellEnd"/>
+      <w:r>
+        <w:rPr>
+          <w:i/>
+          <w:iCs/>
+        </w:rPr>
+        <w:t xml:space="preserve"> </w:t>
+      </w:r>
+      <w:proofErr w:type="spellStart"/>
+      <w:r>
+        <w:rPr>
+          <w:i/>
+          <w:iCs/>
+        </w:rPr>
+        <w:t>hai</w:t>
+      </w:r>
+      <w:proofErr w:type="spellEnd"/>
+      <w:r>
+        <w:rPr>
+          <w:i/>
+          <w:iCs/>
+        </w:rPr>
+        <w:t>.</w:t>
+      </w:r>
+    </w:p>
+    <w:p>
+      <w:r>
+        <w:pict w14:anchorId="785B6E83">
+          <v:rect id="_x0000_i1064" style="width:0;height:1.5pt" o:hralign="center" o:hrstd="t" o:hr="t" fillcolor="#a0a0a0" stroked="f"/>
+        </w:pict>
+      </w:r>
+    </w:p>
+    <w:p>
+      <w:pPr>
+        <w:rPr>
+          <w:b/>
+          <w:bCs/>
+        </w:rPr>
+      </w:pPr>
+      <w:r>
+        <w:rPr>
+          <w:rFonts w:ascii="Segoe UI Emoji" w:hAnsi="Segoe UI Emoji" w:cs="Segoe UI Emoji"/>
+          <w:b/>
+          <w:bCs/>
+        </w:rPr>
+        <w:t>✅</w:t>
+      </w:r>
+      <w:r>
+        <w:rPr>
+          <w:b/>
+          <w:bCs/>
+        </w:rPr>
+        <w:t xml:space="preserve"> Step 2: Activity Diagram (Workflow)</w:t>
+      </w:r>
+    </w:p>
+    <w:p>
+      <w:r>
+        <w:rPr>
+          <w:b/>
+          <w:bCs/>
+        </w:rPr>
+        <w:t>Login ka step-by-step flow banana:</w:t>
+      </w:r>
+    </w:p>
+    <w:p>
+      <w:pPr>
+        <w:numPr>
+          <w:ilvl w:val="0"/>
+          <w:numId w:val="33"/>
+        </w:numPr>
+      </w:pPr>
+      <w:r>
+        <w:t>Enter username/password</w:t>
+      </w:r>
+    </w:p>
+    <w:p>
+      <w:pPr>
+        <w:numPr>
+          <w:ilvl w:val="0"/>
+          <w:numId w:val="33"/>
+        </w:numPr>
+      </w:pPr>
+      <w:r>
+        <w:t>Validate</w:t>
+      </w:r>
+    </w:p>
+    <w:p>
+      <w:pPr>
+        <w:numPr>
+          <w:ilvl w:val="0"/>
+          <w:numId w:val="33"/>
+        </w:numPr>
+      </w:pPr>
+      <w:r>
+        <w:t>Success → Home</w:t>
+      </w:r>
+    </w:p>
+    <w:p>
+      <w:pPr>
+        <w:numPr>
+          <w:ilvl w:val="0"/>
+          <w:numId w:val="33"/>
+        </w:numPr>
+      </w:pPr>
+      <w:r>
+        <w:t>Fail → Show error</w:t>
+      </w:r>
+    </w:p>
+    <w:p>
+      <w:r>
+        <w:rPr>
+          <w:rFonts w:ascii="Segoe UI Emoji" w:hAnsi="Segoe UI Emoji" w:cs="Segoe UI Emoji"/>
+        </w:rPr>
+        <w:t>🧠</w:t>
+      </w:r>
+      <w:r>
+        <w:t xml:space="preserve"> </w:t>
+      </w:r>
+      <w:r>
+        <w:rPr>
+          <w:i/>
+          <w:iCs/>
+        </w:rPr>
+        <w:t xml:space="preserve">Isse internal logic </w:t>
+      </w:r>
+      <w:proofErr w:type="spellStart"/>
+      <w:r>
+        <w:rPr>
+          <w:i/>
+          <w:iCs/>
+        </w:rPr>
+        <w:t>samajh</w:t>
+      </w:r>
+      <w:proofErr w:type="spellEnd"/>
+      <w:r>
+        <w:rPr>
+          <w:i/>
+          <w:iCs/>
+        </w:rPr>
+        <w:t xml:space="preserve"> </w:t>
+      </w:r>
+      <w:proofErr w:type="spellStart"/>
+      <w:r>
+        <w:rPr>
+          <w:i/>
+          <w:iCs/>
+        </w:rPr>
+        <w:t>aata</w:t>
+      </w:r>
+      <w:proofErr w:type="spellEnd"/>
+      <w:r>
+        <w:rPr>
+          <w:i/>
+          <w:iCs/>
+        </w:rPr>
+        <w:t xml:space="preserve"> </w:t>
+      </w:r>
+      <w:proofErr w:type="spellStart"/>
+      <w:r>
+        <w:rPr>
+          <w:i/>
+          <w:iCs/>
+        </w:rPr>
+        <w:t>hai</w:t>
+      </w:r>
+      <w:proofErr w:type="spellEnd"/>
+      <w:r>
+        <w:rPr>
+          <w:i/>
+          <w:iCs/>
+        </w:rPr>
+        <w:t xml:space="preserve"> — validation kaha </w:t>
+      </w:r>
+      <w:proofErr w:type="spellStart"/>
+      <w:r>
+        <w:rPr>
+          <w:i/>
+          <w:iCs/>
+        </w:rPr>
+        <w:t>ho</w:t>
+      </w:r>
+      <w:proofErr w:type="spellEnd"/>
+      <w:r>
+        <w:rPr>
+          <w:i/>
+          <w:iCs/>
+        </w:rPr>
+        <w:t xml:space="preserve"> </w:t>
+      </w:r>
+      <w:proofErr w:type="spellStart"/>
+      <w:r>
+        <w:rPr>
+          <w:i/>
+          <w:iCs/>
+        </w:rPr>
+        <w:t>rahi</w:t>
+      </w:r>
+      <w:proofErr w:type="spellEnd"/>
+      <w:r>
+        <w:rPr>
+          <w:i/>
+          <w:iCs/>
+        </w:rPr>
+        <w:t xml:space="preserve"> </w:t>
+      </w:r>
+      <w:proofErr w:type="spellStart"/>
+      <w:r>
+        <w:rPr>
+          <w:i/>
+          <w:iCs/>
+        </w:rPr>
+        <w:t>hai</w:t>
+      </w:r>
+      <w:proofErr w:type="spellEnd"/>
+      <w:r>
+        <w:rPr>
+          <w:i/>
+          <w:iCs/>
+        </w:rPr>
+        <w:t>?</w:t>
+      </w:r>
+    </w:p>
+    <w:p>
+      <w:r>
+        <w:pict w14:anchorId="66AB8103">
+          <v:rect id="_x0000_i1065" style="width:0;height:1.5pt" o:hralign="center" o:hrstd="t" o:hr="t" fillcolor="#a0a0a0" stroked="f"/>
+        </w:pict>
+      </w:r>
+    </w:p>
+    <w:p>
+      <w:pPr>
+        <w:rPr>
+          <w:b/>
+          <w:bCs/>
+        </w:rPr>
+      </w:pPr>
+      <w:r>
+        <w:rPr>
+          <w:rFonts w:ascii="Segoe UI Emoji" w:hAnsi="Segoe UI Emoji" w:cs="Segoe UI Emoji"/>
+          <w:b/>
+          <w:bCs/>
+        </w:rPr>
+        <w:t>✅</w:t>
+      </w:r>
+      <w:r>
+        <w:rPr>
+          <w:b/>
+          <w:bCs/>
+        </w:rPr>
+        <w:t xml:space="preserve"> Step 3: Class Diagram (Structure)</w:t>
+      </w:r>
+    </w:p>
+    <w:p>
+      <w:r>
+        <w:t xml:space="preserve">Ab </w:t>
+      </w:r>
+      <w:proofErr w:type="spellStart"/>
+      <w:r>
+        <w:t>dekho</w:t>
+      </w:r>
+      <w:proofErr w:type="spellEnd"/>
+      <w:r>
+        <w:t xml:space="preserve"> </w:t>
+      </w:r>
+      <w:proofErr w:type="spellStart"/>
+      <w:r>
+        <w:t>kaun</w:t>
+      </w:r>
+      <w:proofErr w:type="spellEnd"/>
+      <w:r>
+        <w:t xml:space="preserve"> </w:t>
+      </w:r>
+      <w:proofErr w:type="spellStart"/>
+      <w:r>
+        <w:t>kaun</w:t>
+      </w:r>
+      <w:proofErr w:type="spellEnd"/>
+      <w:r>
+        <w:t xml:space="preserve"> </w:t>
+      </w:r>
+      <w:proofErr w:type="spellStart"/>
+      <w:r>
+        <w:t>si</w:t>
+      </w:r>
+      <w:proofErr w:type="spellEnd"/>
+      <w:r>
+        <w:t xml:space="preserve"> class </w:t>
+      </w:r>
+      <w:proofErr w:type="spellStart"/>
+      <w:r>
+        <w:t>chahiye</w:t>
+      </w:r>
+      <w:proofErr w:type="spellEnd"/>
+      <w:r>
+        <w:t>:</w:t>
+      </w:r>
+    </w:p>
+    <w:p>
+      <w:proofErr w:type="spellStart"/>
+      <w:r>
+        <w:t>cpp</w:t>
+      </w:r>
+      <w:proofErr w:type="spellEnd"/>
+    </w:p>
+    <w:p>
+      <w:proofErr w:type="spellStart"/>
+      <w:r>
+        <w:t>CopyEdit</w:t>
+      </w:r>
+      <w:proofErr w:type="spellEnd"/>
+    </w:p>
+    <w:p>
+      <w:r>
+        <w:t>class User {</w:t>
+      </w:r>
+    </w:p>
+    <w:p>
+      <w:r>
+        <w:t xml:space="preserve">    string username;</w:t>
+      </w:r>
+    </w:p>
+    <w:p>
+      <w:r>
+        <w:t xml:space="preserve">    string password;</w:t>
+      </w:r>
+    </w:p>
+    <w:p>
+      <w:r>
+        <w:t xml:space="preserve">    bool </w:t>
+      </w:r>
+      <w:proofErr w:type="spellStart"/>
+      <w:r>
+        <w:t>isLoggedIn</w:t>
+      </w:r>
+      <w:proofErr w:type="spellEnd"/>
+      <w:r>
+        <w:t>;</w:t>
+      </w:r>
+    </w:p>
     <w:p/>
+    <w:p>
+      <w:r>
+        <w:t xml:space="preserve">    bool </w:t>
+      </w:r>
+      <w:proofErr w:type="gramStart"/>
+      <w:r>
+        <w:t>login(</w:t>
+      </w:r>
+      <w:proofErr w:type="gramEnd"/>
+      <w:r>
+        <w:t>);</w:t>
+      </w:r>
+    </w:p>
+    <w:p>
+      <w:r>
+        <w:lastRenderedPageBreak/>
+        <w:t xml:space="preserve">    void </w:t>
+      </w:r>
+      <w:proofErr w:type="gramStart"/>
+      <w:r>
+        <w:t>logout(</w:t>
+      </w:r>
+      <w:proofErr w:type="gramEnd"/>
+      <w:r>
+        <w:t>);</w:t>
+      </w:r>
+    </w:p>
+    <w:p>
+      <w:r>
+        <w:t>}</w:t>
+      </w:r>
+    </w:p>
+    <w:p>
+      <w:r>
+        <w:rPr>
+          <w:rFonts w:ascii="Segoe UI Emoji" w:hAnsi="Segoe UI Emoji" w:cs="Segoe UI Emoji"/>
+        </w:rPr>
+        <w:t>🧠</w:t>
+      </w:r>
+      <w:r>
+        <w:t xml:space="preserve"> </w:t>
+      </w:r>
+      <w:r>
+        <w:rPr>
+          <w:i/>
+          <w:iCs/>
+        </w:rPr>
+        <w:t xml:space="preserve">Yeh developers </w:t>
+      </w:r>
+      <w:proofErr w:type="spellStart"/>
+      <w:r>
+        <w:rPr>
+          <w:i/>
+          <w:iCs/>
+        </w:rPr>
+        <w:t>ke</w:t>
+      </w:r>
+      <w:proofErr w:type="spellEnd"/>
+      <w:r>
+        <w:rPr>
+          <w:i/>
+          <w:iCs/>
+        </w:rPr>
+        <w:t xml:space="preserve"> </w:t>
+      </w:r>
+      <w:proofErr w:type="spellStart"/>
+      <w:r>
+        <w:rPr>
+          <w:i/>
+          <w:iCs/>
+        </w:rPr>
+        <w:t>liye</w:t>
+      </w:r>
+      <w:proofErr w:type="spellEnd"/>
+      <w:r>
+        <w:rPr>
+          <w:i/>
+          <w:iCs/>
+        </w:rPr>
+        <w:t xml:space="preserve"> </w:t>
+      </w:r>
+      <w:proofErr w:type="spellStart"/>
+      <w:r>
+        <w:rPr>
+          <w:i/>
+          <w:iCs/>
+        </w:rPr>
+        <w:t>hota</w:t>
+      </w:r>
+      <w:proofErr w:type="spellEnd"/>
+      <w:r>
+        <w:rPr>
+          <w:i/>
+          <w:iCs/>
+        </w:rPr>
+        <w:t xml:space="preserve"> </w:t>
+      </w:r>
+      <w:proofErr w:type="spellStart"/>
+      <w:r>
+        <w:rPr>
+          <w:i/>
+          <w:iCs/>
+        </w:rPr>
+        <w:t>hai</w:t>
+      </w:r>
+      <w:proofErr w:type="spellEnd"/>
+      <w:r>
+        <w:rPr>
+          <w:i/>
+          <w:iCs/>
+        </w:rPr>
+        <w:t xml:space="preserve"> — </w:t>
+      </w:r>
+      <w:proofErr w:type="spellStart"/>
+      <w:r>
+        <w:rPr>
+          <w:i/>
+          <w:iCs/>
+        </w:rPr>
+        <w:t>kaun</w:t>
+      </w:r>
+      <w:proofErr w:type="spellEnd"/>
+      <w:r>
+        <w:rPr>
+          <w:i/>
+          <w:iCs/>
+        </w:rPr>
+        <w:t xml:space="preserve"> </w:t>
+      </w:r>
+      <w:proofErr w:type="spellStart"/>
+      <w:r>
+        <w:rPr>
+          <w:i/>
+          <w:iCs/>
+        </w:rPr>
+        <w:t>kaun</w:t>
+      </w:r>
+      <w:proofErr w:type="spellEnd"/>
+      <w:r>
+        <w:rPr>
+          <w:i/>
+          <w:iCs/>
+        </w:rPr>
+        <w:t xml:space="preserve"> class, </w:t>
+      </w:r>
+      <w:proofErr w:type="spellStart"/>
+      <w:r>
+        <w:rPr>
+          <w:i/>
+          <w:iCs/>
+        </w:rPr>
+        <w:t>kya</w:t>
+      </w:r>
+      <w:proofErr w:type="spellEnd"/>
+      <w:r>
+        <w:rPr>
+          <w:i/>
+          <w:iCs/>
+        </w:rPr>
+        <w:t xml:space="preserve"> variables aur methods hain.</w:t>
+      </w:r>
+    </w:p>
+    <w:p>
+      <w:r>
+        <w:pict w14:anchorId="5C813FCE">
+          <v:rect id="_x0000_i1066" style="width:0;height:1.5pt" o:hralign="center" o:hrstd="t" o:hr="t" fillcolor="#a0a0a0" stroked="f"/>
+        </w:pict>
+      </w:r>
+    </w:p>
+    <w:p>
+      <w:pPr>
+        <w:rPr>
+          <w:b/>
+          <w:bCs/>
+        </w:rPr>
+      </w:pPr>
+      <w:r>
+        <w:rPr>
+          <w:rFonts w:ascii="Segoe UI Emoji" w:hAnsi="Segoe UI Emoji" w:cs="Segoe UI Emoji"/>
+          <w:b/>
+          <w:bCs/>
+        </w:rPr>
+        <w:t>✅</w:t>
+      </w:r>
+      <w:r>
+        <w:rPr>
+          <w:b/>
+          <w:bCs/>
+        </w:rPr>
+        <w:t xml:space="preserve"> Step 4: Sequence Diagram (Interaction Over Time)</w:t>
+      </w:r>
+    </w:p>
+    <w:p>
+      <w:r>
+        <w:t xml:space="preserve">Ab </w:t>
+      </w:r>
+      <w:proofErr w:type="spellStart"/>
+      <w:r>
+        <w:t>dekho</w:t>
+      </w:r>
+      <w:proofErr w:type="spellEnd"/>
+      <w:r>
+        <w:t xml:space="preserve"> jab user login </w:t>
+      </w:r>
+      <w:proofErr w:type="spellStart"/>
+      <w:r>
+        <w:t>karta</w:t>
+      </w:r>
+      <w:proofErr w:type="spellEnd"/>
+      <w:r>
+        <w:t xml:space="preserve"> </w:t>
+      </w:r>
+      <w:proofErr w:type="spellStart"/>
+      <w:r>
+        <w:t>hai</w:t>
+      </w:r>
+      <w:proofErr w:type="spellEnd"/>
+      <w:r>
+        <w:t xml:space="preserve">, to </w:t>
+      </w:r>
+      <w:proofErr w:type="spellStart"/>
+      <w:r>
+        <w:t>kya</w:t>
+      </w:r>
+      <w:proofErr w:type="spellEnd"/>
+      <w:r>
+        <w:t xml:space="preserve"> interaction </w:t>
+      </w:r>
+      <w:proofErr w:type="spellStart"/>
+      <w:r>
+        <w:t>hota</w:t>
+      </w:r>
+      <w:proofErr w:type="spellEnd"/>
+      <w:r>
+        <w:t xml:space="preserve"> </w:t>
+      </w:r>
+      <w:proofErr w:type="spellStart"/>
+      <w:r>
+        <w:t>hai</w:t>
+      </w:r>
+      <w:proofErr w:type="spellEnd"/>
+      <w:r>
+        <w:t>:</w:t>
+      </w:r>
+    </w:p>
+    <w:p>
+      <w:r>
+        <w:rPr>
+          <w:b/>
+          <w:bCs/>
+        </w:rPr>
+        <w:t>Objects:</w:t>
+      </w:r>
+      <w:r>
+        <w:br/>
+        <w:t xml:space="preserve">User → </w:t>
+      </w:r>
+      <w:proofErr w:type="spellStart"/>
+      <w:r>
+        <w:t>LoginController</w:t>
+      </w:r>
+      <w:proofErr w:type="spellEnd"/>
+      <w:r>
+        <w:t xml:space="preserve"> → </w:t>
+      </w:r>
+      <w:proofErr w:type="spellStart"/>
+      <w:r>
+        <w:t>AuthService</w:t>
+      </w:r>
+      <w:proofErr w:type="spellEnd"/>
+      <w:r>
+        <w:t xml:space="preserve"> → Database</w:t>
+      </w:r>
+    </w:p>
+    <w:p>
+      <w:r>
+        <w:rPr>
+          <w:rFonts w:ascii="Segoe UI Emoji" w:hAnsi="Segoe UI Emoji" w:cs="Segoe UI Emoji"/>
+        </w:rPr>
+        <w:t>🧠</w:t>
+      </w:r>
+      <w:r>
+        <w:t xml:space="preserve"> </w:t>
+      </w:r>
+      <w:r>
+        <w:rPr>
+          <w:i/>
+          <w:iCs/>
+        </w:rPr>
+        <w:t xml:space="preserve">Yeh </w:t>
+      </w:r>
+      <w:proofErr w:type="spellStart"/>
+      <w:r>
+        <w:rPr>
+          <w:i/>
+          <w:iCs/>
+        </w:rPr>
+        <w:t>dikhaata</w:t>
+      </w:r>
+      <w:proofErr w:type="spellEnd"/>
+      <w:r>
+        <w:rPr>
+          <w:i/>
+          <w:iCs/>
+        </w:rPr>
+        <w:t xml:space="preserve"> </w:t>
+      </w:r>
+      <w:proofErr w:type="spellStart"/>
+      <w:r>
+        <w:rPr>
+          <w:i/>
+          <w:iCs/>
+        </w:rPr>
+        <w:t>hai</w:t>
+      </w:r>
+      <w:proofErr w:type="spellEnd"/>
+      <w:r>
+        <w:rPr>
+          <w:i/>
+          <w:iCs/>
+        </w:rPr>
+        <w:t xml:space="preserve"> </w:t>
+      </w:r>
+      <w:proofErr w:type="spellStart"/>
+      <w:r>
+        <w:rPr>
+          <w:i/>
+          <w:iCs/>
+        </w:rPr>
+        <w:t>kis</w:t>
+      </w:r>
+      <w:proofErr w:type="spellEnd"/>
+      <w:r>
+        <w:rPr>
+          <w:i/>
+          <w:iCs/>
+        </w:rPr>
+        <w:t xml:space="preserve"> order me </w:t>
+      </w:r>
+      <w:proofErr w:type="spellStart"/>
+      <w:r>
+        <w:rPr>
+          <w:i/>
+          <w:iCs/>
+        </w:rPr>
+        <w:t>kaun</w:t>
+      </w:r>
+      <w:proofErr w:type="spellEnd"/>
+      <w:r>
+        <w:rPr>
+          <w:i/>
+          <w:iCs/>
+        </w:rPr>
+        <w:t xml:space="preserve"> </w:t>
+      </w:r>
+      <w:proofErr w:type="spellStart"/>
+      <w:r>
+        <w:rPr>
+          <w:i/>
+          <w:iCs/>
+        </w:rPr>
+        <w:t>kis</w:t>
+      </w:r>
+      <w:proofErr w:type="spellEnd"/>
+      <w:r>
+        <w:rPr>
+          <w:i/>
+          <w:iCs/>
+        </w:rPr>
+        <w:t xml:space="preserve"> se </w:t>
+      </w:r>
+      <w:proofErr w:type="spellStart"/>
+      <w:r>
+        <w:rPr>
+          <w:i/>
+          <w:iCs/>
+        </w:rPr>
+        <w:t>baat</w:t>
+      </w:r>
+      <w:proofErr w:type="spellEnd"/>
+      <w:r>
+        <w:rPr>
+          <w:i/>
+          <w:iCs/>
+        </w:rPr>
+        <w:t xml:space="preserve"> </w:t>
+      </w:r>
+      <w:proofErr w:type="spellStart"/>
+      <w:r>
+        <w:rPr>
+          <w:i/>
+          <w:iCs/>
+        </w:rPr>
+        <w:t>karta</w:t>
+      </w:r>
+      <w:proofErr w:type="spellEnd"/>
+      <w:r>
+        <w:rPr>
+          <w:i/>
+          <w:iCs/>
+        </w:rPr>
+        <w:t xml:space="preserve"> </w:t>
+      </w:r>
+      <w:proofErr w:type="spellStart"/>
+      <w:r>
+        <w:rPr>
+          <w:i/>
+          <w:iCs/>
+        </w:rPr>
+        <w:t>hai</w:t>
+      </w:r>
+      <w:proofErr w:type="spellEnd"/>
+      <w:r>
+        <w:rPr>
+          <w:i/>
+          <w:iCs/>
+        </w:rPr>
+        <w:t>.</w:t>
+      </w:r>
+    </w:p>
+    <w:p>
+      <w:r>
+        <w:pict w14:anchorId="6579BB5E">
+          <v:rect id="_x0000_i1067" style="width:0;height:1.5pt" o:hralign="center" o:hrstd="t" o:hr="t" fillcolor="#a0a0a0" stroked="f"/>
+        </w:pict>
+      </w:r>
+    </w:p>
+    <w:p>
+      <w:pPr>
+        <w:rPr>
+          <w:b/>
+          <w:bCs/>
+        </w:rPr>
+      </w:pPr>
+      <w:r>
+        <w:rPr>
+          <w:rFonts w:ascii="Segoe UI Emoji" w:hAnsi="Segoe UI Emoji" w:cs="Segoe UI Emoji"/>
+          <w:b/>
+          <w:bCs/>
+        </w:rPr>
+        <w:t>✅</w:t>
+      </w:r>
+      <w:r>
+        <w:rPr>
+          <w:b/>
+          <w:bCs/>
+        </w:rPr>
+        <w:t xml:space="preserve"> Step 5: State Diagram (Object States – Optional but useful)</w:t>
+      </w:r>
+    </w:p>
+    <w:p>
+      <w:r>
+        <w:rPr>
+          <w:b/>
+          <w:bCs/>
+        </w:rPr>
+        <w:t xml:space="preserve">User object </w:t>
+      </w:r>
+      <w:proofErr w:type="spellStart"/>
+      <w:r>
+        <w:rPr>
+          <w:b/>
+          <w:bCs/>
+        </w:rPr>
+        <w:t>kis</w:t>
+      </w:r>
+      <w:proofErr w:type="spellEnd"/>
+      <w:r>
+        <w:rPr>
+          <w:b/>
+          <w:bCs/>
+        </w:rPr>
+        <w:t xml:space="preserve"> state me </w:t>
+      </w:r>
+      <w:proofErr w:type="spellStart"/>
+      <w:r>
+        <w:rPr>
+          <w:b/>
+          <w:bCs/>
+        </w:rPr>
+        <w:t>hota</w:t>
+      </w:r>
+      <w:proofErr w:type="spellEnd"/>
+      <w:r>
+        <w:rPr>
+          <w:b/>
+          <w:bCs/>
+        </w:rPr>
+        <w:t xml:space="preserve"> </w:t>
+      </w:r>
+      <w:proofErr w:type="spellStart"/>
+      <w:r>
+        <w:rPr>
+          <w:b/>
+          <w:bCs/>
+        </w:rPr>
+        <w:t>hai</w:t>
+      </w:r>
+      <w:proofErr w:type="spellEnd"/>
+      <w:r>
+        <w:rPr>
+          <w:b/>
+          <w:bCs/>
+        </w:rPr>
+        <w:t>?</w:t>
+      </w:r>
+    </w:p>
+    <w:p>
+      <w:pPr>
+        <w:numPr>
+          <w:ilvl w:val="0"/>
+          <w:numId w:val="34"/>
+        </w:numPr>
+      </w:pPr>
+      <w:r>
+        <w:t xml:space="preserve">Initial → </w:t>
+      </w:r>
+      <w:proofErr w:type="spellStart"/>
+      <w:r>
+        <w:t>LoggedOut</w:t>
+      </w:r>
+      <w:proofErr w:type="spellEnd"/>
+      <w:r>
+        <w:t xml:space="preserve"> → </w:t>
+      </w:r>
+      <w:proofErr w:type="spellStart"/>
+      <w:r>
+        <w:t>LoggingIn</w:t>
+      </w:r>
+      <w:proofErr w:type="spellEnd"/>
+      <w:r>
+        <w:t xml:space="preserve"> → </w:t>
+      </w:r>
+      <w:proofErr w:type="spellStart"/>
+      <w:r>
+        <w:t>LoggedIn</w:t>
+      </w:r>
+      <w:proofErr w:type="spellEnd"/>
+      <w:r>
+        <w:t xml:space="preserve"> → Blocked</w:t>
+      </w:r>
+    </w:p>
+    <w:p>
+      <w:r>
+        <w:rPr>
+          <w:rFonts w:ascii="Segoe UI Emoji" w:hAnsi="Segoe UI Emoji" w:cs="Segoe UI Emoji"/>
+        </w:rPr>
+        <w:t>🧠</w:t>
+      </w:r>
+      <w:r>
+        <w:t xml:space="preserve"> </w:t>
+      </w:r>
+      <w:r>
+        <w:rPr>
+          <w:i/>
+          <w:iCs/>
+        </w:rPr>
+        <w:t xml:space="preserve">Complex modules me ye help </w:t>
+      </w:r>
+      <w:proofErr w:type="spellStart"/>
+      <w:r>
+        <w:rPr>
+          <w:i/>
+          <w:iCs/>
+        </w:rPr>
+        <w:t>karta</w:t>
+      </w:r>
+      <w:proofErr w:type="spellEnd"/>
+      <w:r>
+        <w:rPr>
+          <w:i/>
+          <w:iCs/>
+        </w:rPr>
+        <w:t xml:space="preserve"> </w:t>
+      </w:r>
+      <w:proofErr w:type="spellStart"/>
+      <w:r>
+        <w:rPr>
+          <w:i/>
+          <w:iCs/>
+        </w:rPr>
+        <w:t>hai</w:t>
+      </w:r>
+      <w:proofErr w:type="spellEnd"/>
+      <w:r>
+        <w:rPr>
+          <w:i/>
+          <w:iCs/>
+        </w:rPr>
+        <w:t xml:space="preserve">: </w:t>
+      </w:r>
+      <w:proofErr w:type="spellStart"/>
+      <w:r>
+        <w:rPr>
+          <w:i/>
+          <w:iCs/>
+        </w:rPr>
+        <w:t>jaise</w:t>
+      </w:r>
+      <w:proofErr w:type="spellEnd"/>
+      <w:r>
+        <w:rPr>
+          <w:i/>
+          <w:iCs/>
+        </w:rPr>
+        <w:t xml:space="preserve"> Order, User, Cart, etc.</w:t>
+      </w:r>
+    </w:p>
+    <w:p>
+      <w:r>
+        <w:pict w14:anchorId="0A15F6D1">
+          <v:rect id="_x0000_i1068" style="width:0;height:1.5pt" o:hralign="center" o:hrstd="t" o:hr="t" fillcolor="#a0a0a0" stroked="f"/>
+        </w:pict>
+      </w:r>
+    </w:p>
+    <w:p>
+      <w:pPr>
+        <w:rPr>
+          <w:b/>
+          <w:bCs/>
+        </w:rPr>
+      </w:pPr>
+      <w:r>
+        <w:rPr>
+          <w:rFonts w:ascii="Segoe UI Emoji" w:hAnsi="Segoe UI Emoji" w:cs="Segoe UI Emoji"/>
+          <w:b/>
+          <w:bCs/>
+        </w:rPr>
+        <w:t>✅</w:t>
+      </w:r>
+      <w:r>
+        <w:rPr>
+          <w:b/>
+          <w:bCs/>
+        </w:rPr>
+        <w:t xml:space="preserve"> Step 6: Component Diagram (System Architecture level)</w:t>
+      </w:r>
+    </w:p>
+    <w:p>
+      <w:r>
+        <w:rPr>
+          <w:b/>
+          <w:bCs/>
+        </w:rPr>
+        <w:t xml:space="preserve">Module kaha fit </w:t>
+      </w:r>
+      <w:proofErr w:type="spellStart"/>
+      <w:r>
+        <w:rPr>
+          <w:b/>
+          <w:bCs/>
+        </w:rPr>
+        <w:t>hota</w:t>
+      </w:r>
+      <w:proofErr w:type="spellEnd"/>
+      <w:r>
+        <w:rPr>
+          <w:b/>
+          <w:bCs/>
+        </w:rPr>
+        <w:t xml:space="preserve"> </w:t>
+      </w:r>
+      <w:proofErr w:type="spellStart"/>
+      <w:r>
+        <w:rPr>
+          <w:b/>
+          <w:bCs/>
+        </w:rPr>
+        <w:t>hai</w:t>
+      </w:r>
+      <w:proofErr w:type="spellEnd"/>
+      <w:r>
+        <w:rPr>
+          <w:b/>
+          <w:bCs/>
+        </w:rPr>
+        <w:t xml:space="preserve"> </w:t>
+      </w:r>
+      <w:proofErr w:type="spellStart"/>
+      <w:r>
+        <w:rPr>
+          <w:b/>
+          <w:bCs/>
+        </w:rPr>
+        <w:t>poore</w:t>
+      </w:r>
+      <w:proofErr w:type="spellEnd"/>
+      <w:r>
+        <w:rPr>
+          <w:b/>
+          <w:bCs/>
+        </w:rPr>
+        <w:t xml:space="preserve"> system me?</w:t>
+      </w:r>
+    </w:p>
+    <w:p>
+      <w:pPr>
+        <w:numPr>
+          <w:ilvl w:val="0"/>
+          <w:numId w:val="35"/>
+        </w:numPr>
+      </w:pPr>
+      <w:r>
+        <w:t>Login Module → connects to → Auth Service, User DB, Logger, UI layer</w:t>
+      </w:r>
+    </w:p>
+    <w:p>
+      <w:r>
+        <w:rPr>
+          <w:rFonts w:ascii="Segoe UI Emoji" w:hAnsi="Segoe UI Emoji" w:cs="Segoe UI Emoji"/>
+        </w:rPr>
+        <w:t>🧠</w:t>
+      </w:r>
+      <w:r>
+        <w:t xml:space="preserve"> </w:t>
+      </w:r>
+      <w:r>
+        <w:rPr>
+          <w:i/>
+          <w:iCs/>
+        </w:rPr>
+        <w:t xml:space="preserve">Ye </w:t>
+      </w:r>
+      <w:proofErr w:type="spellStart"/>
+      <w:r>
+        <w:rPr>
+          <w:i/>
+          <w:iCs/>
+        </w:rPr>
+        <w:t>devops</w:t>
+      </w:r>
+      <w:proofErr w:type="spellEnd"/>
+      <w:r>
+        <w:rPr>
+          <w:i/>
+          <w:iCs/>
+        </w:rPr>
+        <w:t xml:space="preserve">/architecture team ko clear </w:t>
+      </w:r>
+      <w:proofErr w:type="spellStart"/>
+      <w:r>
+        <w:rPr>
+          <w:i/>
+          <w:iCs/>
+        </w:rPr>
+        <w:t>karta</w:t>
+      </w:r>
+      <w:proofErr w:type="spellEnd"/>
+      <w:r>
+        <w:rPr>
+          <w:i/>
+          <w:iCs/>
+        </w:rPr>
+        <w:t xml:space="preserve"> </w:t>
+      </w:r>
+      <w:proofErr w:type="spellStart"/>
+      <w:r>
+        <w:rPr>
+          <w:i/>
+          <w:iCs/>
+        </w:rPr>
+        <w:t>hai</w:t>
+      </w:r>
+      <w:proofErr w:type="spellEnd"/>
+      <w:r>
+        <w:rPr>
+          <w:i/>
+          <w:iCs/>
+        </w:rPr>
+        <w:t xml:space="preserve"> software design.</w:t>
+      </w:r>
+    </w:p>
+    <w:p>
+      <w:r>
+        <w:pict w14:anchorId="07AA7876">
+          <v:rect id="_x0000_i1069" style="width:0;height:1.5pt" o:hralign="center" o:hrstd="t" o:hr="t" fillcolor="#a0a0a0" stroked="f"/>
+        </w:pict>
+      </w:r>
+    </w:p>
+    <w:p>
+      <w:pPr>
+        <w:rPr>
+          <w:b/>
+          <w:bCs/>
+        </w:rPr>
+      </w:pPr>
+      <w:r>
+        <w:rPr>
+          <w:rFonts w:ascii="Segoe UI Emoji" w:hAnsi="Segoe UI Emoji" w:cs="Segoe UI Emoji"/>
+          <w:b/>
+          <w:bCs/>
+        </w:rPr>
+        <w:t>📦</w:t>
+      </w:r>
+      <w:r>
+        <w:rPr>
+          <w:b/>
+          <w:bCs/>
+        </w:rPr>
+        <w:t xml:space="preserve"> Summary: </w:t>
+      </w:r>
+      <w:proofErr w:type="spellStart"/>
+      <w:r>
+        <w:rPr>
+          <w:b/>
+          <w:bCs/>
+        </w:rPr>
+        <w:t>Kitne</w:t>
+      </w:r>
+      <w:proofErr w:type="spellEnd"/>
+      <w:r>
+        <w:rPr>
+          <w:b/>
+          <w:bCs/>
+        </w:rPr>
+        <w:t xml:space="preserve"> Diagram </w:t>
+      </w:r>
+      <w:proofErr w:type="spellStart"/>
+      <w:r>
+        <w:rPr>
+          <w:b/>
+          <w:bCs/>
+        </w:rPr>
+        <w:t>Banane</w:t>
+      </w:r>
+      <w:proofErr w:type="spellEnd"/>
+      <w:r>
+        <w:rPr>
+          <w:b/>
+          <w:bCs/>
+        </w:rPr>
+        <w:t xml:space="preserve"> </w:t>
+      </w:r>
+      <w:proofErr w:type="spellStart"/>
+      <w:r>
+        <w:rPr>
+          <w:b/>
+          <w:bCs/>
+        </w:rPr>
+        <w:t>Padte</w:t>
+      </w:r>
+      <w:proofErr w:type="spellEnd"/>
+      <w:r>
+        <w:rPr>
+          <w:b/>
+          <w:bCs/>
+        </w:rPr>
+        <w:t xml:space="preserve"> Hai?</w:t>
+      </w:r>
+    </w:p>
+    <w:tbl>
+      <w:tblPr>
+        <w:tblStyle w:val="GridTable4-Accent1"/>
+        <w:tblW w:w="0" w:type="auto"/>
+        <w:tblLook w:val="04A0" w:firstRow="1" w:lastRow="0" w:firstColumn="1" w:lastColumn="0" w:noHBand="0" w:noVBand="1"/>
+      </w:tblPr>
+      <w:tblGrid>
+        <w:gridCol w:w="3005"/>
+        <w:gridCol w:w="3005"/>
+        <w:gridCol w:w="3006"/>
+      </w:tblGrid>
+      <w:tr>
+        <w:trPr>
+          <w:cnfStyle w:val="100000000000" w:firstRow="1" w:lastRow="0" w:firstColumn="0" w:lastColumn="0" w:oddVBand="0" w:evenVBand="0" w:oddHBand="0" w:evenHBand="0" w:firstRowFirstColumn="0" w:firstRowLastColumn="0" w:lastRowFirstColumn="0" w:lastRowLastColumn="0"/>
+        </w:trPr>
+        <w:tc>
+          <w:tcPr>
+            <w:cnfStyle w:val="001000000000" w:firstRow="0" w:lastRow="0" w:firstColumn="1" w:lastColumn="0" w:oddVBand="0" w:evenVBand="0" w:oddHBand="0" w:evenHBand="0" w:firstRowFirstColumn="0" w:firstRowLastColumn="0" w:lastRowFirstColumn="0" w:lastRowLastColumn="0"/>
+            <w:tcW w:w="3005" w:type="dxa"/>
+          </w:tcPr>
+          <w:p>
+            <w:r>
+              <w:t>Diagram Type</w:t>
+            </w:r>
+          </w:p>
+        </w:tc>
+        <w:tc>
+          <w:tcPr>
+            <w:tcW w:w="3005" w:type="dxa"/>
+          </w:tcPr>
+          <w:p>
+            <w:pPr>
+              <w:cnfStyle w:val="100000000000" w:firstRow="1" w:lastRow="0" w:firstColumn="0" w:lastColumn="0" w:oddVBand="0" w:evenVBand="0" w:oddHBand="0" w:evenHBand="0" w:firstRowFirstColumn="0" w:firstRowLastColumn="0" w:lastRowFirstColumn="0" w:lastRowLastColumn="0"/>
+            </w:pPr>
+            <w:proofErr w:type="spellStart"/>
+            <w:r>
+              <w:t>Zarurat</w:t>
+            </w:r>
+            <w:proofErr w:type="spellEnd"/>
+            <w:r>
+              <w:t xml:space="preserve"> Hai?</w:t>
+            </w:r>
+          </w:p>
+        </w:tc>
+        <w:tc>
+          <w:tcPr>
+            <w:tcW w:w="3006" w:type="dxa"/>
+          </w:tcPr>
+          <w:p>
+            <w:pPr>
+              <w:ind w:firstLine="720"/>
+              <w:cnfStyle w:val="100000000000" w:firstRow="1" w:lastRow="0" w:firstColumn="0" w:lastColumn="0" w:oddVBand="0" w:evenVBand="0" w:oddHBand="0" w:evenHBand="0" w:firstRowFirstColumn="0" w:firstRowLastColumn="0" w:lastRowFirstColumn="0" w:lastRowLastColumn="0"/>
+            </w:pPr>
+            <w:proofErr w:type="spellStart"/>
+            <w:r>
+              <w:t>Kab</w:t>
+            </w:r>
+            <w:proofErr w:type="spellEnd"/>
+            <w:r>
+              <w:t xml:space="preserve"> </w:t>
+            </w:r>
+            <w:proofErr w:type="spellStart"/>
+            <w:r>
+              <w:t>Banayein</w:t>
+            </w:r>
+            <w:proofErr w:type="spellEnd"/>
+            <w:r>
+              <w:t>?</w:t>
+            </w:r>
+          </w:p>
+        </w:tc>
+      </w:tr>
+      <w:tr>
+        <w:trPr>
+          <w:cnfStyle w:val="000000100000" w:firstRow="0" w:lastRow="0" w:firstColumn="0" w:lastColumn="0" w:oddVBand="0" w:evenVBand="0" w:oddHBand="1" w:evenHBand="0" w:firstRowFirstColumn="0" w:firstRowLastColumn="0" w:lastRowFirstColumn="0" w:lastRowLastColumn="0"/>
+        </w:trPr>
+        <w:tc>
+          <w:tcPr>
+            <w:cnfStyle w:val="001000000000" w:firstRow="0" w:lastRow="0" w:firstColumn="1" w:lastColumn="0" w:oddVBand="0" w:evenVBand="0" w:oddHBand="0" w:evenHBand="0" w:firstRowFirstColumn="0" w:firstRowLastColumn="0" w:lastRowFirstColumn="0" w:lastRowLastColumn="0"/>
+            <w:tcW w:w="3005" w:type="dxa"/>
+          </w:tcPr>
+          <w:p>
+            <w:r>
+              <w:rPr>
+                <w:rFonts w:ascii="Segoe UI Emoji" w:hAnsi="Segoe UI Emoji" w:cs="Segoe UI Emoji"/>
+              </w:rPr>
+              <w:t>✅</w:t>
+            </w:r>
+            <w:r>
+              <w:t xml:space="preserve"> Use Case</w:t>
+            </w:r>
+          </w:p>
+        </w:tc>
+        <w:tc>
+          <w:tcPr>
+            <w:tcW w:w="3005" w:type="dxa"/>
+          </w:tcPr>
+          <w:p>
+            <w:pPr>
+              <w:cnfStyle w:val="000000100000" w:firstRow="0" w:lastRow="0" w:firstColumn="0" w:lastColumn="0" w:oddVBand="0" w:evenVBand="0" w:oddHBand="1" w:evenHBand="0" w:firstRowFirstColumn="0" w:firstRowLastColumn="0" w:lastRowFirstColumn="0" w:lastRowLastColumn="0"/>
+            </w:pPr>
+            <w:r>
+              <w:t>Hamesha</w:t>
+            </w:r>
+            <w:r>
+              <w:tab/>
+            </w:r>
+          </w:p>
+        </w:tc>
+        <w:tc>
+          <w:tcPr>
+            <w:tcW w:w="3006" w:type="dxa"/>
+          </w:tcPr>
+          <w:p>
+            <w:pPr>
+              <w:cnfStyle w:val="000000100000" w:firstRow="0" w:lastRow="0" w:firstColumn="0" w:lastColumn="0" w:oddVBand="0" w:evenVBand="0" w:oddHBand="1" w:evenHBand="0" w:firstRowFirstColumn="0" w:firstRowLastColumn="0" w:lastRowFirstColumn="0" w:lastRowLastColumn="0"/>
+            </w:pPr>
+            <w:r>
+              <w:t xml:space="preserve">Sabse </w:t>
+            </w:r>
+            <w:proofErr w:type="spellStart"/>
+            <w:r>
+              <w:t>pehle</w:t>
+            </w:r>
+            <w:proofErr w:type="spellEnd"/>
+            <w:r>
+              <w:t xml:space="preserve"> </w:t>
+            </w:r>
+            <w:r>
+              <w:t>(client/business view)</w:t>
+            </w:r>
+          </w:p>
+        </w:tc>
+      </w:tr>
+      <w:tr>
+        <w:tc>
+          <w:tcPr>
+            <w:cnfStyle w:val="001000000000" w:firstRow="0" w:lastRow="0" w:firstColumn="1" w:lastColumn="0" w:oddVBand="0" w:evenVBand="0" w:oddHBand="0" w:evenHBand="0" w:firstRowFirstColumn="0" w:firstRowLastColumn="0" w:lastRowFirstColumn="0" w:lastRowLastColumn="0"/>
+            <w:tcW w:w="3005" w:type="dxa"/>
+          </w:tcPr>
+          <w:p>
+            <w:r>
+              <w:rPr>
+                <w:rFonts w:ascii="Segoe UI Emoji" w:hAnsi="Segoe UI Emoji" w:cs="Segoe UI Emoji"/>
+              </w:rPr>
+              <w:t>✅</w:t>
+            </w:r>
+            <w:r>
+              <w:t xml:space="preserve"> Activity</w:t>
+            </w:r>
+          </w:p>
+        </w:tc>
+        <w:tc>
+          <w:tcPr>
+            <w:tcW w:w="3005" w:type="dxa"/>
+          </w:tcPr>
+          <w:p>
+            <w:pPr>
+              <w:cnfStyle w:val="000000000000" w:firstRow="0" w:lastRow="0" w:firstColumn="0" w:lastColumn="0" w:oddVBand="0" w:evenVBand="0" w:oddHBand="0" w:evenHBand="0" w:firstRowFirstColumn="0" w:firstRowLastColumn="0" w:lastRowFirstColumn="0" w:lastRowLastColumn="0"/>
+            </w:pPr>
+            <w:r>
+              <w:t>Hamesha</w:t>
+            </w:r>
+          </w:p>
+        </w:tc>
+        <w:tc>
+          <w:tcPr>
+            <w:tcW w:w="3006" w:type="dxa"/>
+          </w:tcPr>
+          <w:p>
+            <w:pPr>
+              <w:cnfStyle w:val="000000000000" w:firstRow="0" w:lastRow="0" w:firstColumn="0" w:lastColumn="0" w:oddVBand="0" w:evenVBand="0" w:oddHBand="0" w:evenHBand="0" w:firstRowFirstColumn="0" w:firstRowLastColumn="0" w:lastRowFirstColumn="0" w:lastRowLastColumn="0"/>
+            </w:pPr>
+            <w:r>
+              <w:t xml:space="preserve">Functional flow </w:t>
+            </w:r>
+            <w:proofErr w:type="spellStart"/>
+            <w:r>
+              <w:t>ke</w:t>
+            </w:r>
+            <w:proofErr w:type="spellEnd"/>
+            <w:r>
+              <w:t xml:space="preserve"> </w:t>
+            </w:r>
+            <w:proofErr w:type="spellStart"/>
+            <w:r>
+              <w:t>liye</w:t>
+            </w:r>
+            <w:proofErr w:type="spellEnd"/>
+          </w:p>
+        </w:tc>
+      </w:tr>
+      <w:tr>
+        <w:trPr>
+          <w:cnfStyle w:val="000000100000" w:firstRow="0" w:lastRow="0" w:firstColumn="0" w:lastColumn="0" w:oddVBand="0" w:evenVBand="0" w:oddHBand="1" w:evenHBand="0" w:firstRowFirstColumn="0" w:firstRowLastColumn="0" w:lastRowFirstColumn="0" w:lastRowLastColumn="0"/>
+        </w:trPr>
+        <w:tc>
+          <w:tcPr>
+            <w:cnfStyle w:val="001000000000" w:firstRow="0" w:lastRow="0" w:firstColumn="1" w:lastColumn="0" w:oddVBand="0" w:evenVBand="0" w:oddHBand="0" w:evenHBand="0" w:firstRowFirstColumn="0" w:firstRowLastColumn="0" w:lastRowFirstColumn="0" w:lastRowLastColumn="0"/>
+            <w:tcW w:w="3005" w:type="dxa"/>
+          </w:tcPr>
+          <w:p>
+            <w:r>
+              <w:rPr>
+                <w:rFonts w:ascii="Segoe UI Emoji" w:hAnsi="Segoe UI Emoji" w:cs="Segoe UI Emoji"/>
+              </w:rPr>
+              <w:t>✅</w:t>
+            </w:r>
+            <w:r>
+              <w:t xml:space="preserve"> Class</w:t>
+            </w:r>
+          </w:p>
+        </w:tc>
+        <w:tc>
+          <w:tcPr>
+            <w:tcW w:w="3005" w:type="dxa"/>
+          </w:tcPr>
+          <w:p>
+            <w:pPr>
+              <w:cnfStyle w:val="000000100000" w:firstRow="0" w:lastRow="0" w:firstColumn="0" w:lastColumn="0" w:oddVBand="0" w:evenVBand="0" w:oddHBand="1" w:evenHBand="0" w:firstRowFirstColumn="0" w:firstRowLastColumn="0" w:lastRowFirstColumn="0" w:lastRowLastColumn="0"/>
+            </w:pPr>
+            <w:r>
+              <w:t>Hamesha</w:t>
+            </w:r>
+          </w:p>
+        </w:tc>
+        <w:tc>
+          <w:tcPr>
+            <w:tcW w:w="3006" w:type="dxa"/>
+          </w:tcPr>
+          <w:p>
+            <w:pPr>
+              <w:cnfStyle w:val="000000100000" w:firstRow="0" w:lastRow="0" w:firstColumn="0" w:lastColumn="0" w:oddVBand="0" w:evenVBand="0" w:oddHBand="1" w:evenHBand="0" w:firstRowFirstColumn="0" w:firstRowLastColumn="0" w:lastRowFirstColumn="0" w:lastRowLastColumn="0"/>
+            </w:pPr>
+            <w:r>
+              <w:t xml:space="preserve">Development </w:t>
+            </w:r>
+            <w:proofErr w:type="spellStart"/>
+            <w:r>
+              <w:t>ke</w:t>
+            </w:r>
+            <w:proofErr w:type="spellEnd"/>
+            <w:r>
+              <w:t xml:space="preserve"> </w:t>
+            </w:r>
+            <w:proofErr w:type="spellStart"/>
+            <w:r>
+              <w:t>liye</w:t>
+            </w:r>
+            <w:proofErr w:type="spellEnd"/>
+          </w:p>
+        </w:tc>
+      </w:tr>
+      <w:tr>
+        <w:tc>
+          <w:tcPr>
+            <w:cnfStyle w:val="001000000000" w:firstRow="0" w:lastRow="0" w:firstColumn="1" w:lastColumn="0" w:oddVBand="0" w:evenVBand="0" w:oddHBand="0" w:evenHBand="0" w:firstRowFirstColumn="0" w:firstRowLastColumn="0" w:lastRowFirstColumn="0" w:lastRowLastColumn="0"/>
+            <w:tcW w:w="3005" w:type="dxa"/>
+          </w:tcPr>
+          <w:p>
+            <w:r>
+              <w:rPr>
+                <w:rFonts w:ascii="Segoe UI Emoji" w:hAnsi="Segoe UI Emoji" w:cs="Segoe UI Emoji"/>
+              </w:rPr>
+              <w:t>✅</w:t>
+            </w:r>
+            <w:r>
+              <w:t xml:space="preserve"> Sequence</w:t>
+            </w:r>
+          </w:p>
+        </w:tc>
+        <w:tc>
+          <w:tcPr>
+            <w:tcW w:w="3005" w:type="dxa"/>
+          </w:tcPr>
+          <w:p>
+            <w:pPr>
+              <w:cnfStyle w:val="000000000000" w:firstRow="0" w:lastRow="0" w:firstColumn="0" w:lastColumn="0" w:oddVBand="0" w:evenVBand="0" w:oddHBand="0" w:evenHBand="0" w:firstRowFirstColumn="0" w:firstRowLastColumn="0" w:lastRowFirstColumn="0" w:lastRowLastColumn="0"/>
+            </w:pPr>
+            <w:r>
+              <w:t>Mostly</w:t>
+            </w:r>
+          </w:p>
+        </w:tc>
+        <w:tc>
+          <w:tcPr>
+            <w:tcW w:w="3006" w:type="dxa"/>
+          </w:tcPr>
+          <w:p>
+            <w:pPr>
+              <w:cnfStyle w:val="000000000000" w:firstRow="0" w:lastRow="0" w:firstColumn="0" w:lastColumn="0" w:oddVBand="0" w:evenVBand="0" w:oddHBand="0" w:evenHBand="0" w:firstRowFirstColumn="0" w:firstRowLastColumn="0" w:lastRowFirstColumn="0" w:lastRowLastColumn="0"/>
+            </w:pPr>
+            <w:r>
+              <w:t xml:space="preserve">Jab interactions complex </w:t>
+            </w:r>
+            <w:proofErr w:type="spellStart"/>
+            <w:r>
+              <w:t>ho</w:t>
+            </w:r>
+            <w:proofErr w:type="spellEnd"/>
+          </w:p>
+        </w:tc>
+      </w:tr>
+      <w:tr>
+        <w:trPr>
+          <w:cnfStyle w:val="000000100000" w:firstRow="0" w:lastRow="0" w:firstColumn="0" w:lastColumn="0" w:oddVBand="0" w:evenVBand="0" w:oddHBand="1" w:evenHBand="0" w:firstRowFirstColumn="0" w:firstRowLastColumn="0" w:lastRowFirstColumn="0" w:lastRowLastColumn="0"/>
+        </w:trPr>
+        <w:tc>
+          <w:tcPr>
+            <w:cnfStyle w:val="001000000000" w:firstRow="0" w:lastRow="0" w:firstColumn="1" w:lastColumn="0" w:oddVBand="0" w:evenVBand="0" w:oddHBand="0" w:evenHBand="0" w:firstRowFirstColumn="0" w:firstRowLastColumn="0" w:lastRowFirstColumn="0" w:lastRowLastColumn="0"/>
+            <w:tcW w:w="3005" w:type="dxa"/>
+          </w:tcPr>
+          <w:p>
+            <w:r>
+              <w:rPr>
+                <w:rFonts w:ascii="Segoe UI Emoji" w:hAnsi="Segoe UI Emoji" w:cs="Segoe UI Emoji"/>
+              </w:rPr>
+              <w:t>🟡</w:t>
+            </w:r>
+            <w:r>
+              <w:t xml:space="preserve"> State</w:t>
+            </w:r>
+          </w:p>
+        </w:tc>
+        <w:tc>
+          <w:tcPr>
+            <w:tcW w:w="3005" w:type="dxa"/>
+          </w:tcPr>
+          <w:p>
+            <w:pPr>
+              <w:cnfStyle w:val="000000100000" w:firstRow="0" w:lastRow="0" w:firstColumn="0" w:lastColumn="0" w:oddVBand="0" w:evenVBand="0" w:oddHBand="1" w:evenHBand="0" w:firstRowFirstColumn="0" w:firstRowLastColumn="0" w:lastRowFirstColumn="0" w:lastRowLastColumn="0"/>
+            </w:pPr>
+            <w:r>
+              <w:t>Optional</w:t>
+            </w:r>
+          </w:p>
+        </w:tc>
+        <w:tc>
+          <w:tcPr>
+            <w:tcW w:w="3006" w:type="dxa"/>
+          </w:tcPr>
+          <w:p>
+            <w:pPr>
+              <w:cnfStyle w:val="000000100000" w:firstRow="0" w:lastRow="0" w:firstColumn="0" w:lastColumn="0" w:oddVBand="0" w:evenVBand="0" w:oddHBand="1" w:evenHBand="0" w:firstRowFirstColumn="0" w:firstRowLastColumn="0" w:lastRowFirstColumn="0" w:lastRowLastColumn="0"/>
+            </w:pPr>
+            <w:r>
+              <w:t>Agar object state change karta hai</w:t>
+            </w:r>
+          </w:p>
+        </w:tc>
+      </w:tr>
+      <w:tr>
+        <w:tc>
+          <w:tcPr>
+            <w:cnfStyle w:val="001000000000" w:firstRow="0" w:lastRow="0" w:firstColumn="1" w:lastColumn="0" w:oddVBand="0" w:evenVBand="0" w:oddHBand="0" w:evenHBand="0" w:firstRowFirstColumn="0" w:firstRowLastColumn="0" w:lastRowFirstColumn="0" w:lastRowLastColumn="0"/>
+            <w:tcW w:w="3005" w:type="dxa"/>
+          </w:tcPr>
+          <w:p>
+            <w:pPr>
+              <w:rPr>
+                <w:rFonts w:ascii="Segoe UI Emoji" w:hAnsi="Segoe UI Emoji" w:cs="Segoe UI Emoji"/>
+              </w:rPr>
+            </w:pPr>
+            <w:r>
+              <w:rPr>
+                <w:rFonts w:ascii="Segoe UI Emoji" w:hAnsi="Segoe UI Emoji" w:cs="Segoe UI Emoji"/>
+              </w:rPr>
+              <w:t>🟡 Component</w:t>
+            </w:r>
+          </w:p>
+        </w:tc>
+        <w:tc>
+          <w:tcPr>
+            <w:tcW w:w="3005" w:type="dxa"/>
+          </w:tcPr>
+          <w:p>
+            <w:pPr>
+              <w:cnfStyle w:val="000000000000" w:firstRow="0" w:lastRow="0" w:firstColumn="0" w:lastColumn="0" w:oddVBand="0" w:evenVBand="0" w:oddHBand="0" w:evenHBand="0" w:firstRowFirstColumn="0" w:firstRowLastColumn="0" w:lastRowFirstColumn="0" w:lastRowLastColumn="0"/>
+            </w:pPr>
+            <w:r>
+              <w:t>Optional</w:t>
+            </w:r>
+          </w:p>
+        </w:tc>
+        <w:tc>
+          <w:tcPr>
+            <w:tcW w:w="3006" w:type="dxa"/>
+          </w:tcPr>
+          <w:p>
+            <w:pPr>
+              <w:cnfStyle w:val="000000000000" w:firstRow="0" w:lastRow="0" w:firstColumn="0" w:lastColumn="0" w:oddVBand="0" w:evenVBand="0" w:oddHBand="0" w:evenHBand="0" w:firstRowFirstColumn="0" w:firstRowLastColumn="0" w:lastRowFirstColumn="0" w:lastRowLastColumn="0"/>
+            </w:pPr>
+            <w:r>
+              <w:t>Jab architecture dikhani ho</w:t>
+            </w:r>
+          </w:p>
+        </w:tc>
+      </w:tr>
+    </w:tbl>
     <w:p/>
+    <w:p>
+      <w:pPr>
+        <w:jc w:val="center"/>
+        <w:rPr>
+          <w:b/>
+          <w:bCs/>
+          <w:sz w:val="28"/>
+          <w:szCs w:val="28"/>
+          <w:u w:val="single"/>
+        </w:rPr>
+      </w:pPr>
+      <w:r>
+        <w:rPr>
+          <w:b/>
+          <w:bCs/>
+          <w:sz w:val="28"/>
+          <w:szCs w:val="28"/>
+          <w:u w:val="single"/>
+        </w:rPr>
+        <w:lastRenderedPageBreak/>
+        <w:t>*** UML Diagram Creation Sequence – Development Friendly Flow ***</w:t>
+      </w:r>
+    </w:p>
+    <w:tbl>
+      <w:tblPr>
+        <w:tblStyle w:val="GridTable4-Accent1"/>
+        <w:tblW w:w="0" w:type="auto"/>
+        <w:tblLook w:val="04A0" w:firstRow="1" w:lastRow="0" w:firstColumn="1" w:lastColumn="0" w:noHBand="0" w:noVBand="1"/>
+      </w:tblPr>
+      <w:tblGrid>
+        <w:gridCol w:w="704"/>
+        <w:gridCol w:w="2552"/>
+        <w:gridCol w:w="2835"/>
+        <w:gridCol w:w="2925"/>
+      </w:tblGrid>
+      <w:tr>
+        <w:trPr>
+          <w:cnfStyle w:val="100000000000" w:firstRow="1" w:lastRow="0" w:firstColumn="0" w:lastColumn="0" w:oddVBand="0" w:evenVBand="0" w:oddHBand="0" w:evenHBand="0" w:firstRowFirstColumn="0" w:firstRowLastColumn="0" w:lastRowFirstColumn="0" w:lastRowLastColumn="0"/>
+        </w:trPr>
+        <w:tc>
+          <w:tcPr>
+            <w:cnfStyle w:val="001000000000" w:firstRow="0" w:lastRow="0" w:firstColumn="1" w:lastColumn="0" w:oddVBand="0" w:evenVBand="0" w:oddHBand="0" w:evenHBand="0" w:firstRowFirstColumn="0" w:firstRowLastColumn="0" w:lastRowFirstColumn="0" w:lastRowLastColumn="0"/>
+            <w:tcW w:w="704" w:type="dxa"/>
+          </w:tcPr>
+          <w:p>
+            <w:pPr>
+              <w:jc w:val="center"/>
+              <w:rPr>
+                <w:b w:val="0"/>
+                <w:bCs w:val="0"/>
+              </w:rPr>
+            </w:pPr>
+            <w:r>
+              <w:rPr>
+                <w:b w:val="0"/>
+                <w:bCs w:val="0"/>
+              </w:rPr>
+              <w:t>Step</w:t>
+            </w:r>
+          </w:p>
+        </w:tc>
+        <w:tc>
+          <w:tcPr>
+            <w:tcW w:w="2552" w:type="dxa"/>
+          </w:tcPr>
+          <w:p>
+            <w:pPr>
+              <w:jc w:val="center"/>
+              <w:cnfStyle w:val="100000000000" w:firstRow="1" w:lastRow="0" w:firstColumn="0" w:lastColumn="0" w:oddVBand="0" w:evenVBand="0" w:oddHBand="0" w:evenHBand="0" w:firstRowFirstColumn="0" w:firstRowLastColumn="0" w:lastRowFirstColumn="0" w:lastRowLastColumn="0"/>
+              <w:rPr>
+                <w:b w:val="0"/>
+                <w:bCs w:val="0"/>
+              </w:rPr>
+            </w:pPr>
+            <w:r>
+              <w:rPr>
+                <w:b w:val="0"/>
+                <w:bCs w:val="0"/>
+              </w:rPr>
+              <w:t>Diagram</w:t>
+            </w:r>
+          </w:p>
+        </w:tc>
+        <w:tc>
+          <w:tcPr>
+            <w:tcW w:w="2835" w:type="dxa"/>
+          </w:tcPr>
+          <w:p>
+            <w:pPr>
+              <w:jc w:val="center"/>
+              <w:cnfStyle w:val="100000000000" w:firstRow="1" w:lastRow="0" w:firstColumn="0" w:lastColumn="0" w:oddVBand="0" w:evenVBand="0" w:oddHBand="0" w:evenHBand="0" w:firstRowFirstColumn="0" w:firstRowLastColumn="0" w:lastRowFirstColumn="0" w:lastRowLastColumn="0"/>
+              <w:rPr>
+                <w:b w:val="0"/>
+                <w:bCs w:val="0"/>
+              </w:rPr>
+            </w:pPr>
+            <w:r>
+              <w:rPr>
+                <w:b w:val="0"/>
+                <w:bCs w:val="0"/>
+              </w:rPr>
+              <w:t>Purpose</w:t>
+            </w:r>
+          </w:p>
+        </w:tc>
+        <w:tc>
+          <w:tcPr>
+            <w:tcW w:w="2925" w:type="dxa"/>
+          </w:tcPr>
+          <w:p>
+            <w:pPr>
+              <w:jc w:val="center"/>
+              <w:cnfStyle w:val="100000000000" w:firstRow="1" w:lastRow="0" w:firstColumn="0" w:lastColumn="0" w:oddVBand="0" w:evenVBand="0" w:oddHBand="0" w:evenHBand="0" w:firstRowFirstColumn="0" w:firstRowLastColumn="0" w:lastRowFirstColumn="0" w:lastRowLastColumn="0"/>
+              <w:rPr>
+                <w:b w:val="0"/>
+                <w:bCs w:val="0"/>
+              </w:rPr>
+            </w:pPr>
+            <w:r>
+              <w:rPr>
+                <w:b w:val="0"/>
+                <w:bCs w:val="0"/>
+              </w:rPr>
+              <w:t>Kya Fayda</w:t>
+            </w:r>
+          </w:p>
+        </w:tc>
+      </w:tr>
+      <w:tr>
+        <w:trPr>
+          <w:cnfStyle w:val="000000100000" w:firstRow="0" w:lastRow="0" w:firstColumn="0" w:lastColumn="0" w:oddVBand="0" w:evenVBand="0" w:oddHBand="1" w:evenHBand="0" w:firstRowFirstColumn="0" w:firstRowLastColumn="0" w:lastRowFirstColumn="0" w:lastRowLastColumn="0"/>
+        </w:trPr>
+        <w:tc>
+          <w:tcPr>
+            <w:cnfStyle w:val="001000000000" w:firstRow="0" w:lastRow="0" w:firstColumn="1" w:lastColumn="0" w:oddVBand="0" w:evenVBand="0" w:oddHBand="0" w:evenHBand="0" w:firstRowFirstColumn="0" w:firstRowLastColumn="0" w:lastRowFirstColumn="0" w:lastRowLastColumn="0"/>
+            <w:tcW w:w="704" w:type="dxa"/>
+          </w:tcPr>
+          <w:p>
+            <w:r>
+              <w:t>1</w:t>
+            </w:r>
+          </w:p>
+        </w:tc>
+        <w:tc>
+          <w:tcPr>
+            <w:tcW w:w="2552" w:type="dxa"/>
+          </w:tcPr>
+          <w:p>
+            <w:pPr>
+              <w:cnfStyle w:val="000000100000" w:firstRow="0" w:lastRow="0" w:firstColumn="0" w:lastColumn="0" w:oddVBand="0" w:evenVBand="0" w:oddHBand="1" w:evenHBand="0" w:firstRowFirstColumn="0" w:firstRowLastColumn="0" w:lastRowFirstColumn="0" w:lastRowLastColumn="0"/>
+            </w:pPr>
+            <w:r>
+              <w:t>Use Case Diagram</w:t>
+            </w:r>
+          </w:p>
+        </w:tc>
+        <w:tc>
+          <w:tcPr>
+            <w:tcW w:w="2835" w:type="dxa"/>
+          </w:tcPr>
+          <w:p>
+            <w:pPr>
+              <w:cnfStyle w:val="000000100000" w:firstRow="0" w:lastRow="0" w:firstColumn="0" w:lastColumn="0" w:oddVBand="0" w:evenVBand="0" w:oddHBand="1" w:evenHBand="0" w:firstRowFirstColumn="0" w:firstRowLastColumn="0" w:lastRowFirstColumn="0" w:lastRowLastColumn="0"/>
+            </w:pPr>
+            <w:proofErr w:type="spellStart"/>
+            <w:r>
+              <w:t>Dikhata</w:t>
+            </w:r>
+            <w:proofErr w:type="spellEnd"/>
+            <w:r>
+              <w:t xml:space="preserve"> </w:t>
+            </w:r>
+            <w:proofErr w:type="spellStart"/>
+            <w:r>
+              <w:t>hai</w:t>
+            </w:r>
+            <w:proofErr w:type="spellEnd"/>
+            <w:r>
+              <w:t xml:space="preserve"> user </w:t>
+            </w:r>
+            <w:proofErr w:type="spellStart"/>
+            <w:r>
+              <w:t>kya</w:t>
+            </w:r>
+            <w:proofErr w:type="spellEnd"/>
+            <w:r>
+              <w:t xml:space="preserve"> </w:t>
+            </w:r>
+            <w:proofErr w:type="spellStart"/>
+            <w:r>
+              <w:t>kya</w:t>
+            </w:r>
+            <w:proofErr w:type="spellEnd"/>
+            <w:r>
+              <w:t xml:space="preserve"> </w:t>
+            </w:r>
+            <w:proofErr w:type="spellStart"/>
+            <w:r>
+              <w:t>kar</w:t>
+            </w:r>
+            <w:proofErr w:type="spellEnd"/>
+            <w:r>
+              <w:t xml:space="preserve"> </w:t>
+            </w:r>
+            <w:proofErr w:type="spellStart"/>
+            <w:r>
+              <w:t>sakta</w:t>
+            </w:r>
+            <w:proofErr w:type="spellEnd"/>
+            <w:r>
+              <w:t xml:space="preserve"> </w:t>
+            </w:r>
+            <w:proofErr w:type="spellStart"/>
+            <w:r>
+              <w:t>hai</w:t>
+            </w:r>
+            <w:proofErr w:type="spellEnd"/>
+          </w:p>
+        </w:tc>
+        <w:tc>
+          <w:tcPr>
+            <w:tcW w:w="2925" w:type="dxa"/>
+          </w:tcPr>
+          <w:p>
+            <w:pPr>
+              <w:cnfStyle w:val="000000100000" w:firstRow="0" w:lastRow="0" w:firstColumn="0" w:lastColumn="0" w:oddVBand="0" w:evenVBand="0" w:oddHBand="1" w:evenHBand="0" w:firstRowFirstColumn="0" w:firstRowLastColumn="0" w:lastRowFirstColumn="0" w:lastRowLastColumn="0"/>
+            </w:pPr>
+            <w:r>
+              <w:t xml:space="preserve">Client, team ko overview </w:t>
+            </w:r>
+            <w:proofErr w:type="spellStart"/>
+            <w:r>
+              <w:t>milta</w:t>
+            </w:r>
+            <w:proofErr w:type="spellEnd"/>
+            <w:r>
+              <w:t xml:space="preserve"> </w:t>
+            </w:r>
+            <w:proofErr w:type="spellStart"/>
+            <w:r>
+              <w:t>hai</w:t>
+            </w:r>
+            <w:proofErr w:type="spellEnd"/>
+          </w:p>
+        </w:tc>
+      </w:tr>
+      <w:tr>
+        <w:tc>
+          <w:tcPr>
+            <w:cnfStyle w:val="001000000000" w:firstRow="0" w:lastRow="0" w:firstColumn="1" w:lastColumn="0" w:oddVBand="0" w:evenVBand="0" w:oddHBand="0" w:evenHBand="0" w:firstRowFirstColumn="0" w:firstRowLastColumn="0" w:lastRowFirstColumn="0" w:lastRowLastColumn="0"/>
+            <w:tcW w:w="704" w:type="dxa"/>
+          </w:tcPr>
+          <w:p>
+            <w:r>
+              <w:t>2</w:t>
+            </w:r>
+          </w:p>
+        </w:tc>
+        <w:tc>
+          <w:tcPr>
+            <w:tcW w:w="2552" w:type="dxa"/>
+          </w:tcPr>
+          <w:p>
+            <w:pPr>
+              <w:cnfStyle w:val="000000000000" w:firstRow="0" w:lastRow="0" w:firstColumn="0" w:lastColumn="0" w:oddVBand="0" w:evenVBand="0" w:oddHBand="0" w:evenHBand="0" w:firstRowFirstColumn="0" w:firstRowLastColumn="0" w:lastRowFirstColumn="0" w:lastRowLastColumn="0"/>
+            </w:pPr>
+            <w:r>
+              <w:t>Activity Diagram</w:t>
+            </w:r>
+          </w:p>
+        </w:tc>
+        <w:tc>
+          <w:tcPr>
+            <w:tcW w:w="2835" w:type="dxa"/>
+          </w:tcPr>
+          <w:p>
+            <w:pPr>
+              <w:cnfStyle w:val="000000000000" w:firstRow="0" w:lastRow="0" w:firstColumn="0" w:lastColumn="0" w:oddVBand="0" w:evenVBand="0" w:oddHBand="0" w:evenHBand="0" w:firstRowFirstColumn="0" w:firstRowLastColumn="0" w:lastRowFirstColumn="0" w:lastRowLastColumn="0"/>
+            </w:pPr>
+            <w:r>
+              <w:t xml:space="preserve">Har feature ka workflow batata </w:t>
+            </w:r>
+            <w:proofErr w:type="spellStart"/>
+            <w:r>
+              <w:t>hai</w:t>
+            </w:r>
+            <w:proofErr w:type="spellEnd"/>
+          </w:p>
+        </w:tc>
+        <w:tc>
+          <w:tcPr>
+            <w:tcW w:w="2925" w:type="dxa"/>
+          </w:tcPr>
+          <w:p>
+            <w:pPr>
+              <w:cnfStyle w:val="000000000000" w:firstRow="0" w:lastRow="0" w:firstColumn="0" w:lastColumn="0" w:oddVBand="0" w:evenVBand="0" w:oddHBand="0" w:evenHBand="0" w:firstRowFirstColumn="0" w:firstRowLastColumn="0" w:lastRowFirstColumn="0" w:lastRowLastColumn="0"/>
+            </w:pPr>
+            <w:r>
+              <w:t xml:space="preserve">Flow </w:t>
+            </w:r>
+            <w:proofErr w:type="spellStart"/>
+            <w:r>
+              <w:t>samajhne</w:t>
+            </w:r>
+            <w:proofErr w:type="spellEnd"/>
+            <w:r>
+              <w:t xml:space="preserve"> me easy (no code yet)</w:t>
+            </w:r>
+          </w:p>
+        </w:tc>
+      </w:tr>
+      <w:tr>
+        <w:trPr>
+          <w:cnfStyle w:val="000000100000" w:firstRow="0" w:lastRow="0" w:firstColumn="0" w:lastColumn="0" w:oddVBand="0" w:evenVBand="0" w:oddHBand="1" w:evenHBand="0" w:firstRowFirstColumn="0" w:firstRowLastColumn="0" w:lastRowFirstColumn="0" w:lastRowLastColumn="0"/>
+        </w:trPr>
+        <w:tc>
+          <w:tcPr>
+            <w:cnfStyle w:val="001000000000" w:firstRow="0" w:lastRow="0" w:firstColumn="1" w:lastColumn="0" w:oddVBand="0" w:evenVBand="0" w:oddHBand="0" w:evenHBand="0" w:firstRowFirstColumn="0" w:firstRowLastColumn="0" w:lastRowFirstColumn="0" w:lastRowLastColumn="0"/>
+            <w:tcW w:w="704" w:type="dxa"/>
+          </w:tcPr>
+          <w:p>
+            <w:r>
+              <w:t>3</w:t>
+            </w:r>
+          </w:p>
+        </w:tc>
+        <w:tc>
+          <w:tcPr>
+            <w:tcW w:w="2552" w:type="dxa"/>
+          </w:tcPr>
+          <w:p>
+            <w:pPr>
+              <w:cnfStyle w:val="000000100000" w:firstRow="0" w:lastRow="0" w:firstColumn="0" w:lastColumn="0" w:oddVBand="0" w:evenVBand="0" w:oddHBand="1" w:evenHBand="0" w:firstRowFirstColumn="0" w:firstRowLastColumn="0" w:lastRowFirstColumn="0" w:lastRowLastColumn="0"/>
+            </w:pPr>
+            <w:r>
+              <w:t>Class Diagram</w:t>
+            </w:r>
+          </w:p>
+        </w:tc>
+        <w:tc>
+          <w:tcPr>
+            <w:tcW w:w="2835" w:type="dxa"/>
+          </w:tcPr>
+          <w:p>
+            <w:pPr>
+              <w:cnfStyle w:val="000000100000" w:firstRow="0" w:lastRow="0" w:firstColumn="0" w:lastColumn="0" w:oddVBand="0" w:evenVBand="0" w:oddHBand="1" w:evenHBand="0" w:firstRowFirstColumn="0" w:firstRowLastColumn="0" w:lastRowFirstColumn="0" w:lastRowLastColumn="0"/>
+            </w:pPr>
+            <w:r>
+              <w:t>Structure of system (variables, methods)</w:t>
+            </w:r>
+          </w:p>
+        </w:tc>
+        <w:tc>
+          <w:tcPr>
+            <w:tcW w:w="2925" w:type="dxa"/>
+          </w:tcPr>
+          <w:p>
+            <w:pPr>
+              <w:cnfStyle w:val="000000100000" w:firstRow="0" w:lastRow="0" w:firstColumn="0" w:lastColumn="0" w:oddVBand="0" w:evenVBand="0" w:oddHBand="1" w:evenHBand="0" w:firstRowFirstColumn="0" w:firstRowLastColumn="0" w:lastRowFirstColumn="0" w:lastRowLastColumn="0"/>
+            </w:pPr>
+            <w:r>
+              <w:t xml:space="preserve">Code base ka foundation </w:t>
+            </w:r>
+            <w:proofErr w:type="spellStart"/>
+            <w:r>
+              <w:t>yahi</w:t>
+            </w:r>
+            <w:proofErr w:type="spellEnd"/>
+            <w:r>
+              <w:t xml:space="preserve"> </w:t>
+            </w:r>
+            <w:proofErr w:type="spellStart"/>
+            <w:r>
+              <w:t>hai</w:t>
+            </w:r>
+            <w:proofErr w:type="spellEnd"/>
+          </w:p>
+        </w:tc>
+      </w:tr>
+      <w:tr>
+        <w:tc>
+          <w:tcPr>
+            <w:cnfStyle w:val="001000000000" w:firstRow="0" w:lastRow="0" w:firstColumn="1" w:lastColumn="0" w:oddVBand="0" w:evenVBand="0" w:oddHBand="0" w:evenHBand="0" w:firstRowFirstColumn="0" w:firstRowLastColumn="0" w:lastRowFirstColumn="0" w:lastRowLastColumn="0"/>
+            <w:tcW w:w="704" w:type="dxa"/>
+          </w:tcPr>
+          <w:p>
+            <w:r>
+              <w:t>4</w:t>
+            </w:r>
+          </w:p>
+        </w:tc>
+        <w:tc>
+          <w:tcPr>
+            <w:tcW w:w="2552" w:type="dxa"/>
+          </w:tcPr>
+          <w:p>
+            <w:pPr>
+              <w:cnfStyle w:val="000000000000" w:firstRow="0" w:lastRow="0" w:firstColumn="0" w:lastColumn="0" w:oddVBand="0" w:evenVBand="0" w:oddHBand="0" w:evenHBand="0" w:firstRowFirstColumn="0" w:firstRowLastColumn="0" w:lastRowFirstColumn="0" w:lastRowLastColumn="0"/>
+            </w:pPr>
+            <w:r>
+              <w:t>Sequence Diagram</w:t>
+            </w:r>
+          </w:p>
+        </w:tc>
+        <w:tc>
+          <w:tcPr>
+            <w:tcW w:w="2835" w:type="dxa"/>
+          </w:tcPr>
+          <w:p>
+            <w:pPr>
+              <w:cnfStyle w:val="000000000000" w:firstRow="0" w:lastRow="0" w:firstColumn="0" w:lastColumn="0" w:oddVBand="0" w:evenVBand="0" w:oddHBand="0" w:evenHBand="0" w:firstRowFirstColumn="0" w:firstRowLastColumn="0" w:lastRowFirstColumn="0" w:lastRowLastColumn="0"/>
+            </w:pPr>
+            <w:r>
+              <w:t xml:space="preserve">Objects ka interaction </w:t>
+            </w:r>
+            <w:proofErr w:type="spellStart"/>
+            <w:r>
+              <w:t>kaise</w:t>
+            </w:r>
+            <w:proofErr w:type="spellEnd"/>
+            <w:r>
+              <w:t xml:space="preserve"> </w:t>
+            </w:r>
+            <w:proofErr w:type="spellStart"/>
+            <w:r>
+              <w:t>hoga</w:t>
+            </w:r>
+            <w:proofErr w:type="spellEnd"/>
+          </w:p>
+        </w:tc>
+        <w:tc>
+          <w:tcPr>
+            <w:tcW w:w="2925" w:type="dxa"/>
+          </w:tcPr>
+          <w:p>
+            <w:pPr>
+              <w:cnfStyle w:val="000000000000" w:firstRow="0" w:lastRow="0" w:firstColumn="0" w:lastColumn="0" w:oddVBand="0" w:evenVBand="0" w:oddHBand="0" w:evenHBand="0" w:firstRowFirstColumn="0" w:firstRowLastColumn="0" w:lastRowFirstColumn="0" w:lastRowLastColumn="0"/>
+            </w:pPr>
+            <w:r>
+              <w:t>Logic implementation me help</w:t>
+            </w:r>
+          </w:p>
+        </w:tc>
+      </w:tr>
+      <w:tr>
+        <w:trPr>
+          <w:cnfStyle w:val="000000100000" w:firstRow="0" w:lastRow="0" w:firstColumn="0" w:lastColumn="0" w:oddVBand="0" w:evenVBand="0" w:oddHBand="1" w:evenHBand="0" w:firstRowFirstColumn="0" w:firstRowLastColumn="0" w:lastRowFirstColumn="0" w:lastRowLastColumn="0"/>
+        </w:trPr>
+        <w:tc>
+          <w:tcPr>
+            <w:cnfStyle w:val="001000000000" w:firstRow="0" w:lastRow="0" w:firstColumn="1" w:lastColumn="0" w:oddVBand="0" w:evenVBand="0" w:oddHBand="0" w:evenHBand="0" w:firstRowFirstColumn="0" w:firstRowLastColumn="0" w:lastRowFirstColumn="0" w:lastRowLastColumn="0"/>
+            <w:tcW w:w="704" w:type="dxa"/>
+          </w:tcPr>
+          <w:p>
+            <w:r>
+              <w:t>5</w:t>
+            </w:r>
+          </w:p>
+        </w:tc>
+        <w:tc>
+          <w:tcPr>
+            <w:tcW w:w="2552" w:type="dxa"/>
+          </w:tcPr>
+          <w:p>
+            <w:pPr>
+              <w:cnfStyle w:val="000000100000" w:firstRow="0" w:lastRow="0" w:firstColumn="0" w:lastColumn="0" w:oddVBand="0" w:evenVBand="0" w:oddHBand="1" w:evenHBand="0" w:firstRowFirstColumn="0" w:firstRowLastColumn="0" w:lastRowFirstColumn="0" w:lastRowLastColumn="0"/>
+            </w:pPr>
+            <w:r>
+              <w:t>State Diagram (if needed)</w:t>
+            </w:r>
+          </w:p>
+        </w:tc>
+        <w:tc>
+          <w:tcPr>
+            <w:tcW w:w="2835" w:type="dxa"/>
+          </w:tcPr>
+          <w:p>
+            <w:pPr>
+              <w:cnfStyle w:val="000000100000" w:firstRow="0" w:lastRow="0" w:firstColumn="0" w:lastColumn="0" w:oddVBand="0" w:evenVBand="0" w:oddHBand="1" w:evenHBand="0" w:firstRowFirstColumn="0" w:firstRowLastColumn="0" w:lastRowFirstColumn="0" w:lastRowLastColumn="0"/>
+            </w:pPr>
+            <w:r>
+              <w:t xml:space="preserve">Object </w:t>
+            </w:r>
+            <w:proofErr w:type="spellStart"/>
+            <w:r>
+              <w:t>kis</w:t>
+            </w:r>
+            <w:proofErr w:type="spellEnd"/>
+            <w:r>
+              <w:t xml:space="preserve"> state me </w:t>
+            </w:r>
+            <w:proofErr w:type="spellStart"/>
+            <w:r>
+              <w:t>hai</w:t>
+            </w:r>
+            <w:proofErr w:type="spellEnd"/>
+          </w:p>
+        </w:tc>
+        <w:tc>
+          <w:tcPr>
+            <w:tcW w:w="2925" w:type="dxa"/>
+          </w:tcPr>
+          <w:p>
+            <w:pPr>
+              <w:cnfStyle w:val="000000100000" w:firstRow="0" w:lastRow="0" w:firstColumn="0" w:lastColumn="0" w:oddVBand="0" w:evenVBand="0" w:oddHBand="1" w:evenHBand="0" w:firstRowFirstColumn="0" w:firstRowLastColumn="0" w:lastRowFirstColumn="0" w:lastRowLastColumn="0"/>
+            </w:pPr>
+            <w:r>
+              <w:t xml:space="preserve">Complex logic wale object </w:t>
+            </w:r>
+            <w:proofErr w:type="spellStart"/>
+            <w:r>
+              <w:t>ke</w:t>
+            </w:r>
+            <w:proofErr w:type="spellEnd"/>
+            <w:r>
+              <w:t xml:space="preserve"> </w:t>
+            </w:r>
+            <w:proofErr w:type="spellStart"/>
+            <w:r>
+              <w:t>liye</w:t>
+            </w:r>
+            <w:proofErr w:type="spellEnd"/>
+          </w:p>
+        </w:tc>
+      </w:tr>
+      <w:tr>
+        <w:tc>
+          <w:tcPr>
+            <w:cnfStyle w:val="001000000000" w:firstRow="0" w:lastRow="0" w:firstColumn="1" w:lastColumn="0" w:oddVBand="0" w:evenVBand="0" w:oddHBand="0" w:evenHBand="0" w:firstRowFirstColumn="0" w:firstRowLastColumn="0" w:lastRowFirstColumn="0" w:lastRowLastColumn="0"/>
+            <w:tcW w:w="704" w:type="dxa"/>
+          </w:tcPr>
+          <w:p>
+            <w:r>
+              <w:t>6</w:t>
+            </w:r>
+          </w:p>
+        </w:tc>
+        <w:tc>
+          <w:tcPr>
+            <w:tcW w:w="2552" w:type="dxa"/>
+          </w:tcPr>
+          <w:p>
+            <w:pPr>
+              <w:cnfStyle w:val="000000000000" w:firstRow="0" w:lastRow="0" w:firstColumn="0" w:lastColumn="0" w:oddVBand="0" w:evenVBand="0" w:oddHBand="0" w:evenHBand="0" w:firstRowFirstColumn="0" w:firstRowLastColumn="0" w:lastRowFirstColumn="0" w:lastRowLastColumn="0"/>
+            </w:pPr>
+            <w:r>
+              <w:t>Component Diagram</w:t>
+            </w:r>
+          </w:p>
+        </w:tc>
+        <w:tc>
+          <w:tcPr>
+            <w:tcW w:w="2835" w:type="dxa"/>
+          </w:tcPr>
+          <w:p>
+            <w:pPr>
+              <w:cnfStyle w:val="000000000000" w:firstRow="0" w:lastRow="0" w:firstColumn="0" w:lastColumn="0" w:oddVBand="0" w:evenVBand="0" w:oddHBand="0" w:evenHBand="0" w:firstRowFirstColumn="0" w:firstRowLastColumn="0" w:lastRowFirstColumn="0" w:lastRowLastColumn="0"/>
+            </w:pPr>
+            <w:r>
+              <w:t>System modules + dependency view</w:t>
+            </w:r>
+          </w:p>
+        </w:tc>
+        <w:tc>
+          <w:tcPr>
+            <w:tcW w:w="2925" w:type="dxa"/>
+          </w:tcPr>
+          <w:p>
+            <w:pPr>
+              <w:cnfStyle w:val="000000000000" w:firstRow="0" w:lastRow="0" w:firstColumn="0" w:lastColumn="0" w:oddVBand="0" w:evenVBand="0" w:oddHBand="0" w:evenHBand="0" w:firstRowFirstColumn="0" w:firstRowLastColumn="0" w:lastRowFirstColumn="0" w:lastRowLastColumn="0"/>
+            </w:pPr>
+            <w:r>
+              <w:t>Architecture level pe clarity</w:t>
+            </w:r>
+          </w:p>
+        </w:tc>
+      </w:tr>
+      <w:tr>
+        <w:trPr>
+          <w:cnfStyle w:val="000000100000" w:firstRow="0" w:lastRow="0" w:firstColumn="0" w:lastColumn="0" w:oddVBand="0" w:evenVBand="0" w:oddHBand="1" w:evenHBand="0" w:firstRowFirstColumn="0" w:firstRowLastColumn="0" w:lastRowFirstColumn="0" w:lastRowLastColumn="0"/>
+        </w:trPr>
+        <w:tc>
+          <w:tcPr>
+            <w:cnfStyle w:val="001000000000" w:firstRow="0" w:lastRow="0" w:firstColumn="1" w:lastColumn="0" w:oddVBand="0" w:evenVBand="0" w:oddHBand="0" w:evenHBand="0" w:firstRowFirstColumn="0" w:firstRowLastColumn="0" w:lastRowFirstColumn="0" w:lastRowLastColumn="0"/>
+            <w:tcW w:w="704" w:type="dxa"/>
+          </w:tcPr>
+          <w:p>
+            <w:r>
+              <w:t>7</w:t>
+            </w:r>
+          </w:p>
+        </w:tc>
+        <w:tc>
+          <w:tcPr>
+            <w:tcW w:w="2552" w:type="dxa"/>
+          </w:tcPr>
+          <w:p>
+            <w:pPr>
+              <w:cnfStyle w:val="000000100000" w:firstRow="0" w:lastRow="0" w:firstColumn="0" w:lastColumn="0" w:oddVBand="0" w:evenVBand="0" w:oddHBand="1" w:evenHBand="0" w:firstRowFirstColumn="0" w:firstRowLastColumn="0" w:lastRowFirstColumn="0" w:lastRowLastColumn="0"/>
+            </w:pPr>
+            <w:r>
+              <w:t>Deployment Diagram (optional)</w:t>
+            </w:r>
+          </w:p>
+        </w:tc>
+        <w:tc>
+          <w:tcPr>
+            <w:tcW w:w="2835" w:type="dxa"/>
+          </w:tcPr>
+          <w:p>
+            <w:pPr>
+              <w:cnfStyle w:val="000000100000" w:firstRow="0" w:lastRow="0" w:firstColumn="0" w:lastColumn="0" w:oddVBand="0" w:evenVBand="0" w:oddHBand="1" w:evenHBand="0" w:firstRowFirstColumn="0" w:firstRowLastColumn="0" w:lastRowFirstColumn="0" w:lastRowLastColumn="0"/>
+            </w:pPr>
+            <w:r>
+              <w:t>Server side kaise deploy hoga</w:t>
+            </w:r>
+          </w:p>
+        </w:tc>
+        <w:tc>
+          <w:tcPr>
+            <w:tcW w:w="2925" w:type="dxa"/>
+          </w:tcPr>
+          <w:p>
+            <w:pPr>
+              <w:cnfStyle w:val="000000100000" w:firstRow="0" w:lastRow="0" w:firstColumn="0" w:lastColumn="0" w:oddVBand="0" w:evenVBand="0" w:oddHBand="1" w:evenHBand="0" w:firstRowFirstColumn="0" w:firstRowLastColumn="0" w:lastRowFirstColumn="0" w:lastRowLastColumn="0"/>
+            </w:pPr>
+            <w:r>
+              <w:t xml:space="preserve">DevOps / deployment team </w:t>
+            </w:r>
+            <w:proofErr w:type="spellStart"/>
+            <w:r>
+              <w:t>ke</w:t>
+            </w:r>
+            <w:proofErr w:type="spellEnd"/>
+            <w:r>
+              <w:t xml:space="preserve"> </w:t>
+            </w:r>
+            <w:proofErr w:type="spellStart"/>
+            <w:r>
+              <w:t>liye</w:t>
+            </w:r>
+            <w:proofErr w:type="spellEnd"/>
+            <w:r>
+              <w:t xml:space="preserve"> helpful</w:t>
+            </w:r>
+          </w:p>
+        </w:tc>
+      </w:tr>
+    </w:tbl>
     <w:p/>
+    <w:p>
+      <w:pPr>
+        <w:jc w:val="center"/>
+        <w:rPr>
+          <w:b/>
+          <w:bCs/>
+          <w:sz w:val="28"/>
+          <w:szCs w:val="28"/>
+          <w:u w:val="single"/>
+        </w:rPr>
+      </w:pPr>
+      <w:r>
+        <w:rPr>
+          <w:b/>
+          <w:bCs/>
+          <w:sz w:val="28"/>
+          <w:szCs w:val="28"/>
+          <w:u w:val="single"/>
+        </w:rPr>
+        <w:t xml:space="preserve">*** </w:t>
+      </w:r>
+      <w:r>
+        <w:rPr>
+          <w:b/>
+          <w:bCs/>
+          <w:sz w:val="28"/>
+          <w:szCs w:val="28"/>
+          <w:u w:val="single"/>
+        </w:rPr>
+        <w:t>Real-Life Flow: Example – "Login Module</w:t>
+      </w:r>
+      <w:r>
+        <w:rPr>
+          <w:b/>
+          <w:bCs/>
+          <w:sz w:val="28"/>
+          <w:szCs w:val="28"/>
+          <w:u w:val="single"/>
+        </w:rPr>
+        <w:t xml:space="preserve"> </w:t>
+      </w:r>
+      <w:r>
+        <w:rPr>
+          <w:b/>
+          <w:bCs/>
+          <w:sz w:val="28"/>
+          <w:szCs w:val="28"/>
+          <w:u w:val="single"/>
+        </w:rPr>
+        <w:t>***</w:t>
+      </w:r>
+    </w:p>
+    <w:tbl>
+      <w:tblPr>
+        <w:tblStyle w:val="GridTable4-Accent1"/>
+        <w:tblW w:w="0" w:type="auto"/>
+        <w:tblLook w:val="04A0" w:firstRow="1" w:lastRow="0" w:firstColumn="1" w:lastColumn="0" w:noHBand="0" w:noVBand="1"/>
+      </w:tblPr>
+      <w:tblGrid>
+        <w:gridCol w:w="846"/>
+        <w:gridCol w:w="3118"/>
+        <w:gridCol w:w="5052"/>
+      </w:tblGrid>
+      <w:tr>
+        <w:trPr>
+          <w:cnfStyle w:val="100000000000" w:firstRow="1" w:lastRow="0" w:firstColumn="0" w:lastColumn="0" w:oddVBand="0" w:evenVBand="0" w:oddHBand="0" w:evenHBand="0" w:firstRowFirstColumn="0" w:firstRowLastColumn="0" w:lastRowFirstColumn="0" w:lastRowLastColumn="0"/>
+        </w:trPr>
+        <w:tc>
+          <w:tcPr>
+            <w:cnfStyle w:val="001000000000" w:firstRow="0" w:lastRow="0" w:firstColumn="1" w:lastColumn="0" w:oddVBand="0" w:evenVBand="0" w:oddHBand="0" w:evenHBand="0" w:firstRowFirstColumn="0" w:firstRowLastColumn="0" w:lastRowFirstColumn="0" w:lastRowLastColumn="0"/>
+            <w:tcW w:w="846" w:type="dxa"/>
+          </w:tcPr>
+          <w:p>
+            <w:r>
+              <w:t>Step</w:t>
+            </w:r>
+          </w:p>
+        </w:tc>
+        <w:tc>
+          <w:tcPr>
+            <w:tcW w:w="3118" w:type="dxa"/>
+          </w:tcPr>
+          <w:p>
+            <w:pPr>
+              <w:cnfStyle w:val="100000000000" w:firstRow="1" w:lastRow="0" w:firstColumn="0" w:lastColumn="0" w:oddVBand="0" w:evenVBand="0" w:oddHBand="0" w:evenHBand="0" w:firstRowFirstColumn="0" w:firstRowLastColumn="0" w:lastRowFirstColumn="0" w:lastRowLastColumn="0"/>
+            </w:pPr>
+            <w:r>
+              <w:t>Diagram</w:t>
+            </w:r>
+          </w:p>
+        </w:tc>
+        <w:tc>
+          <w:tcPr>
+            <w:tcW w:w="5052" w:type="dxa"/>
+          </w:tcPr>
+          <w:p>
+            <w:pPr>
+              <w:cnfStyle w:val="100000000000" w:firstRow="1" w:lastRow="0" w:firstColumn="0" w:lastColumn="0" w:oddVBand="0" w:evenVBand="0" w:oddHBand="0" w:evenHBand="0" w:firstRowFirstColumn="0" w:firstRowLastColumn="0" w:lastRowFirstColumn="0" w:lastRowLastColumn="0"/>
+            </w:pPr>
+            <w:r>
+              <w:t xml:space="preserve">Kya </w:t>
+            </w:r>
+            <w:proofErr w:type="spellStart"/>
+            <w:proofErr w:type="gramStart"/>
+            <w:r>
+              <w:t>Milenga</w:t>
+            </w:r>
+            <w:proofErr w:type="spellEnd"/>
+            <w:r>
+              <w:t xml:space="preserve"> ?</w:t>
+            </w:r>
+            <w:proofErr w:type="gramEnd"/>
+          </w:p>
+        </w:tc>
+      </w:tr>
+      <w:tr>
+        <w:trPr>
+          <w:cnfStyle w:val="000000100000" w:firstRow="0" w:lastRow="0" w:firstColumn="0" w:lastColumn="0" w:oddVBand="0" w:evenVBand="0" w:oddHBand="1" w:evenHBand="0" w:firstRowFirstColumn="0" w:firstRowLastColumn="0" w:lastRowFirstColumn="0" w:lastRowLastColumn="0"/>
+        </w:trPr>
+        <w:tc>
+          <w:tcPr>
+            <w:cnfStyle w:val="001000000000" w:firstRow="0" w:lastRow="0" w:firstColumn="1" w:lastColumn="0" w:oddVBand="0" w:evenVBand="0" w:oddHBand="0" w:evenHBand="0" w:firstRowFirstColumn="0" w:firstRowLastColumn="0" w:lastRowFirstColumn="0" w:lastRowLastColumn="0"/>
+            <w:tcW w:w="846" w:type="dxa"/>
+          </w:tcPr>
+          <w:p>
+            <w:r>
+              <w:t>1</w:t>
+            </w:r>
+          </w:p>
+        </w:tc>
+        <w:tc>
+          <w:tcPr>
+            <w:tcW w:w="3118" w:type="dxa"/>
+          </w:tcPr>
+          <w:p>
+            <w:pPr>
+              <w:cnfStyle w:val="000000100000" w:firstRow="0" w:lastRow="0" w:firstColumn="0" w:lastColumn="0" w:oddVBand="0" w:evenVBand="0" w:oddHBand="1" w:evenHBand="0" w:firstRowFirstColumn="0" w:firstRowLastColumn="0" w:lastRowFirstColumn="0" w:lastRowLastColumn="0"/>
+            </w:pPr>
+            <w:r>
+              <w:t>Use Case</w:t>
+            </w:r>
+          </w:p>
+        </w:tc>
+        <w:tc>
+          <w:tcPr>
+            <w:tcW w:w="5052" w:type="dxa"/>
+          </w:tcPr>
+          <w:p>
+            <w:pPr>
+              <w:cnfStyle w:val="000000100000" w:firstRow="0" w:lastRow="0" w:firstColumn="0" w:lastColumn="0" w:oddVBand="0" w:evenVBand="0" w:oddHBand="1" w:evenHBand="0" w:firstRowFirstColumn="0" w:firstRowLastColumn="0" w:lastRowFirstColumn="0" w:lastRowLastColumn="0"/>
+            </w:pPr>
+            <w:r>
+              <w:t>User – Login</w:t>
+            </w:r>
+          </w:p>
+        </w:tc>
+      </w:tr>
+      <w:tr>
+        <w:tc>
+          <w:tcPr>
+            <w:cnfStyle w:val="001000000000" w:firstRow="0" w:lastRow="0" w:firstColumn="1" w:lastColumn="0" w:oddVBand="0" w:evenVBand="0" w:oddHBand="0" w:evenHBand="0" w:firstRowFirstColumn="0" w:firstRowLastColumn="0" w:lastRowFirstColumn="0" w:lastRowLastColumn="0"/>
+            <w:tcW w:w="846" w:type="dxa"/>
+          </w:tcPr>
+          <w:p>
+            <w:r>
+              <w:t>2</w:t>
+            </w:r>
+          </w:p>
+        </w:tc>
+        <w:tc>
+          <w:tcPr>
+            <w:tcW w:w="3118" w:type="dxa"/>
+          </w:tcPr>
+          <w:p>
+            <w:pPr>
+              <w:cnfStyle w:val="000000000000" w:firstRow="0" w:lastRow="0" w:firstColumn="0" w:lastColumn="0" w:oddVBand="0" w:evenVBand="0" w:oddHBand="0" w:evenHBand="0" w:firstRowFirstColumn="0" w:firstRowLastColumn="0" w:lastRowFirstColumn="0" w:lastRowLastColumn="0"/>
+            </w:pPr>
+            <w:r>
+              <w:t>Activity</w:t>
+            </w:r>
+          </w:p>
+        </w:tc>
+        <w:tc>
+          <w:tcPr>
+            <w:tcW w:w="5052" w:type="dxa"/>
+          </w:tcPr>
+          <w:p>
+            <w:pPr>
+              <w:cnfStyle w:val="000000000000" w:firstRow="0" w:lastRow="0" w:firstColumn="0" w:lastColumn="0" w:oddVBand="0" w:evenVBand="0" w:oddHBand="0" w:evenHBand="0" w:firstRowFirstColumn="0" w:firstRowLastColumn="0" w:lastRowFirstColumn="0" w:lastRowLastColumn="0"/>
+            </w:pPr>
+            <w:r>
+              <w:t>Step by Step Login ka flow</w:t>
+            </w:r>
+          </w:p>
+        </w:tc>
+      </w:tr>
+      <w:tr>
+        <w:trPr>
+          <w:cnfStyle w:val="000000100000" w:firstRow="0" w:lastRow="0" w:firstColumn="0" w:lastColumn="0" w:oddVBand="0" w:evenVBand="0" w:oddHBand="1" w:evenHBand="0" w:firstRowFirstColumn="0" w:firstRowLastColumn="0" w:lastRowFirstColumn="0" w:lastRowLastColumn="0"/>
+        </w:trPr>
+        <w:tc>
+          <w:tcPr>
+            <w:cnfStyle w:val="001000000000" w:firstRow="0" w:lastRow="0" w:firstColumn="1" w:lastColumn="0" w:oddVBand="0" w:evenVBand="0" w:oddHBand="0" w:evenHBand="0" w:firstRowFirstColumn="0" w:firstRowLastColumn="0" w:lastRowFirstColumn="0" w:lastRowLastColumn="0"/>
+            <w:tcW w:w="846" w:type="dxa"/>
+          </w:tcPr>
+          <w:p>
+            <w:r>
+              <w:t>3</w:t>
+            </w:r>
+          </w:p>
+        </w:tc>
+        <w:tc>
+          <w:tcPr>
+            <w:tcW w:w="3118" w:type="dxa"/>
+          </w:tcPr>
+          <w:p>
+            <w:pPr>
+              <w:cnfStyle w:val="000000100000" w:firstRow="0" w:lastRow="0" w:firstColumn="0" w:lastColumn="0" w:oddVBand="0" w:evenVBand="0" w:oddHBand="1" w:evenHBand="0" w:firstRowFirstColumn="0" w:firstRowLastColumn="0" w:lastRowFirstColumn="0" w:lastRowLastColumn="0"/>
+            </w:pPr>
+            <w:r>
+              <w:t>Class</w:t>
+            </w:r>
+          </w:p>
+        </w:tc>
+        <w:tc>
+          <w:tcPr>
+            <w:tcW w:w="5052" w:type="dxa"/>
+          </w:tcPr>
+          <w:p>
+            <w:pPr>
+              <w:cnfStyle w:val="000000100000" w:firstRow="0" w:lastRow="0" w:firstColumn="0" w:lastColumn="0" w:oddVBand="0" w:evenVBand="0" w:oddHBand="1" w:evenHBand="0" w:firstRowFirstColumn="0" w:firstRowLastColumn="0" w:lastRowFirstColumn="0" w:lastRowLastColumn="0"/>
+            </w:pPr>
+            <w:r>
+              <w:t xml:space="preserve">User, </w:t>
+            </w:r>
+            <w:proofErr w:type="spellStart"/>
+            <w:r>
+              <w:t>AuthService</w:t>
+            </w:r>
+            <w:proofErr w:type="spellEnd"/>
+            <w:r>
+              <w:t xml:space="preserve"> class ka Structure</w:t>
+            </w:r>
+          </w:p>
+        </w:tc>
+      </w:tr>
+      <w:tr>
+        <w:tc>
+          <w:tcPr>
+            <w:cnfStyle w:val="001000000000" w:firstRow="0" w:lastRow="0" w:firstColumn="1" w:lastColumn="0" w:oddVBand="0" w:evenVBand="0" w:oddHBand="0" w:evenHBand="0" w:firstRowFirstColumn="0" w:firstRowLastColumn="0" w:lastRowFirstColumn="0" w:lastRowLastColumn="0"/>
+            <w:tcW w:w="846" w:type="dxa"/>
+          </w:tcPr>
+          <w:p>
+            <w:r>
+              <w:t>4</w:t>
+            </w:r>
+          </w:p>
+        </w:tc>
+        <w:tc>
+          <w:tcPr>
+            <w:tcW w:w="3118" w:type="dxa"/>
+          </w:tcPr>
+          <w:p>
+            <w:pPr>
+              <w:cnfStyle w:val="000000000000" w:firstRow="0" w:lastRow="0" w:firstColumn="0" w:lastColumn="0" w:oddVBand="0" w:evenVBand="0" w:oddHBand="0" w:evenHBand="0" w:firstRowFirstColumn="0" w:firstRowLastColumn="0" w:lastRowFirstColumn="0" w:lastRowLastColumn="0"/>
+            </w:pPr>
+            <w:r>
+              <w:t>Sequence</w:t>
+            </w:r>
+          </w:p>
+        </w:tc>
+        <w:tc>
+          <w:tcPr>
+            <w:tcW w:w="5052" w:type="dxa"/>
+          </w:tcPr>
+          <w:p>
+            <w:pPr>
+              <w:cnfStyle w:val="000000000000" w:firstRow="0" w:lastRow="0" w:firstColumn="0" w:lastColumn="0" w:oddVBand="0" w:evenVBand="0" w:oddHBand="0" w:evenHBand="0" w:firstRowFirstColumn="0" w:firstRowLastColumn="0" w:lastRowFirstColumn="0" w:lastRowLastColumn="0"/>
+            </w:pPr>
+            <w:r>
+              <w:t>User -&gt; Controller -&gt; Service -&gt; DB flow</w:t>
+            </w:r>
+          </w:p>
+        </w:tc>
+      </w:tr>
+      <w:tr>
+        <w:trPr>
+          <w:cnfStyle w:val="000000100000" w:firstRow="0" w:lastRow="0" w:firstColumn="0" w:lastColumn="0" w:oddVBand="0" w:evenVBand="0" w:oddHBand="1" w:evenHBand="0" w:firstRowFirstColumn="0" w:firstRowLastColumn="0" w:lastRowFirstColumn="0" w:lastRowLastColumn="0"/>
+        </w:trPr>
+        <w:tc>
+          <w:tcPr>
+            <w:cnfStyle w:val="001000000000" w:firstRow="0" w:lastRow="0" w:firstColumn="1" w:lastColumn="0" w:oddVBand="0" w:evenVBand="0" w:oddHBand="0" w:evenHBand="0" w:firstRowFirstColumn="0" w:firstRowLastColumn="0" w:lastRowFirstColumn="0" w:lastRowLastColumn="0"/>
+            <w:tcW w:w="846" w:type="dxa"/>
+          </w:tcPr>
+          <w:p>
+            <w:r>
+              <w:t>5</w:t>
+            </w:r>
+          </w:p>
+        </w:tc>
+        <w:tc>
+          <w:tcPr>
+            <w:tcW w:w="3118" w:type="dxa"/>
+          </w:tcPr>
+          <w:p>
+            <w:pPr>
+              <w:cnfStyle w:val="000000100000" w:firstRow="0" w:lastRow="0" w:firstColumn="0" w:lastColumn="0" w:oddVBand="0" w:evenVBand="0" w:oddHBand="1" w:evenHBand="0" w:firstRowFirstColumn="0" w:firstRowLastColumn="0" w:lastRowFirstColumn="0" w:lastRowLastColumn="0"/>
+            </w:pPr>
+            <w:r>
+              <w:t xml:space="preserve">Component </w:t>
+            </w:r>
+          </w:p>
+        </w:tc>
+        <w:tc>
+          <w:tcPr>
+            <w:tcW w:w="5052" w:type="dxa"/>
+          </w:tcPr>
+          <w:p>
+            <w:pPr>
+              <w:cnfStyle w:val="000000100000" w:firstRow="0" w:lastRow="0" w:firstColumn="0" w:lastColumn="0" w:oddVBand="0" w:evenVBand="0" w:oddHBand="1" w:evenHBand="0" w:firstRowFirstColumn="0" w:firstRowLastColumn="0" w:lastRowFirstColumn="0" w:lastRowLastColumn="0"/>
+            </w:pPr>
+            <w:r>
+              <w:t>Login module connects to DB, Logger, etc.</w:t>
+            </w:r>
+          </w:p>
+        </w:tc>
+      </w:tr>
+    </w:tbl>
     <w:p/>
-    <w:p/>
-    <w:p/>
-    <w:p/>
-    <w:p/>
-    <w:p/>
-    <w:p/>
-    <w:p/>
-    <w:p/>
-    <w:p/>
-    <w:p/>
-    <w:p/>
+    <w:p>
+      <w:pPr>
+        <w:pBdr>
+          <w:bottom w:val="double" w:sz="6" w:space="1" w:color="auto"/>
+        </w:pBdr>
+      </w:pPr>
+    </w:p>
+    <w:p>
+      <w:pPr>
+        <w:rPr>
+          <w:b/>
+          <w:bCs/>
+          <w:sz w:val="28"/>
+          <w:szCs w:val="28"/>
+        </w:rPr>
+      </w:pPr>
+      <w:r>
+        <w:rPr>
+          <w:b/>
+          <w:bCs/>
+          <w:sz w:val="28"/>
+          <w:szCs w:val="28"/>
+        </w:rPr>
+        <w:t xml:space="preserve">Use case diagram: </w:t>
+      </w:r>
+    </w:p>
+    <w:p>
+      <w:pPr>
+        <w:pStyle w:val="ListParagraph"/>
+        <w:numPr>
+          <w:ilvl w:val="0"/>
+          <w:numId w:val="36"/>
+        </w:numPr>
+      </w:pPr>
+      <w:r>
+        <w:t>List all actor (example: user, admin)</w:t>
+      </w:r>
+    </w:p>
+    <w:p>
+      <w:pPr>
+        <w:pStyle w:val="ListParagraph"/>
+        <w:numPr>
+          <w:ilvl w:val="0"/>
+          <w:numId w:val="36"/>
+        </w:numPr>
+      </w:pPr>
+      <w:r>
+        <w:t>List all major action (example: Login, Sing-Up, Manage Devices, View Report)</w:t>
+      </w:r>
+    </w:p>
+    <w:p>
+      <w:pPr>
+        <w:pStyle w:val="ListParagraph"/>
+        <w:numPr>
+          <w:ilvl w:val="0"/>
+          <w:numId w:val="36"/>
+        </w:numPr>
+      </w:pPr>
+      <w:r>
+        <w:t xml:space="preserve">Create one main Use Case Diagram for the entire </w:t>
+      </w:r>
+      <w:proofErr w:type="spellStart"/>
+      <w:r>
+        <w:t>sustem</w:t>
+      </w:r>
+      <w:proofErr w:type="spellEnd"/>
+      <w:r>
+        <w:t xml:space="preserve"> first.</w:t>
+      </w:r>
+    </w:p>
     <w:p/>
     <w:p/>
     <w:p/>
@@ -2081,6 +6471,155 @@
 <file path=word/numbering.xml><?xml version="1.0" encoding="utf-8"?>
 <w:numbering xmlns:wpc="http://schemas.microsoft.com/office/word/2010/wordprocessingCanvas" xmlns:cx="http://schemas.microsoft.com/office/drawing/2014/chartex" xmlns:cx1="http://schemas.microsoft.com/office/drawing/2015/9/8/chartex" xmlns:cx2="http://schemas.microsoft.com/office/drawing/2015/10/21/chartex" xmlns:cx3="http://schemas.microsoft.com/office/drawing/2016/5/9/chartex" xmlns:cx4="http://schemas.microsoft.com/office/drawing/2016/5/10/chartex" xmlns:cx5="http://schemas.microsoft.com/office/drawing/2016/5/11/chartex" xmlns:cx6="http://schemas.microsoft.com/office/drawing/2016/5/12/chartex" xmlns:cx7="http://schemas.microsoft.com/office/drawing/2016/5/13/chartex" xmlns:cx8="http://schemas.microsoft.com/office/drawing/2016/5/14/chartex" xmlns:mc="http://schemas.openxmlformats.org/markup-compatibility/2006" xmlns:aink="http://schemas.microsoft.com/office/drawing/2016/ink" xmlns:am3d="http://schemas.microsoft.com/office/drawing/2017/model3d" xmlns:o="urn:schemas-microsoft-com:office:office" xmlns:oel="http://schemas.microsoft.com/office/2019/extlst" xmlns:r="http://schemas.openxmlformats.org/officeDocument/2006/relationships" xmlns:m="http://schemas.openxmlformats.org/officeDocument/2006/math" xmlns:v="urn:schemas-microsoft-com:vml" xmlns:wp14="http://schemas.microsoft.com/office/word/2010/wordprocessingDrawing" xmlns:wp="http://schemas.openxmlformats.org/drawingml/2006/wordprocessingDrawing" xmlns:w10="urn:schemas-microsoft-com:office:word" xmlns:w="http://schemas.openxmlformats.org/wordprocessingml/2006/main" xmlns:w14="http://schemas.microsoft.com/office/word/2010/wordml" xmlns:w15="http://schemas.microsoft.com/office/word/2012/wordml" xmlns:w16cex="http://schemas.microsoft.com/office/word/2018/wordml/cex" xmlns:w16cid="http://schemas.microsoft.com/office/word/2016/wordml/cid" xmlns:w16="http://schemas.microsoft.com/office/word/2018/wordml" xmlns:w16du="http://schemas.microsoft.com/office/word/2023/wordml/word16du" xmlns:w16sdtdh="http://schemas.microsoft.com/office/word/2020/wordml/sdtdatahash" xmlns:w16sdtfl="http://schemas.microsoft.com/office/word/2024/wordml/sdtformatlock" xmlns:w16se="http://schemas.microsoft.com/office/word/2015/wordml/symex" xmlns:wpg="http://schemas.microsoft.com/office/word/2010/wordprocessingGroup" xmlns:wpi="http://schemas.microsoft.com/office/word/2010/wordprocessingInk" xmlns:wne="http://schemas.microsoft.com/office/word/2006/wordml" xmlns:wps="http://schemas.microsoft.com/office/word/2010/wordprocessingShape" mc:Ignorable="w14 w15 w16se w16cid w16 w16cex w16sdtdh w16sdtfl w16du wp14">
   <w:abstractNum w:abstractNumId="0" w15:restartNumberingAfterBreak="0">
+    <w:nsid w:val="01425DC4"/>
+    <w:multiLevelType w:val="multilevel"/>
+    <w:tmpl w:val="F110BA82"/>
+    <w:lvl w:ilvl="0">
+      <w:start w:val="1"/>
+      <w:numFmt w:val="bullet"/>
+      <w:lvlText w:val=""/>
+      <w:lvlJc w:val="left"/>
+      <w:pPr>
+        <w:tabs>
+          <w:tab w:val="num" w:pos="720"/>
+        </w:tabs>
+        <w:ind w:left="720" w:hanging="360"/>
+      </w:pPr>
+      <w:rPr>
+        <w:rFonts w:ascii="Symbol" w:hAnsi="Symbol" w:hint="default"/>
+        <w:sz w:val="20"/>
+      </w:rPr>
+    </w:lvl>
+    <w:lvl w:ilvl="1" w:tentative="1">
+      <w:start w:val="1"/>
+      <w:numFmt w:val="bullet"/>
+      <w:lvlText w:val="o"/>
+      <w:lvlJc w:val="left"/>
+      <w:pPr>
+        <w:tabs>
+          <w:tab w:val="num" w:pos="1440"/>
+        </w:tabs>
+        <w:ind w:left="1440" w:hanging="360"/>
+      </w:pPr>
+      <w:rPr>
+        <w:rFonts w:ascii="Courier New" w:hAnsi="Courier New" w:hint="default"/>
+        <w:sz w:val="20"/>
+      </w:rPr>
+    </w:lvl>
+    <w:lvl w:ilvl="2" w:tentative="1">
+      <w:start w:val="1"/>
+      <w:numFmt w:val="bullet"/>
+      <w:lvlText w:val=""/>
+      <w:lvlJc w:val="left"/>
+      <w:pPr>
+        <w:tabs>
+          <w:tab w:val="num" w:pos="2160"/>
+        </w:tabs>
+        <w:ind w:left="2160" w:hanging="360"/>
+      </w:pPr>
+      <w:rPr>
+        <w:rFonts w:ascii="Wingdings" w:hAnsi="Wingdings" w:hint="default"/>
+        <w:sz w:val="20"/>
+      </w:rPr>
+    </w:lvl>
+    <w:lvl w:ilvl="3" w:tentative="1">
+      <w:start w:val="1"/>
+      <w:numFmt w:val="bullet"/>
+      <w:lvlText w:val=""/>
+      <w:lvlJc w:val="left"/>
+      <w:pPr>
+        <w:tabs>
+          <w:tab w:val="num" w:pos="2880"/>
+        </w:tabs>
+        <w:ind w:left="2880" w:hanging="360"/>
+      </w:pPr>
+      <w:rPr>
+        <w:rFonts w:ascii="Wingdings" w:hAnsi="Wingdings" w:hint="default"/>
+        <w:sz w:val="20"/>
+      </w:rPr>
+    </w:lvl>
+    <w:lvl w:ilvl="4" w:tentative="1">
+      <w:start w:val="1"/>
+      <w:numFmt w:val="bullet"/>
+      <w:lvlText w:val=""/>
+      <w:lvlJc w:val="left"/>
+      <w:pPr>
+        <w:tabs>
+          <w:tab w:val="num" w:pos="3600"/>
+        </w:tabs>
+        <w:ind w:left="3600" w:hanging="360"/>
+      </w:pPr>
+      <w:rPr>
+        <w:rFonts w:ascii="Wingdings" w:hAnsi="Wingdings" w:hint="default"/>
+        <w:sz w:val="20"/>
+      </w:rPr>
+    </w:lvl>
+    <w:lvl w:ilvl="5" w:tentative="1">
+      <w:start w:val="1"/>
+      <w:numFmt w:val="bullet"/>
+      <w:lvlText w:val=""/>
+      <w:lvlJc w:val="left"/>
+      <w:pPr>
+        <w:tabs>
+          <w:tab w:val="num" w:pos="4320"/>
+        </w:tabs>
+        <w:ind w:left="4320" w:hanging="360"/>
+      </w:pPr>
+      <w:rPr>
+        <w:rFonts w:ascii="Wingdings" w:hAnsi="Wingdings" w:hint="default"/>
+        <w:sz w:val="20"/>
+      </w:rPr>
+    </w:lvl>
+    <w:lvl w:ilvl="6" w:tentative="1">
+      <w:start w:val="1"/>
+      <w:numFmt w:val="bullet"/>
+      <w:lvlText w:val=""/>
+      <w:lvlJc w:val="left"/>
+      <w:pPr>
+        <w:tabs>
+          <w:tab w:val="num" w:pos="5040"/>
+        </w:tabs>
+        <w:ind w:left="5040" w:hanging="360"/>
+      </w:pPr>
+      <w:rPr>
+        <w:rFonts w:ascii="Wingdings" w:hAnsi="Wingdings" w:hint="default"/>
+        <w:sz w:val="20"/>
+      </w:rPr>
+    </w:lvl>
+    <w:lvl w:ilvl="7" w:tentative="1">
+      <w:start w:val="1"/>
+      <w:numFmt w:val="bullet"/>
+      <w:lvlText w:val=""/>
+      <w:lvlJc w:val="left"/>
+      <w:pPr>
+        <w:tabs>
+          <w:tab w:val="num" w:pos="5760"/>
+        </w:tabs>
+        <w:ind w:left="5760" w:hanging="360"/>
+      </w:pPr>
+      <w:rPr>
+        <w:rFonts w:ascii="Wingdings" w:hAnsi="Wingdings" w:hint="default"/>
+        <w:sz w:val="20"/>
+      </w:rPr>
+    </w:lvl>
+    <w:lvl w:ilvl="8" w:tentative="1">
+      <w:start w:val="1"/>
+      <w:numFmt w:val="bullet"/>
+      <w:lvlText w:val=""/>
+      <w:lvlJc w:val="left"/>
+      <w:pPr>
+        <w:tabs>
+          <w:tab w:val="num" w:pos="6480"/>
+        </w:tabs>
+        <w:ind w:left="6480" w:hanging="360"/>
+      </w:pPr>
+      <w:rPr>
+        <w:rFonts w:ascii="Wingdings" w:hAnsi="Wingdings" w:hint="default"/>
+        <w:sz w:val="20"/>
+      </w:rPr>
+    </w:lvl>
+  </w:abstractNum>
+  <w:abstractNum w:abstractNumId="1" w15:restartNumberingAfterBreak="0">
     <w:nsid w:val="01507827"/>
     <w:multiLevelType w:val="hybridMultilevel"/>
     <w:tmpl w:val="AB0453E8"/>
@@ -2193,7 +6732,120 @@
       </w:rPr>
     </w:lvl>
   </w:abstractNum>
-  <w:abstractNum w:abstractNumId="1" w15:restartNumberingAfterBreak="0">
+  <w:abstractNum w:abstractNumId="2" w15:restartNumberingAfterBreak="0">
+    <w:nsid w:val="01D6290D"/>
+    <w:multiLevelType w:val="hybridMultilevel"/>
+    <w:tmpl w:val="6A34BCD8"/>
+    <w:lvl w:ilvl="0" w:tplc="40090001">
+      <w:start w:val="1"/>
+      <w:numFmt w:val="bullet"/>
+      <w:lvlText w:val=""/>
+      <w:lvlJc w:val="left"/>
+      <w:pPr>
+        <w:ind w:left="720" w:hanging="360"/>
+      </w:pPr>
+      <w:rPr>
+        <w:rFonts w:ascii="Symbol" w:hAnsi="Symbol" w:hint="default"/>
+      </w:rPr>
+    </w:lvl>
+    <w:lvl w:ilvl="1" w:tplc="40090003" w:tentative="1">
+      <w:start w:val="1"/>
+      <w:numFmt w:val="bullet"/>
+      <w:lvlText w:val="o"/>
+      <w:lvlJc w:val="left"/>
+      <w:pPr>
+        <w:ind w:left="1440" w:hanging="360"/>
+      </w:pPr>
+      <w:rPr>
+        <w:rFonts w:ascii="Courier New" w:hAnsi="Courier New" w:cs="Courier New" w:hint="default"/>
+      </w:rPr>
+    </w:lvl>
+    <w:lvl w:ilvl="2" w:tplc="40090005" w:tentative="1">
+      <w:start w:val="1"/>
+      <w:numFmt w:val="bullet"/>
+      <w:lvlText w:val=""/>
+      <w:lvlJc w:val="left"/>
+      <w:pPr>
+        <w:ind w:left="2160" w:hanging="360"/>
+      </w:pPr>
+      <w:rPr>
+        <w:rFonts w:ascii="Wingdings" w:hAnsi="Wingdings" w:hint="default"/>
+      </w:rPr>
+    </w:lvl>
+    <w:lvl w:ilvl="3" w:tplc="40090001" w:tentative="1">
+      <w:start w:val="1"/>
+      <w:numFmt w:val="bullet"/>
+      <w:lvlText w:val=""/>
+      <w:lvlJc w:val="left"/>
+      <w:pPr>
+        <w:ind w:left="2880" w:hanging="360"/>
+      </w:pPr>
+      <w:rPr>
+        <w:rFonts w:ascii="Symbol" w:hAnsi="Symbol" w:hint="default"/>
+      </w:rPr>
+    </w:lvl>
+    <w:lvl w:ilvl="4" w:tplc="40090003" w:tentative="1">
+      <w:start w:val="1"/>
+      <w:numFmt w:val="bullet"/>
+      <w:lvlText w:val="o"/>
+      <w:lvlJc w:val="left"/>
+      <w:pPr>
+        <w:ind w:left="3600" w:hanging="360"/>
+      </w:pPr>
+      <w:rPr>
+        <w:rFonts w:ascii="Courier New" w:hAnsi="Courier New" w:cs="Courier New" w:hint="default"/>
+      </w:rPr>
+    </w:lvl>
+    <w:lvl w:ilvl="5" w:tplc="40090005" w:tentative="1">
+      <w:start w:val="1"/>
+      <w:numFmt w:val="bullet"/>
+      <w:lvlText w:val=""/>
+      <w:lvlJc w:val="left"/>
+      <w:pPr>
+        <w:ind w:left="4320" w:hanging="360"/>
+      </w:pPr>
+      <w:rPr>
+        <w:rFonts w:ascii="Wingdings" w:hAnsi="Wingdings" w:hint="default"/>
+      </w:rPr>
+    </w:lvl>
+    <w:lvl w:ilvl="6" w:tplc="40090001" w:tentative="1">
+      <w:start w:val="1"/>
+      <w:numFmt w:val="bullet"/>
+      <w:lvlText w:val=""/>
+      <w:lvlJc w:val="left"/>
+      <w:pPr>
+        <w:ind w:left="5040" w:hanging="360"/>
+      </w:pPr>
+      <w:rPr>
+        <w:rFonts w:ascii="Symbol" w:hAnsi="Symbol" w:hint="default"/>
+      </w:rPr>
+    </w:lvl>
+    <w:lvl w:ilvl="7" w:tplc="40090003" w:tentative="1">
+      <w:start w:val="1"/>
+      <w:numFmt w:val="bullet"/>
+      <w:lvlText w:val="o"/>
+      <w:lvlJc w:val="left"/>
+      <w:pPr>
+        <w:ind w:left="5760" w:hanging="360"/>
+      </w:pPr>
+      <w:rPr>
+        <w:rFonts w:ascii="Courier New" w:hAnsi="Courier New" w:cs="Courier New" w:hint="default"/>
+      </w:rPr>
+    </w:lvl>
+    <w:lvl w:ilvl="8" w:tplc="40090005" w:tentative="1">
+      <w:start w:val="1"/>
+      <w:numFmt w:val="bullet"/>
+      <w:lvlText w:val=""/>
+      <w:lvlJc w:val="left"/>
+      <w:pPr>
+        <w:ind w:left="6480" w:hanging="360"/>
+      </w:pPr>
+      <w:rPr>
+        <w:rFonts w:ascii="Wingdings" w:hAnsi="Wingdings" w:hint="default"/>
+      </w:rPr>
+    </w:lvl>
+  </w:abstractNum>
+  <w:abstractNum w:abstractNumId="3" w15:restartNumberingAfterBreak="0">
     <w:nsid w:val="08025683"/>
     <w:multiLevelType w:val="hybridMultilevel"/>
     <w:tmpl w:val="623AD16C"/>
@@ -2306,7 +6958,757 @@
       </w:rPr>
     </w:lvl>
   </w:abstractNum>
-  <w:abstractNum w:abstractNumId="2" w15:restartNumberingAfterBreak="0">
+  <w:abstractNum w:abstractNumId="4" w15:restartNumberingAfterBreak="0">
+    <w:nsid w:val="09E4293D"/>
+    <w:multiLevelType w:val="hybridMultilevel"/>
+    <w:tmpl w:val="8480C6A2"/>
+    <w:lvl w:ilvl="0" w:tplc="FFFFFFFF">
+      <w:start w:val="1"/>
+      <w:numFmt w:val="bullet"/>
+      <w:lvlText w:val=""/>
+      <w:lvlJc w:val="left"/>
+      <w:pPr>
+        <w:ind w:left="720" w:hanging="360"/>
+      </w:pPr>
+      <w:rPr>
+        <w:rFonts w:ascii="Symbol" w:hAnsi="Symbol" w:hint="default"/>
+      </w:rPr>
+    </w:lvl>
+    <w:lvl w:ilvl="1" w:tplc="40090001">
+      <w:start w:val="1"/>
+      <w:numFmt w:val="bullet"/>
+      <w:lvlText w:val=""/>
+      <w:lvlJc w:val="left"/>
+      <w:pPr>
+        <w:ind w:left="1080" w:hanging="360"/>
+      </w:pPr>
+      <w:rPr>
+        <w:rFonts w:ascii="Symbol" w:hAnsi="Symbol" w:hint="default"/>
+      </w:rPr>
+    </w:lvl>
+    <w:lvl w:ilvl="2" w:tplc="FFFFFFFF" w:tentative="1">
+      <w:start w:val="1"/>
+      <w:numFmt w:val="bullet"/>
+      <w:lvlText w:val=""/>
+      <w:lvlJc w:val="left"/>
+      <w:pPr>
+        <w:ind w:left="2160" w:hanging="360"/>
+      </w:pPr>
+      <w:rPr>
+        <w:rFonts w:ascii="Wingdings" w:hAnsi="Wingdings" w:hint="default"/>
+      </w:rPr>
+    </w:lvl>
+    <w:lvl w:ilvl="3" w:tplc="FFFFFFFF" w:tentative="1">
+      <w:start w:val="1"/>
+      <w:numFmt w:val="bullet"/>
+      <w:lvlText w:val=""/>
+      <w:lvlJc w:val="left"/>
+      <w:pPr>
+        <w:ind w:left="2880" w:hanging="360"/>
+      </w:pPr>
+      <w:rPr>
+        <w:rFonts w:ascii="Symbol" w:hAnsi="Symbol" w:hint="default"/>
+      </w:rPr>
+    </w:lvl>
+    <w:lvl w:ilvl="4" w:tplc="FFFFFFFF" w:tentative="1">
+      <w:start w:val="1"/>
+      <w:numFmt w:val="bullet"/>
+      <w:lvlText w:val="o"/>
+      <w:lvlJc w:val="left"/>
+      <w:pPr>
+        <w:ind w:left="3600" w:hanging="360"/>
+      </w:pPr>
+      <w:rPr>
+        <w:rFonts w:ascii="Courier New" w:hAnsi="Courier New" w:cs="Courier New" w:hint="default"/>
+      </w:rPr>
+    </w:lvl>
+    <w:lvl w:ilvl="5" w:tplc="FFFFFFFF" w:tentative="1">
+      <w:start w:val="1"/>
+      <w:numFmt w:val="bullet"/>
+      <w:lvlText w:val=""/>
+      <w:lvlJc w:val="left"/>
+      <w:pPr>
+        <w:ind w:left="4320" w:hanging="360"/>
+      </w:pPr>
+      <w:rPr>
+        <w:rFonts w:ascii="Wingdings" w:hAnsi="Wingdings" w:hint="default"/>
+      </w:rPr>
+    </w:lvl>
+    <w:lvl w:ilvl="6" w:tplc="FFFFFFFF" w:tentative="1">
+      <w:start w:val="1"/>
+      <w:numFmt w:val="bullet"/>
+      <w:lvlText w:val=""/>
+      <w:lvlJc w:val="left"/>
+      <w:pPr>
+        <w:ind w:left="5040" w:hanging="360"/>
+      </w:pPr>
+      <w:rPr>
+        <w:rFonts w:ascii="Symbol" w:hAnsi="Symbol" w:hint="default"/>
+      </w:rPr>
+    </w:lvl>
+    <w:lvl w:ilvl="7" w:tplc="FFFFFFFF" w:tentative="1">
+      <w:start w:val="1"/>
+      <w:numFmt w:val="bullet"/>
+      <w:lvlText w:val="o"/>
+      <w:lvlJc w:val="left"/>
+      <w:pPr>
+        <w:ind w:left="5760" w:hanging="360"/>
+      </w:pPr>
+      <w:rPr>
+        <w:rFonts w:ascii="Courier New" w:hAnsi="Courier New" w:cs="Courier New" w:hint="default"/>
+      </w:rPr>
+    </w:lvl>
+    <w:lvl w:ilvl="8" w:tplc="FFFFFFFF" w:tentative="1">
+      <w:start w:val="1"/>
+      <w:numFmt w:val="bullet"/>
+      <w:lvlText w:val=""/>
+      <w:lvlJc w:val="left"/>
+      <w:pPr>
+        <w:ind w:left="6480" w:hanging="360"/>
+      </w:pPr>
+      <w:rPr>
+        <w:rFonts w:ascii="Wingdings" w:hAnsi="Wingdings" w:hint="default"/>
+      </w:rPr>
+    </w:lvl>
+  </w:abstractNum>
+  <w:abstractNum w:abstractNumId="5" w15:restartNumberingAfterBreak="0">
+    <w:nsid w:val="1929739D"/>
+    <w:multiLevelType w:val="hybridMultilevel"/>
+    <w:tmpl w:val="1C60DA68"/>
+    <w:lvl w:ilvl="0" w:tplc="40090001">
+      <w:start w:val="1"/>
+      <w:numFmt w:val="bullet"/>
+      <w:lvlText w:val=""/>
+      <w:lvlJc w:val="left"/>
+      <w:pPr>
+        <w:ind w:left="720" w:hanging="360"/>
+      </w:pPr>
+      <w:rPr>
+        <w:rFonts w:ascii="Symbol" w:hAnsi="Symbol" w:hint="default"/>
+      </w:rPr>
+    </w:lvl>
+    <w:lvl w:ilvl="1" w:tplc="40090003" w:tentative="1">
+      <w:start w:val="1"/>
+      <w:numFmt w:val="bullet"/>
+      <w:lvlText w:val="o"/>
+      <w:lvlJc w:val="left"/>
+      <w:pPr>
+        <w:ind w:left="1440" w:hanging="360"/>
+      </w:pPr>
+      <w:rPr>
+        <w:rFonts w:ascii="Courier New" w:hAnsi="Courier New" w:cs="Courier New" w:hint="default"/>
+      </w:rPr>
+    </w:lvl>
+    <w:lvl w:ilvl="2" w:tplc="40090005" w:tentative="1">
+      <w:start w:val="1"/>
+      <w:numFmt w:val="bullet"/>
+      <w:lvlText w:val=""/>
+      <w:lvlJc w:val="left"/>
+      <w:pPr>
+        <w:ind w:left="2160" w:hanging="360"/>
+      </w:pPr>
+      <w:rPr>
+        <w:rFonts w:ascii="Wingdings" w:hAnsi="Wingdings" w:hint="default"/>
+      </w:rPr>
+    </w:lvl>
+    <w:lvl w:ilvl="3" w:tplc="40090001" w:tentative="1">
+      <w:start w:val="1"/>
+      <w:numFmt w:val="bullet"/>
+      <w:lvlText w:val=""/>
+      <w:lvlJc w:val="left"/>
+      <w:pPr>
+        <w:ind w:left="2880" w:hanging="360"/>
+      </w:pPr>
+      <w:rPr>
+        <w:rFonts w:ascii="Symbol" w:hAnsi="Symbol" w:hint="default"/>
+      </w:rPr>
+    </w:lvl>
+    <w:lvl w:ilvl="4" w:tplc="40090003" w:tentative="1">
+      <w:start w:val="1"/>
+      <w:numFmt w:val="bullet"/>
+      <w:lvlText w:val="o"/>
+      <w:lvlJc w:val="left"/>
+      <w:pPr>
+        <w:ind w:left="3600" w:hanging="360"/>
+      </w:pPr>
+      <w:rPr>
+        <w:rFonts w:ascii="Courier New" w:hAnsi="Courier New" w:cs="Courier New" w:hint="default"/>
+      </w:rPr>
+    </w:lvl>
+    <w:lvl w:ilvl="5" w:tplc="40090005" w:tentative="1">
+      <w:start w:val="1"/>
+      <w:numFmt w:val="bullet"/>
+      <w:lvlText w:val=""/>
+      <w:lvlJc w:val="left"/>
+      <w:pPr>
+        <w:ind w:left="4320" w:hanging="360"/>
+      </w:pPr>
+      <w:rPr>
+        <w:rFonts w:ascii="Wingdings" w:hAnsi="Wingdings" w:hint="default"/>
+      </w:rPr>
+    </w:lvl>
+    <w:lvl w:ilvl="6" w:tplc="40090001" w:tentative="1">
+      <w:start w:val="1"/>
+      <w:numFmt w:val="bullet"/>
+      <w:lvlText w:val=""/>
+      <w:lvlJc w:val="left"/>
+      <w:pPr>
+        <w:ind w:left="5040" w:hanging="360"/>
+      </w:pPr>
+      <w:rPr>
+        <w:rFonts w:ascii="Symbol" w:hAnsi="Symbol" w:hint="default"/>
+      </w:rPr>
+    </w:lvl>
+    <w:lvl w:ilvl="7" w:tplc="40090003" w:tentative="1">
+      <w:start w:val="1"/>
+      <w:numFmt w:val="bullet"/>
+      <w:lvlText w:val="o"/>
+      <w:lvlJc w:val="left"/>
+      <w:pPr>
+        <w:ind w:left="5760" w:hanging="360"/>
+      </w:pPr>
+      <w:rPr>
+        <w:rFonts w:ascii="Courier New" w:hAnsi="Courier New" w:cs="Courier New" w:hint="default"/>
+      </w:rPr>
+    </w:lvl>
+    <w:lvl w:ilvl="8" w:tplc="40090005" w:tentative="1">
+      <w:start w:val="1"/>
+      <w:numFmt w:val="bullet"/>
+      <w:lvlText w:val=""/>
+      <w:lvlJc w:val="left"/>
+      <w:pPr>
+        <w:ind w:left="6480" w:hanging="360"/>
+      </w:pPr>
+      <w:rPr>
+        <w:rFonts w:ascii="Wingdings" w:hAnsi="Wingdings" w:hint="default"/>
+      </w:rPr>
+    </w:lvl>
+  </w:abstractNum>
+  <w:abstractNum w:abstractNumId="6" w15:restartNumberingAfterBreak="0">
+    <w:nsid w:val="1DF20E58"/>
+    <w:multiLevelType w:val="multilevel"/>
+    <w:tmpl w:val="F7F4EAEA"/>
+    <w:lvl w:ilvl="0">
+      <w:start w:val="1"/>
+      <w:numFmt w:val="bullet"/>
+      <w:lvlText w:val=""/>
+      <w:lvlJc w:val="left"/>
+      <w:pPr>
+        <w:tabs>
+          <w:tab w:val="num" w:pos="720"/>
+        </w:tabs>
+        <w:ind w:left="720" w:hanging="360"/>
+      </w:pPr>
+      <w:rPr>
+        <w:rFonts w:ascii="Symbol" w:hAnsi="Symbol" w:hint="default"/>
+        <w:sz w:val="20"/>
+      </w:rPr>
+    </w:lvl>
+    <w:lvl w:ilvl="1" w:tentative="1">
+      <w:start w:val="1"/>
+      <w:numFmt w:val="bullet"/>
+      <w:lvlText w:val="o"/>
+      <w:lvlJc w:val="left"/>
+      <w:pPr>
+        <w:tabs>
+          <w:tab w:val="num" w:pos="1440"/>
+        </w:tabs>
+        <w:ind w:left="1440" w:hanging="360"/>
+      </w:pPr>
+      <w:rPr>
+        <w:rFonts w:ascii="Courier New" w:hAnsi="Courier New" w:hint="default"/>
+        <w:sz w:val="20"/>
+      </w:rPr>
+    </w:lvl>
+    <w:lvl w:ilvl="2" w:tentative="1">
+      <w:start w:val="1"/>
+      <w:numFmt w:val="bullet"/>
+      <w:lvlText w:val=""/>
+      <w:lvlJc w:val="left"/>
+      <w:pPr>
+        <w:tabs>
+          <w:tab w:val="num" w:pos="2160"/>
+        </w:tabs>
+        <w:ind w:left="2160" w:hanging="360"/>
+      </w:pPr>
+      <w:rPr>
+        <w:rFonts w:ascii="Wingdings" w:hAnsi="Wingdings" w:hint="default"/>
+        <w:sz w:val="20"/>
+      </w:rPr>
+    </w:lvl>
+    <w:lvl w:ilvl="3" w:tentative="1">
+      <w:start w:val="1"/>
+      <w:numFmt w:val="bullet"/>
+      <w:lvlText w:val=""/>
+      <w:lvlJc w:val="left"/>
+      <w:pPr>
+        <w:tabs>
+          <w:tab w:val="num" w:pos="2880"/>
+        </w:tabs>
+        <w:ind w:left="2880" w:hanging="360"/>
+      </w:pPr>
+      <w:rPr>
+        <w:rFonts w:ascii="Wingdings" w:hAnsi="Wingdings" w:hint="default"/>
+        <w:sz w:val="20"/>
+      </w:rPr>
+    </w:lvl>
+    <w:lvl w:ilvl="4" w:tentative="1">
+      <w:start w:val="1"/>
+      <w:numFmt w:val="bullet"/>
+      <w:lvlText w:val=""/>
+      <w:lvlJc w:val="left"/>
+      <w:pPr>
+        <w:tabs>
+          <w:tab w:val="num" w:pos="3600"/>
+        </w:tabs>
+        <w:ind w:left="3600" w:hanging="360"/>
+      </w:pPr>
+      <w:rPr>
+        <w:rFonts w:ascii="Wingdings" w:hAnsi="Wingdings" w:hint="default"/>
+        <w:sz w:val="20"/>
+      </w:rPr>
+    </w:lvl>
+    <w:lvl w:ilvl="5" w:tentative="1">
+      <w:start w:val="1"/>
+      <w:numFmt w:val="bullet"/>
+      <w:lvlText w:val=""/>
+      <w:lvlJc w:val="left"/>
+      <w:pPr>
+        <w:tabs>
+          <w:tab w:val="num" w:pos="4320"/>
+        </w:tabs>
+        <w:ind w:left="4320" w:hanging="360"/>
+      </w:pPr>
+      <w:rPr>
+        <w:rFonts w:ascii="Wingdings" w:hAnsi="Wingdings" w:hint="default"/>
+        <w:sz w:val="20"/>
+      </w:rPr>
+    </w:lvl>
+    <w:lvl w:ilvl="6" w:tentative="1">
+      <w:start w:val="1"/>
+      <w:numFmt w:val="bullet"/>
+      <w:lvlText w:val=""/>
+      <w:lvlJc w:val="left"/>
+      <w:pPr>
+        <w:tabs>
+          <w:tab w:val="num" w:pos="5040"/>
+        </w:tabs>
+        <w:ind w:left="5040" w:hanging="360"/>
+      </w:pPr>
+      <w:rPr>
+        <w:rFonts w:ascii="Wingdings" w:hAnsi="Wingdings" w:hint="default"/>
+        <w:sz w:val="20"/>
+      </w:rPr>
+    </w:lvl>
+    <w:lvl w:ilvl="7" w:tentative="1">
+      <w:start w:val="1"/>
+      <w:numFmt w:val="bullet"/>
+      <w:lvlText w:val=""/>
+      <w:lvlJc w:val="left"/>
+      <w:pPr>
+        <w:tabs>
+          <w:tab w:val="num" w:pos="5760"/>
+        </w:tabs>
+        <w:ind w:left="5760" w:hanging="360"/>
+      </w:pPr>
+      <w:rPr>
+        <w:rFonts w:ascii="Wingdings" w:hAnsi="Wingdings" w:hint="default"/>
+        <w:sz w:val="20"/>
+      </w:rPr>
+    </w:lvl>
+    <w:lvl w:ilvl="8" w:tentative="1">
+      <w:start w:val="1"/>
+      <w:numFmt w:val="bullet"/>
+      <w:lvlText w:val=""/>
+      <w:lvlJc w:val="left"/>
+      <w:pPr>
+        <w:tabs>
+          <w:tab w:val="num" w:pos="6480"/>
+        </w:tabs>
+        <w:ind w:left="6480" w:hanging="360"/>
+      </w:pPr>
+      <w:rPr>
+        <w:rFonts w:ascii="Wingdings" w:hAnsi="Wingdings" w:hint="default"/>
+        <w:sz w:val="20"/>
+      </w:rPr>
+    </w:lvl>
+  </w:abstractNum>
+  <w:abstractNum w:abstractNumId="7" w15:restartNumberingAfterBreak="0">
+    <w:nsid w:val="249523BA"/>
+    <w:multiLevelType w:val="multilevel"/>
+    <w:tmpl w:val="A8927A10"/>
+    <w:lvl w:ilvl="0">
+      <w:start w:val="1"/>
+      <w:numFmt w:val="bullet"/>
+      <w:lvlText w:val=""/>
+      <w:lvlJc w:val="left"/>
+      <w:pPr>
+        <w:tabs>
+          <w:tab w:val="num" w:pos="720"/>
+        </w:tabs>
+        <w:ind w:left="720" w:hanging="360"/>
+      </w:pPr>
+      <w:rPr>
+        <w:rFonts w:ascii="Symbol" w:hAnsi="Symbol" w:hint="default"/>
+        <w:sz w:val="20"/>
+      </w:rPr>
+    </w:lvl>
+    <w:lvl w:ilvl="1" w:tentative="1">
+      <w:start w:val="1"/>
+      <w:numFmt w:val="bullet"/>
+      <w:lvlText w:val="o"/>
+      <w:lvlJc w:val="left"/>
+      <w:pPr>
+        <w:tabs>
+          <w:tab w:val="num" w:pos="1440"/>
+        </w:tabs>
+        <w:ind w:left="1440" w:hanging="360"/>
+      </w:pPr>
+      <w:rPr>
+        <w:rFonts w:ascii="Courier New" w:hAnsi="Courier New" w:hint="default"/>
+        <w:sz w:val="20"/>
+      </w:rPr>
+    </w:lvl>
+    <w:lvl w:ilvl="2" w:tentative="1">
+      <w:start w:val="1"/>
+      <w:numFmt w:val="bullet"/>
+      <w:lvlText w:val=""/>
+      <w:lvlJc w:val="left"/>
+      <w:pPr>
+        <w:tabs>
+          <w:tab w:val="num" w:pos="2160"/>
+        </w:tabs>
+        <w:ind w:left="2160" w:hanging="360"/>
+      </w:pPr>
+      <w:rPr>
+        <w:rFonts w:ascii="Wingdings" w:hAnsi="Wingdings" w:hint="default"/>
+        <w:sz w:val="20"/>
+      </w:rPr>
+    </w:lvl>
+    <w:lvl w:ilvl="3" w:tentative="1">
+      <w:start w:val="1"/>
+      <w:numFmt w:val="bullet"/>
+      <w:lvlText w:val=""/>
+      <w:lvlJc w:val="left"/>
+      <w:pPr>
+        <w:tabs>
+          <w:tab w:val="num" w:pos="2880"/>
+        </w:tabs>
+        <w:ind w:left="2880" w:hanging="360"/>
+      </w:pPr>
+      <w:rPr>
+        <w:rFonts w:ascii="Wingdings" w:hAnsi="Wingdings" w:hint="default"/>
+        <w:sz w:val="20"/>
+      </w:rPr>
+    </w:lvl>
+    <w:lvl w:ilvl="4" w:tentative="1">
+      <w:start w:val="1"/>
+      <w:numFmt w:val="bullet"/>
+      <w:lvlText w:val=""/>
+      <w:lvlJc w:val="left"/>
+      <w:pPr>
+        <w:tabs>
+          <w:tab w:val="num" w:pos="3600"/>
+        </w:tabs>
+        <w:ind w:left="3600" w:hanging="360"/>
+      </w:pPr>
+      <w:rPr>
+        <w:rFonts w:ascii="Wingdings" w:hAnsi="Wingdings" w:hint="default"/>
+        <w:sz w:val="20"/>
+      </w:rPr>
+    </w:lvl>
+    <w:lvl w:ilvl="5" w:tentative="1">
+      <w:start w:val="1"/>
+      <w:numFmt w:val="bullet"/>
+      <w:lvlText w:val=""/>
+      <w:lvlJc w:val="left"/>
+      <w:pPr>
+        <w:tabs>
+          <w:tab w:val="num" w:pos="4320"/>
+        </w:tabs>
+        <w:ind w:left="4320" w:hanging="360"/>
+      </w:pPr>
+      <w:rPr>
+        <w:rFonts w:ascii="Wingdings" w:hAnsi="Wingdings" w:hint="default"/>
+        <w:sz w:val="20"/>
+      </w:rPr>
+    </w:lvl>
+    <w:lvl w:ilvl="6" w:tentative="1">
+      <w:start w:val="1"/>
+      <w:numFmt w:val="bullet"/>
+      <w:lvlText w:val=""/>
+      <w:lvlJc w:val="left"/>
+      <w:pPr>
+        <w:tabs>
+          <w:tab w:val="num" w:pos="5040"/>
+        </w:tabs>
+        <w:ind w:left="5040" w:hanging="360"/>
+      </w:pPr>
+      <w:rPr>
+        <w:rFonts w:ascii="Wingdings" w:hAnsi="Wingdings" w:hint="default"/>
+        <w:sz w:val="20"/>
+      </w:rPr>
+    </w:lvl>
+    <w:lvl w:ilvl="7" w:tentative="1">
+      <w:start w:val="1"/>
+      <w:numFmt w:val="bullet"/>
+      <w:lvlText w:val=""/>
+      <w:lvlJc w:val="left"/>
+      <w:pPr>
+        <w:tabs>
+          <w:tab w:val="num" w:pos="5760"/>
+        </w:tabs>
+        <w:ind w:left="5760" w:hanging="360"/>
+      </w:pPr>
+      <w:rPr>
+        <w:rFonts w:ascii="Wingdings" w:hAnsi="Wingdings" w:hint="default"/>
+        <w:sz w:val="20"/>
+      </w:rPr>
+    </w:lvl>
+    <w:lvl w:ilvl="8" w:tentative="1">
+      <w:start w:val="1"/>
+      <w:numFmt w:val="bullet"/>
+      <w:lvlText w:val=""/>
+      <w:lvlJc w:val="left"/>
+      <w:pPr>
+        <w:tabs>
+          <w:tab w:val="num" w:pos="6480"/>
+        </w:tabs>
+        <w:ind w:left="6480" w:hanging="360"/>
+      </w:pPr>
+      <w:rPr>
+        <w:rFonts w:ascii="Wingdings" w:hAnsi="Wingdings" w:hint="default"/>
+        <w:sz w:val="20"/>
+      </w:rPr>
+    </w:lvl>
+  </w:abstractNum>
+  <w:abstractNum w:abstractNumId="8" w15:restartNumberingAfterBreak="0">
+    <w:nsid w:val="2577704A"/>
+    <w:multiLevelType w:val="hybridMultilevel"/>
+    <w:tmpl w:val="3676C6EE"/>
+    <w:lvl w:ilvl="0" w:tplc="40090001">
+      <w:start w:val="1"/>
+      <w:numFmt w:val="bullet"/>
+      <w:lvlText w:val=""/>
+      <w:lvlJc w:val="left"/>
+      <w:pPr>
+        <w:ind w:left="720" w:hanging="360"/>
+      </w:pPr>
+      <w:rPr>
+        <w:rFonts w:ascii="Symbol" w:hAnsi="Symbol" w:hint="default"/>
+      </w:rPr>
+    </w:lvl>
+    <w:lvl w:ilvl="1" w:tplc="40090003">
+      <w:start w:val="1"/>
+      <w:numFmt w:val="bullet"/>
+      <w:lvlText w:val="o"/>
+      <w:lvlJc w:val="left"/>
+      <w:pPr>
+        <w:ind w:left="1440" w:hanging="360"/>
+      </w:pPr>
+      <w:rPr>
+        <w:rFonts w:ascii="Courier New" w:hAnsi="Courier New" w:cs="Courier New" w:hint="default"/>
+      </w:rPr>
+    </w:lvl>
+    <w:lvl w:ilvl="2" w:tplc="40090005" w:tentative="1">
+      <w:start w:val="1"/>
+      <w:numFmt w:val="bullet"/>
+      <w:lvlText w:val=""/>
+      <w:lvlJc w:val="left"/>
+      <w:pPr>
+        <w:ind w:left="2160" w:hanging="360"/>
+      </w:pPr>
+      <w:rPr>
+        <w:rFonts w:ascii="Wingdings" w:hAnsi="Wingdings" w:hint="default"/>
+      </w:rPr>
+    </w:lvl>
+    <w:lvl w:ilvl="3" w:tplc="40090001" w:tentative="1">
+      <w:start w:val="1"/>
+      <w:numFmt w:val="bullet"/>
+      <w:lvlText w:val=""/>
+      <w:lvlJc w:val="left"/>
+      <w:pPr>
+        <w:ind w:left="2880" w:hanging="360"/>
+      </w:pPr>
+      <w:rPr>
+        <w:rFonts w:ascii="Symbol" w:hAnsi="Symbol" w:hint="default"/>
+      </w:rPr>
+    </w:lvl>
+    <w:lvl w:ilvl="4" w:tplc="40090003" w:tentative="1">
+      <w:start w:val="1"/>
+      <w:numFmt w:val="bullet"/>
+      <w:lvlText w:val="o"/>
+      <w:lvlJc w:val="left"/>
+      <w:pPr>
+        <w:ind w:left="3600" w:hanging="360"/>
+      </w:pPr>
+      <w:rPr>
+        <w:rFonts w:ascii="Courier New" w:hAnsi="Courier New" w:cs="Courier New" w:hint="default"/>
+      </w:rPr>
+    </w:lvl>
+    <w:lvl w:ilvl="5" w:tplc="40090005" w:tentative="1">
+      <w:start w:val="1"/>
+      <w:numFmt w:val="bullet"/>
+      <w:lvlText w:val=""/>
+      <w:lvlJc w:val="left"/>
+      <w:pPr>
+        <w:ind w:left="4320" w:hanging="360"/>
+      </w:pPr>
+      <w:rPr>
+        <w:rFonts w:ascii="Wingdings" w:hAnsi="Wingdings" w:hint="default"/>
+      </w:rPr>
+    </w:lvl>
+    <w:lvl w:ilvl="6" w:tplc="40090001" w:tentative="1">
+      <w:start w:val="1"/>
+      <w:numFmt w:val="bullet"/>
+      <w:lvlText w:val=""/>
+      <w:lvlJc w:val="left"/>
+      <w:pPr>
+        <w:ind w:left="5040" w:hanging="360"/>
+      </w:pPr>
+      <w:rPr>
+        <w:rFonts w:ascii="Symbol" w:hAnsi="Symbol" w:hint="default"/>
+      </w:rPr>
+    </w:lvl>
+    <w:lvl w:ilvl="7" w:tplc="40090003" w:tentative="1">
+      <w:start w:val="1"/>
+      <w:numFmt w:val="bullet"/>
+      <w:lvlText w:val="o"/>
+      <w:lvlJc w:val="left"/>
+      <w:pPr>
+        <w:ind w:left="5760" w:hanging="360"/>
+      </w:pPr>
+      <w:rPr>
+        <w:rFonts w:ascii="Courier New" w:hAnsi="Courier New" w:cs="Courier New" w:hint="default"/>
+      </w:rPr>
+    </w:lvl>
+    <w:lvl w:ilvl="8" w:tplc="40090005" w:tentative="1">
+      <w:start w:val="1"/>
+      <w:numFmt w:val="bullet"/>
+      <w:lvlText w:val=""/>
+      <w:lvlJc w:val="left"/>
+      <w:pPr>
+        <w:ind w:left="6480" w:hanging="360"/>
+      </w:pPr>
+      <w:rPr>
+        <w:rFonts w:ascii="Wingdings" w:hAnsi="Wingdings" w:hint="default"/>
+      </w:rPr>
+    </w:lvl>
+  </w:abstractNum>
+  <w:abstractNum w:abstractNumId="9" w15:restartNumberingAfterBreak="0">
+    <w:nsid w:val="2C516437"/>
+    <w:multiLevelType w:val="hybridMultilevel"/>
+    <w:tmpl w:val="A00EA14E"/>
+    <w:lvl w:ilvl="0" w:tplc="40090001">
+      <w:start w:val="1"/>
+      <w:numFmt w:val="bullet"/>
+      <w:lvlText w:val=""/>
+      <w:lvlJc w:val="left"/>
+      <w:pPr>
+        <w:ind w:left="1080" w:hanging="360"/>
+      </w:pPr>
+      <w:rPr>
+        <w:rFonts w:ascii="Symbol" w:hAnsi="Symbol" w:hint="default"/>
+      </w:rPr>
+    </w:lvl>
+    <w:lvl w:ilvl="1" w:tplc="40090003" w:tentative="1">
+      <w:start w:val="1"/>
+      <w:numFmt w:val="bullet"/>
+      <w:lvlText w:val="o"/>
+      <w:lvlJc w:val="left"/>
+      <w:pPr>
+        <w:ind w:left="1800" w:hanging="360"/>
+      </w:pPr>
+      <w:rPr>
+        <w:rFonts w:ascii="Courier New" w:hAnsi="Courier New" w:cs="Courier New" w:hint="default"/>
+      </w:rPr>
+    </w:lvl>
+    <w:lvl w:ilvl="2" w:tplc="40090005" w:tentative="1">
+      <w:start w:val="1"/>
+      <w:numFmt w:val="bullet"/>
+      <w:lvlText w:val=""/>
+      <w:lvlJc w:val="left"/>
+      <w:pPr>
+        <w:ind w:left="2520" w:hanging="360"/>
+      </w:pPr>
+      <w:rPr>
+        <w:rFonts w:ascii="Wingdings" w:hAnsi="Wingdings" w:hint="default"/>
+      </w:rPr>
+    </w:lvl>
+    <w:lvl w:ilvl="3" w:tplc="40090001" w:tentative="1">
+      <w:start w:val="1"/>
+      <w:numFmt w:val="bullet"/>
+      <w:lvlText w:val=""/>
+      <w:lvlJc w:val="left"/>
+      <w:pPr>
+        <w:ind w:left="3240" w:hanging="360"/>
+      </w:pPr>
+      <w:rPr>
+        <w:rFonts w:ascii="Symbol" w:hAnsi="Symbol" w:hint="default"/>
+      </w:rPr>
+    </w:lvl>
+    <w:lvl w:ilvl="4" w:tplc="40090003" w:tentative="1">
+      <w:start w:val="1"/>
+      <w:numFmt w:val="bullet"/>
+      <w:lvlText w:val="o"/>
+      <w:lvlJc w:val="left"/>
+      <w:pPr>
+        <w:ind w:left="3960" w:hanging="360"/>
+      </w:pPr>
+      <w:rPr>
+        <w:rFonts w:ascii="Courier New" w:hAnsi="Courier New" w:cs="Courier New" w:hint="default"/>
+      </w:rPr>
+    </w:lvl>
+    <w:lvl w:ilvl="5" w:tplc="40090005" w:tentative="1">
+      <w:start w:val="1"/>
+      <w:numFmt w:val="bullet"/>
+      <w:lvlText w:val=""/>
+      <w:lvlJc w:val="left"/>
+      <w:pPr>
+        <w:ind w:left="4680" w:hanging="360"/>
+      </w:pPr>
+      <w:rPr>
+        <w:rFonts w:ascii="Wingdings" w:hAnsi="Wingdings" w:hint="default"/>
+      </w:rPr>
+    </w:lvl>
+    <w:lvl w:ilvl="6" w:tplc="40090001" w:tentative="1">
+      <w:start w:val="1"/>
+      <w:numFmt w:val="bullet"/>
+      <w:lvlText w:val=""/>
+      <w:lvlJc w:val="left"/>
+      <w:pPr>
+        <w:ind w:left="5400" w:hanging="360"/>
+      </w:pPr>
+      <w:rPr>
+        <w:rFonts w:ascii="Symbol" w:hAnsi="Symbol" w:hint="default"/>
+      </w:rPr>
+    </w:lvl>
+    <w:lvl w:ilvl="7" w:tplc="40090003" w:tentative="1">
+      <w:start w:val="1"/>
+      <w:numFmt w:val="bullet"/>
+      <w:lvlText w:val="o"/>
+      <w:lvlJc w:val="left"/>
+      <w:pPr>
+        <w:ind w:left="6120" w:hanging="360"/>
+      </w:pPr>
+      <w:rPr>
+        <w:rFonts w:ascii="Courier New" w:hAnsi="Courier New" w:cs="Courier New" w:hint="default"/>
+      </w:rPr>
+    </w:lvl>
+    <w:lvl w:ilvl="8" w:tplc="40090005" w:tentative="1">
+      <w:start w:val="1"/>
+      <w:numFmt w:val="bullet"/>
+      <w:lvlText w:val=""/>
+      <w:lvlJc w:val="left"/>
+      <w:pPr>
+        <w:ind w:left="6840" w:hanging="360"/>
+      </w:pPr>
+      <w:rPr>
+        <w:rFonts w:ascii="Wingdings" w:hAnsi="Wingdings" w:hint="default"/>
+      </w:rPr>
+    </w:lvl>
+  </w:abstractNum>
+  <w:abstractNum w:abstractNumId="10" w15:restartNumberingAfterBreak="0">
     <w:nsid w:val="2C8364A3"/>
     <w:multiLevelType w:val="hybridMultilevel"/>
     <w:tmpl w:val="2D14B340"/>
@@ -2419,7 +7821,7 @@
       </w:rPr>
     </w:lvl>
   </w:abstractNum>
-  <w:abstractNum w:abstractNumId="3" w15:restartNumberingAfterBreak="0">
+  <w:abstractNum w:abstractNumId="11" w15:restartNumberingAfterBreak="0">
     <w:nsid w:val="2CC6625B"/>
     <w:multiLevelType w:val="hybridMultilevel"/>
     <w:tmpl w:val="3DF2CA24"/>
@@ -2531,7 +7933,7 @@
       </w:rPr>
     </w:lvl>
   </w:abstractNum>
-  <w:abstractNum w:abstractNumId="4" w15:restartNumberingAfterBreak="0">
+  <w:abstractNum w:abstractNumId="12" w15:restartNumberingAfterBreak="0">
     <w:nsid w:val="2CE92EBE"/>
     <w:multiLevelType w:val="hybridMultilevel"/>
     <w:tmpl w:val="9C3C3676"/>
@@ -2644,7 +8046,156 @@
       </w:rPr>
     </w:lvl>
   </w:abstractNum>
-  <w:abstractNum w:abstractNumId="5" w15:restartNumberingAfterBreak="0">
+  <w:abstractNum w:abstractNumId="13" w15:restartNumberingAfterBreak="0">
+    <w:nsid w:val="351D5912"/>
+    <w:multiLevelType w:val="multilevel"/>
+    <w:tmpl w:val="84264208"/>
+    <w:lvl w:ilvl="0">
+      <w:start w:val="1"/>
+      <w:numFmt w:val="bullet"/>
+      <w:lvlText w:val=""/>
+      <w:lvlJc w:val="left"/>
+      <w:pPr>
+        <w:tabs>
+          <w:tab w:val="num" w:pos="720"/>
+        </w:tabs>
+        <w:ind w:left="720" w:hanging="360"/>
+      </w:pPr>
+      <w:rPr>
+        <w:rFonts w:ascii="Symbol" w:hAnsi="Symbol" w:hint="default"/>
+        <w:sz w:val="20"/>
+      </w:rPr>
+    </w:lvl>
+    <w:lvl w:ilvl="1" w:tentative="1">
+      <w:start w:val="1"/>
+      <w:numFmt w:val="bullet"/>
+      <w:lvlText w:val="o"/>
+      <w:lvlJc w:val="left"/>
+      <w:pPr>
+        <w:tabs>
+          <w:tab w:val="num" w:pos="1440"/>
+        </w:tabs>
+        <w:ind w:left="1440" w:hanging="360"/>
+      </w:pPr>
+      <w:rPr>
+        <w:rFonts w:ascii="Courier New" w:hAnsi="Courier New" w:hint="default"/>
+        <w:sz w:val="20"/>
+      </w:rPr>
+    </w:lvl>
+    <w:lvl w:ilvl="2" w:tentative="1">
+      <w:start w:val="1"/>
+      <w:numFmt w:val="bullet"/>
+      <w:lvlText w:val=""/>
+      <w:lvlJc w:val="left"/>
+      <w:pPr>
+        <w:tabs>
+          <w:tab w:val="num" w:pos="2160"/>
+        </w:tabs>
+        <w:ind w:left="2160" w:hanging="360"/>
+      </w:pPr>
+      <w:rPr>
+        <w:rFonts w:ascii="Wingdings" w:hAnsi="Wingdings" w:hint="default"/>
+        <w:sz w:val="20"/>
+      </w:rPr>
+    </w:lvl>
+    <w:lvl w:ilvl="3" w:tentative="1">
+      <w:start w:val="1"/>
+      <w:numFmt w:val="bullet"/>
+      <w:lvlText w:val=""/>
+      <w:lvlJc w:val="left"/>
+      <w:pPr>
+        <w:tabs>
+          <w:tab w:val="num" w:pos="2880"/>
+        </w:tabs>
+        <w:ind w:left="2880" w:hanging="360"/>
+      </w:pPr>
+      <w:rPr>
+        <w:rFonts w:ascii="Wingdings" w:hAnsi="Wingdings" w:hint="default"/>
+        <w:sz w:val="20"/>
+      </w:rPr>
+    </w:lvl>
+    <w:lvl w:ilvl="4" w:tentative="1">
+      <w:start w:val="1"/>
+      <w:numFmt w:val="bullet"/>
+      <w:lvlText w:val=""/>
+      <w:lvlJc w:val="left"/>
+      <w:pPr>
+        <w:tabs>
+          <w:tab w:val="num" w:pos="3600"/>
+        </w:tabs>
+        <w:ind w:left="3600" w:hanging="360"/>
+      </w:pPr>
+      <w:rPr>
+        <w:rFonts w:ascii="Wingdings" w:hAnsi="Wingdings" w:hint="default"/>
+        <w:sz w:val="20"/>
+      </w:rPr>
+    </w:lvl>
+    <w:lvl w:ilvl="5" w:tentative="1">
+      <w:start w:val="1"/>
+      <w:numFmt w:val="bullet"/>
+      <w:lvlText w:val=""/>
+      <w:lvlJc w:val="left"/>
+      <w:pPr>
+        <w:tabs>
+          <w:tab w:val="num" w:pos="4320"/>
+        </w:tabs>
+        <w:ind w:left="4320" w:hanging="360"/>
+      </w:pPr>
+      <w:rPr>
+        <w:rFonts w:ascii="Wingdings" w:hAnsi="Wingdings" w:hint="default"/>
+        <w:sz w:val="20"/>
+      </w:rPr>
+    </w:lvl>
+    <w:lvl w:ilvl="6" w:tentative="1">
+      <w:start w:val="1"/>
+      <w:numFmt w:val="bullet"/>
+      <w:lvlText w:val=""/>
+      <w:lvlJc w:val="left"/>
+      <w:pPr>
+        <w:tabs>
+          <w:tab w:val="num" w:pos="5040"/>
+        </w:tabs>
+        <w:ind w:left="5040" w:hanging="360"/>
+      </w:pPr>
+      <w:rPr>
+        <w:rFonts w:ascii="Wingdings" w:hAnsi="Wingdings" w:hint="default"/>
+        <w:sz w:val="20"/>
+      </w:rPr>
+    </w:lvl>
+    <w:lvl w:ilvl="7" w:tentative="1">
+      <w:start w:val="1"/>
+      <w:numFmt w:val="bullet"/>
+      <w:lvlText w:val=""/>
+      <w:lvlJc w:val="left"/>
+      <w:pPr>
+        <w:tabs>
+          <w:tab w:val="num" w:pos="5760"/>
+        </w:tabs>
+        <w:ind w:left="5760" w:hanging="360"/>
+      </w:pPr>
+      <w:rPr>
+        <w:rFonts w:ascii="Wingdings" w:hAnsi="Wingdings" w:hint="default"/>
+        <w:sz w:val="20"/>
+      </w:rPr>
+    </w:lvl>
+    <w:lvl w:ilvl="8" w:tentative="1">
+      <w:start w:val="1"/>
+      <w:numFmt w:val="bullet"/>
+      <w:lvlText w:val=""/>
+      <w:lvlJc w:val="left"/>
+      <w:pPr>
+        <w:tabs>
+          <w:tab w:val="num" w:pos="6480"/>
+        </w:tabs>
+        <w:ind w:left="6480" w:hanging="360"/>
+      </w:pPr>
+      <w:rPr>
+        <w:rFonts w:ascii="Wingdings" w:hAnsi="Wingdings" w:hint="default"/>
+        <w:sz w:val="20"/>
+      </w:rPr>
+    </w:lvl>
+  </w:abstractNum>
+  <w:abstractNum w:abstractNumId="14" w15:restartNumberingAfterBreak="0">
     <w:nsid w:val="38DA40E1"/>
     <w:multiLevelType w:val="hybridMultilevel"/>
     <w:tmpl w:val="96804694"/>
@@ -2757,7 +8308,120 @@
       </w:rPr>
     </w:lvl>
   </w:abstractNum>
-  <w:abstractNum w:abstractNumId="6" w15:restartNumberingAfterBreak="0">
+  <w:abstractNum w:abstractNumId="15" w15:restartNumberingAfterBreak="0">
+    <w:nsid w:val="3C734F17"/>
+    <w:multiLevelType w:val="hybridMultilevel"/>
+    <w:tmpl w:val="BE00A450"/>
+    <w:lvl w:ilvl="0" w:tplc="40090003">
+      <w:start w:val="1"/>
+      <w:numFmt w:val="bullet"/>
+      <w:lvlText w:val="o"/>
+      <w:lvlJc w:val="left"/>
+      <w:pPr>
+        <w:ind w:left="1440" w:hanging="360"/>
+      </w:pPr>
+      <w:rPr>
+        <w:rFonts w:ascii="Courier New" w:hAnsi="Courier New" w:cs="Courier New" w:hint="default"/>
+      </w:rPr>
+    </w:lvl>
+    <w:lvl w:ilvl="1" w:tplc="40090003" w:tentative="1">
+      <w:start w:val="1"/>
+      <w:numFmt w:val="bullet"/>
+      <w:lvlText w:val="o"/>
+      <w:lvlJc w:val="left"/>
+      <w:pPr>
+        <w:ind w:left="2160" w:hanging="360"/>
+      </w:pPr>
+      <w:rPr>
+        <w:rFonts w:ascii="Courier New" w:hAnsi="Courier New" w:cs="Courier New" w:hint="default"/>
+      </w:rPr>
+    </w:lvl>
+    <w:lvl w:ilvl="2" w:tplc="40090005" w:tentative="1">
+      <w:start w:val="1"/>
+      <w:numFmt w:val="bullet"/>
+      <w:lvlText w:val=""/>
+      <w:lvlJc w:val="left"/>
+      <w:pPr>
+        <w:ind w:left="2880" w:hanging="360"/>
+      </w:pPr>
+      <w:rPr>
+        <w:rFonts w:ascii="Wingdings" w:hAnsi="Wingdings" w:hint="default"/>
+      </w:rPr>
+    </w:lvl>
+    <w:lvl w:ilvl="3" w:tplc="40090001" w:tentative="1">
+      <w:start w:val="1"/>
+      <w:numFmt w:val="bullet"/>
+      <w:lvlText w:val=""/>
+      <w:lvlJc w:val="left"/>
+      <w:pPr>
+        <w:ind w:left="3600" w:hanging="360"/>
+      </w:pPr>
+      <w:rPr>
+        <w:rFonts w:ascii="Symbol" w:hAnsi="Symbol" w:hint="default"/>
+      </w:rPr>
+    </w:lvl>
+    <w:lvl w:ilvl="4" w:tplc="40090003" w:tentative="1">
+      <w:start w:val="1"/>
+      <w:numFmt w:val="bullet"/>
+      <w:lvlText w:val="o"/>
+      <w:lvlJc w:val="left"/>
+      <w:pPr>
+        <w:ind w:left="4320" w:hanging="360"/>
+      </w:pPr>
+      <w:rPr>
+        <w:rFonts w:ascii="Courier New" w:hAnsi="Courier New" w:cs="Courier New" w:hint="default"/>
+      </w:rPr>
+    </w:lvl>
+    <w:lvl w:ilvl="5" w:tplc="40090005" w:tentative="1">
+      <w:start w:val="1"/>
+      <w:numFmt w:val="bullet"/>
+      <w:lvlText w:val=""/>
+      <w:lvlJc w:val="left"/>
+      <w:pPr>
+        <w:ind w:left="5040" w:hanging="360"/>
+      </w:pPr>
+      <w:rPr>
+        <w:rFonts w:ascii="Wingdings" w:hAnsi="Wingdings" w:hint="default"/>
+      </w:rPr>
+    </w:lvl>
+    <w:lvl w:ilvl="6" w:tplc="40090001" w:tentative="1">
+      <w:start w:val="1"/>
+      <w:numFmt w:val="bullet"/>
+      <w:lvlText w:val=""/>
+      <w:lvlJc w:val="left"/>
+      <w:pPr>
+        <w:ind w:left="5760" w:hanging="360"/>
+      </w:pPr>
+      <w:rPr>
+        <w:rFonts w:ascii="Symbol" w:hAnsi="Symbol" w:hint="default"/>
+      </w:rPr>
+    </w:lvl>
+    <w:lvl w:ilvl="7" w:tplc="40090003" w:tentative="1">
+      <w:start w:val="1"/>
+      <w:numFmt w:val="bullet"/>
+      <w:lvlText w:val="o"/>
+      <w:lvlJc w:val="left"/>
+      <w:pPr>
+        <w:ind w:left="6480" w:hanging="360"/>
+      </w:pPr>
+      <w:rPr>
+        <w:rFonts w:ascii="Courier New" w:hAnsi="Courier New" w:cs="Courier New" w:hint="default"/>
+      </w:rPr>
+    </w:lvl>
+    <w:lvl w:ilvl="8" w:tplc="40090005" w:tentative="1">
+      <w:start w:val="1"/>
+      <w:numFmt w:val="bullet"/>
+      <w:lvlText w:val=""/>
+      <w:lvlJc w:val="left"/>
+      <w:pPr>
+        <w:ind w:left="7200" w:hanging="360"/>
+      </w:pPr>
+      <w:rPr>
+        <w:rFonts w:ascii="Wingdings" w:hAnsi="Wingdings" w:hint="default"/>
+      </w:rPr>
+    </w:lvl>
+  </w:abstractNum>
+  <w:abstractNum w:abstractNumId="16" w15:restartNumberingAfterBreak="0">
     <w:nsid w:val="3D3434C6"/>
     <w:multiLevelType w:val="hybridMultilevel"/>
     <w:tmpl w:val="76365B7C"/>
@@ -2870,7 +8534,156 @@
       </w:rPr>
     </w:lvl>
   </w:abstractNum>
-  <w:abstractNum w:abstractNumId="7" w15:restartNumberingAfterBreak="0">
+  <w:abstractNum w:abstractNumId="17" w15:restartNumberingAfterBreak="0">
+    <w:nsid w:val="42B13C1D"/>
+    <w:multiLevelType w:val="multilevel"/>
+    <w:tmpl w:val="C8D058F2"/>
+    <w:lvl w:ilvl="0">
+      <w:start w:val="1"/>
+      <w:numFmt w:val="bullet"/>
+      <w:lvlText w:val=""/>
+      <w:lvlJc w:val="left"/>
+      <w:pPr>
+        <w:tabs>
+          <w:tab w:val="num" w:pos="720"/>
+        </w:tabs>
+        <w:ind w:left="720" w:hanging="360"/>
+      </w:pPr>
+      <w:rPr>
+        <w:rFonts w:ascii="Symbol" w:hAnsi="Symbol" w:hint="default"/>
+        <w:sz w:val="20"/>
+      </w:rPr>
+    </w:lvl>
+    <w:lvl w:ilvl="1" w:tentative="1">
+      <w:start w:val="1"/>
+      <w:numFmt w:val="bullet"/>
+      <w:lvlText w:val="o"/>
+      <w:lvlJc w:val="left"/>
+      <w:pPr>
+        <w:tabs>
+          <w:tab w:val="num" w:pos="1440"/>
+        </w:tabs>
+        <w:ind w:left="1440" w:hanging="360"/>
+      </w:pPr>
+      <w:rPr>
+        <w:rFonts w:ascii="Courier New" w:hAnsi="Courier New" w:hint="default"/>
+        <w:sz w:val="20"/>
+      </w:rPr>
+    </w:lvl>
+    <w:lvl w:ilvl="2" w:tentative="1">
+      <w:start w:val="1"/>
+      <w:numFmt w:val="bullet"/>
+      <w:lvlText w:val=""/>
+      <w:lvlJc w:val="left"/>
+      <w:pPr>
+        <w:tabs>
+          <w:tab w:val="num" w:pos="2160"/>
+        </w:tabs>
+        <w:ind w:left="2160" w:hanging="360"/>
+      </w:pPr>
+      <w:rPr>
+        <w:rFonts w:ascii="Wingdings" w:hAnsi="Wingdings" w:hint="default"/>
+        <w:sz w:val="20"/>
+      </w:rPr>
+    </w:lvl>
+    <w:lvl w:ilvl="3" w:tentative="1">
+      <w:start w:val="1"/>
+      <w:numFmt w:val="bullet"/>
+      <w:lvlText w:val=""/>
+      <w:lvlJc w:val="left"/>
+      <w:pPr>
+        <w:tabs>
+          <w:tab w:val="num" w:pos="2880"/>
+        </w:tabs>
+        <w:ind w:left="2880" w:hanging="360"/>
+      </w:pPr>
+      <w:rPr>
+        <w:rFonts w:ascii="Wingdings" w:hAnsi="Wingdings" w:hint="default"/>
+        <w:sz w:val="20"/>
+      </w:rPr>
+    </w:lvl>
+    <w:lvl w:ilvl="4" w:tentative="1">
+      <w:start w:val="1"/>
+      <w:numFmt w:val="bullet"/>
+      <w:lvlText w:val=""/>
+      <w:lvlJc w:val="left"/>
+      <w:pPr>
+        <w:tabs>
+          <w:tab w:val="num" w:pos="3600"/>
+        </w:tabs>
+        <w:ind w:left="3600" w:hanging="360"/>
+      </w:pPr>
+      <w:rPr>
+        <w:rFonts w:ascii="Wingdings" w:hAnsi="Wingdings" w:hint="default"/>
+        <w:sz w:val="20"/>
+      </w:rPr>
+    </w:lvl>
+    <w:lvl w:ilvl="5" w:tentative="1">
+      <w:start w:val="1"/>
+      <w:numFmt w:val="bullet"/>
+      <w:lvlText w:val=""/>
+      <w:lvlJc w:val="left"/>
+      <w:pPr>
+        <w:tabs>
+          <w:tab w:val="num" w:pos="4320"/>
+        </w:tabs>
+        <w:ind w:left="4320" w:hanging="360"/>
+      </w:pPr>
+      <w:rPr>
+        <w:rFonts w:ascii="Wingdings" w:hAnsi="Wingdings" w:hint="default"/>
+        <w:sz w:val="20"/>
+      </w:rPr>
+    </w:lvl>
+    <w:lvl w:ilvl="6" w:tentative="1">
+      <w:start w:val="1"/>
+      <w:numFmt w:val="bullet"/>
+      <w:lvlText w:val=""/>
+      <w:lvlJc w:val="left"/>
+      <w:pPr>
+        <w:tabs>
+          <w:tab w:val="num" w:pos="5040"/>
+        </w:tabs>
+        <w:ind w:left="5040" w:hanging="360"/>
+      </w:pPr>
+      <w:rPr>
+        <w:rFonts w:ascii="Wingdings" w:hAnsi="Wingdings" w:hint="default"/>
+        <w:sz w:val="20"/>
+      </w:rPr>
+    </w:lvl>
+    <w:lvl w:ilvl="7" w:tentative="1">
+      <w:start w:val="1"/>
+      <w:numFmt w:val="bullet"/>
+      <w:lvlText w:val=""/>
+      <w:lvlJc w:val="left"/>
+      <w:pPr>
+        <w:tabs>
+          <w:tab w:val="num" w:pos="5760"/>
+        </w:tabs>
+        <w:ind w:left="5760" w:hanging="360"/>
+      </w:pPr>
+      <w:rPr>
+        <w:rFonts w:ascii="Wingdings" w:hAnsi="Wingdings" w:hint="default"/>
+        <w:sz w:val="20"/>
+      </w:rPr>
+    </w:lvl>
+    <w:lvl w:ilvl="8" w:tentative="1">
+      <w:start w:val="1"/>
+      <w:numFmt w:val="bullet"/>
+      <w:lvlText w:val=""/>
+      <w:lvlJc w:val="left"/>
+      <w:pPr>
+        <w:tabs>
+          <w:tab w:val="num" w:pos="6480"/>
+        </w:tabs>
+        <w:ind w:left="6480" w:hanging="360"/>
+      </w:pPr>
+      <w:rPr>
+        <w:rFonts w:ascii="Wingdings" w:hAnsi="Wingdings" w:hint="default"/>
+        <w:sz w:val="20"/>
+      </w:rPr>
+    </w:lvl>
+  </w:abstractNum>
+  <w:abstractNum w:abstractNumId="18" w15:restartNumberingAfterBreak="0">
     <w:nsid w:val="487738FA"/>
     <w:multiLevelType w:val="hybridMultilevel"/>
     <w:tmpl w:val="1446240E"/>
@@ -2983,7 +8796,7 @@
       </w:rPr>
     </w:lvl>
   </w:abstractNum>
-  <w:abstractNum w:abstractNumId="8" w15:restartNumberingAfterBreak="0">
+  <w:abstractNum w:abstractNumId="19" w15:restartNumberingAfterBreak="0">
     <w:nsid w:val="4C12065C"/>
     <w:multiLevelType w:val="hybridMultilevel"/>
     <w:tmpl w:val="4B4642B4"/>
@@ -3096,7 +8909,156 @@
       </w:rPr>
     </w:lvl>
   </w:abstractNum>
-  <w:abstractNum w:abstractNumId="9" w15:restartNumberingAfterBreak="0">
+  <w:abstractNum w:abstractNumId="20" w15:restartNumberingAfterBreak="0">
+    <w:nsid w:val="4EEF5CF5"/>
+    <w:multiLevelType w:val="multilevel"/>
+    <w:tmpl w:val="F782E9DC"/>
+    <w:lvl w:ilvl="0">
+      <w:start w:val="1"/>
+      <w:numFmt w:val="bullet"/>
+      <w:lvlText w:val=""/>
+      <w:lvlJc w:val="left"/>
+      <w:pPr>
+        <w:tabs>
+          <w:tab w:val="num" w:pos="720"/>
+        </w:tabs>
+        <w:ind w:left="720" w:hanging="360"/>
+      </w:pPr>
+      <w:rPr>
+        <w:rFonts w:ascii="Symbol" w:hAnsi="Symbol" w:hint="default"/>
+        <w:sz w:val="20"/>
+      </w:rPr>
+    </w:lvl>
+    <w:lvl w:ilvl="1" w:tentative="1">
+      <w:start w:val="1"/>
+      <w:numFmt w:val="bullet"/>
+      <w:lvlText w:val="o"/>
+      <w:lvlJc w:val="left"/>
+      <w:pPr>
+        <w:tabs>
+          <w:tab w:val="num" w:pos="1440"/>
+        </w:tabs>
+        <w:ind w:left="1440" w:hanging="360"/>
+      </w:pPr>
+      <w:rPr>
+        <w:rFonts w:ascii="Courier New" w:hAnsi="Courier New" w:hint="default"/>
+        <w:sz w:val="20"/>
+      </w:rPr>
+    </w:lvl>
+    <w:lvl w:ilvl="2" w:tentative="1">
+      <w:start w:val="1"/>
+      <w:numFmt w:val="bullet"/>
+      <w:lvlText w:val=""/>
+      <w:lvlJc w:val="left"/>
+      <w:pPr>
+        <w:tabs>
+          <w:tab w:val="num" w:pos="2160"/>
+        </w:tabs>
+        <w:ind w:left="2160" w:hanging="360"/>
+      </w:pPr>
+      <w:rPr>
+        <w:rFonts w:ascii="Wingdings" w:hAnsi="Wingdings" w:hint="default"/>
+        <w:sz w:val="20"/>
+      </w:rPr>
+    </w:lvl>
+    <w:lvl w:ilvl="3" w:tentative="1">
+      <w:start w:val="1"/>
+      <w:numFmt w:val="bullet"/>
+      <w:lvlText w:val=""/>
+      <w:lvlJc w:val="left"/>
+      <w:pPr>
+        <w:tabs>
+          <w:tab w:val="num" w:pos="2880"/>
+        </w:tabs>
+        <w:ind w:left="2880" w:hanging="360"/>
+      </w:pPr>
+      <w:rPr>
+        <w:rFonts w:ascii="Wingdings" w:hAnsi="Wingdings" w:hint="default"/>
+        <w:sz w:val="20"/>
+      </w:rPr>
+    </w:lvl>
+    <w:lvl w:ilvl="4" w:tentative="1">
+      <w:start w:val="1"/>
+      <w:numFmt w:val="bullet"/>
+      <w:lvlText w:val=""/>
+      <w:lvlJc w:val="left"/>
+      <w:pPr>
+        <w:tabs>
+          <w:tab w:val="num" w:pos="3600"/>
+        </w:tabs>
+        <w:ind w:left="3600" w:hanging="360"/>
+      </w:pPr>
+      <w:rPr>
+        <w:rFonts w:ascii="Wingdings" w:hAnsi="Wingdings" w:hint="default"/>
+        <w:sz w:val="20"/>
+      </w:rPr>
+    </w:lvl>
+    <w:lvl w:ilvl="5" w:tentative="1">
+      <w:start w:val="1"/>
+      <w:numFmt w:val="bullet"/>
+      <w:lvlText w:val=""/>
+      <w:lvlJc w:val="left"/>
+      <w:pPr>
+        <w:tabs>
+          <w:tab w:val="num" w:pos="4320"/>
+        </w:tabs>
+        <w:ind w:left="4320" w:hanging="360"/>
+      </w:pPr>
+      <w:rPr>
+        <w:rFonts w:ascii="Wingdings" w:hAnsi="Wingdings" w:hint="default"/>
+        <w:sz w:val="20"/>
+      </w:rPr>
+    </w:lvl>
+    <w:lvl w:ilvl="6" w:tentative="1">
+      <w:start w:val="1"/>
+      <w:numFmt w:val="bullet"/>
+      <w:lvlText w:val=""/>
+      <w:lvlJc w:val="left"/>
+      <w:pPr>
+        <w:tabs>
+          <w:tab w:val="num" w:pos="5040"/>
+        </w:tabs>
+        <w:ind w:left="5040" w:hanging="360"/>
+      </w:pPr>
+      <w:rPr>
+        <w:rFonts w:ascii="Wingdings" w:hAnsi="Wingdings" w:hint="default"/>
+        <w:sz w:val="20"/>
+      </w:rPr>
+    </w:lvl>
+    <w:lvl w:ilvl="7" w:tentative="1">
+      <w:start w:val="1"/>
+      <w:numFmt w:val="bullet"/>
+      <w:lvlText w:val=""/>
+      <w:lvlJc w:val="left"/>
+      <w:pPr>
+        <w:tabs>
+          <w:tab w:val="num" w:pos="5760"/>
+        </w:tabs>
+        <w:ind w:left="5760" w:hanging="360"/>
+      </w:pPr>
+      <w:rPr>
+        <w:rFonts w:ascii="Wingdings" w:hAnsi="Wingdings" w:hint="default"/>
+        <w:sz w:val="20"/>
+      </w:rPr>
+    </w:lvl>
+    <w:lvl w:ilvl="8" w:tentative="1">
+      <w:start w:val="1"/>
+      <w:numFmt w:val="bullet"/>
+      <w:lvlText w:val=""/>
+      <w:lvlJc w:val="left"/>
+      <w:pPr>
+        <w:tabs>
+          <w:tab w:val="num" w:pos="6480"/>
+        </w:tabs>
+        <w:ind w:left="6480" w:hanging="360"/>
+      </w:pPr>
+      <w:rPr>
+        <w:rFonts w:ascii="Wingdings" w:hAnsi="Wingdings" w:hint="default"/>
+        <w:sz w:val="20"/>
+      </w:rPr>
+    </w:lvl>
+  </w:abstractNum>
+  <w:abstractNum w:abstractNumId="21" w15:restartNumberingAfterBreak="0">
     <w:nsid w:val="507F704F"/>
     <w:multiLevelType w:val="hybridMultilevel"/>
     <w:tmpl w:val="051408B2"/>
@@ -3208,7 +9170,120 @@
       </w:rPr>
     </w:lvl>
   </w:abstractNum>
-  <w:abstractNum w:abstractNumId="10" w15:restartNumberingAfterBreak="0">
+  <w:abstractNum w:abstractNumId="22" w15:restartNumberingAfterBreak="0">
+    <w:nsid w:val="52AD6F67"/>
+    <w:multiLevelType w:val="hybridMultilevel"/>
+    <w:tmpl w:val="4216993E"/>
+    <w:lvl w:ilvl="0" w:tplc="40090003">
+      <w:start w:val="1"/>
+      <w:numFmt w:val="bullet"/>
+      <w:lvlText w:val="o"/>
+      <w:lvlJc w:val="left"/>
+      <w:pPr>
+        <w:ind w:left="1440" w:hanging="360"/>
+      </w:pPr>
+      <w:rPr>
+        <w:rFonts w:ascii="Courier New" w:hAnsi="Courier New" w:cs="Courier New" w:hint="default"/>
+      </w:rPr>
+    </w:lvl>
+    <w:lvl w:ilvl="1" w:tplc="40090003" w:tentative="1">
+      <w:start w:val="1"/>
+      <w:numFmt w:val="bullet"/>
+      <w:lvlText w:val="o"/>
+      <w:lvlJc w:val="left"/>
+      <w:pPr>
+        <w:ind w:left="2160" w:hanging="360"/>
+      </w:pPr>
+      <w:rPr>
+        <w:rFonts w:ascii="Courier New" w:hAnsi="Courier New" w:cs="Courier New" w:hint="default"/>
+      </w:rPr>
+    </w:lvl>
+    <w:lvl w:ilvl="2" w:tplc="40090005" w:tentative="1">
+      <w:start w:val="1"/>
+      <w:numFmt w:val="bullet"/>
+      <w:lvlText w:val=""/>
+      <w:lvlJc w:val="left"/>
+      <w:pPr>
+        <w:ind w:left="2880" w:hanging="360"/>
+      </w:pPr>
+      <w:rPr>
+        <w:rFonts w:ascii="Wingdings" w:hAnsi="Wingdings" w:hint="default"/>
+      </w:rPr>
+    </w:lvl>
+    <w:lvl w:ilvl="3" w:tplc="40090001" w:tentative="1">
+      <w:start w:val="1"/>
+      <w:numFmt w:val="bullet"/>
+      <w:lvlText w:val=""/>
+      <w:lvlJc w:val="left"/>
+      <w:pPr>
+        <w:ind w:left="3600" w:hanging="360"/>
+      </w:pPr>
+      <w:rPr>
+        <w:rFonts w:ascii="Symbol" w:hAnsi="Symbol" w:hint="default"/>
+      </w:rPr>
+    </w:lvl>
+    <w:lvl w:ilvl="4" w:tplc="40090003" w:tentative="1">
+      <w:start w:val="1"/>
+      <w:numFmt w:val="bullet"/>
+      <w:lvlText w:val="o"/>
+      <w:lvlJc w:val="left"/>
+      <w:pPr>
+        <w:ind w:left="4320" w:hanging="360"/>
+      </w:pPr>
+      <w:rPr>
+        <w:rFonts w:ascii="Courier New" w:hAnsi="Courier New" w:cs="Courier New" w:hint="default"/>
+      </w:rPr>
+    </w:lvl>
+    <w:lvl w:ilvl="5" w:tplc="40090005" w:tentative="1">
+      <w:start w:val="1"/>
+      <w:numFmt w:val="bullet"/>
+      <w:lvlText w:val=""/>
+      <w:lvlJc w:val="left"/>
+      <w:pPr>
+        <w:ind w:left="5040" w:hanging="360"/>
+      </w:pPr>
+      <w:rPr>
+        <w:rFonts w:ascii="Wingdings" w:hAnsi="Wingdings" w:hint="default"/>
+      </w:rPr>
+    </w:lvl>
+    <w:lvl w:ilvl="6" w:tplc="40090001" w:tentative="1">
+      <w:start w:val="1"/>
+      <w:numFmt w:val="bullet"/>
+      <w:lvlText w:val=""/>
+      <w:lvlJc w:val="left"/>
+      <w:pPr>
+        <w:ind w:left="5760" w:hanging="360"/>
+      </w:pPr>
+      <w:rPr>
+        <w:rFonts w:ascii="Symbol" w:hAnsi="Symbol" w:hint="default"/>
+      </w:rPr>
+    </w:lvl>
+    <w:lvl w:ilvl="7" w:tplc="40090003" w:tentative="1">
+      <w:start w:val="1"/>
+      <w:numFmt w:val="bullet"/>
+      <w:lvlText w:val="o"/>
+      <w:lvlJc w:val="left"/>
+      <w:pPr>
+        <w:ind w:left="6480" w:hanging="360"/>
+      </w:pPr>
+      <w:rPr>
+        <w:rFonts w:ascii="Courier New" w:hAnsi="Courier New" w:cs="Courier New" w:hint="default"/>
+      </w:rPr>
+    </w:lvl>
+    <w:lvl w:ilvl="8" w:tplc="40090005" w:tentative="1">
+      <w:start w:val="1"/>
+      <w:numFmt w:val="bullet"/>
+      <w:lvlText w:val=""/>
+      <w:lvlJc w:val="left"/>
+      <w:pPr>
+        <w:ind w:left="7200" w:hanging="360"/>
+      </w:pPr>
+      <w:rPr>
+        <w:rFonts w:ascii="Wingdings" w:hAnsi="Wingdings" w:hint="default"/>
+      </w:rPr>
+    </w:lvl>
+  </w:abstractNum>
+  <w:abstractNum w:abstractNumId="23" w15:restartNumberingAfterBreak="0">
     <w:nsid w:val="54545F72"/>
     <w:multiLevelType w:val="hybridMultilevel"/>
     <w:tmpl w:val="0038C99C"/>
@@ -3321,7 +9396,381 @@
       </w:rPr>
     </w:lvl>
   </w:abstractNum>
-  <w:abstractNum w:abstractNumId="11" w15:restartNumberingAfterBreak="0">
+  <w:abstractNum w:abstractNumId="24" w15:restartNumberingAfterBreak="0">
+    <w:nsid w:val="5AE551AD"/>
+    <w:multiLevelType w:val="multilevel"/>
+    <w:tmpl w:val="35C2DDDC"/>
+    <w:lvl w:ilvl="0">
+      <w:start w:val="1"/>
+      <w:numFmt w:val="bullet"/>
+      <w:lvlText w:val=""/>
+      <w:lvlJc w:val="left"/>
+      <w:pPr>
+        <w:tabs>
+          <w:tab w:val="num" w:pos="720"/>
+        </w:tabs>
+        <w:ind w:left="720" w:hanging="360"/>
+      </w:pPr>
+      <w:rPr>
+        <w:rFonts w:ascii="Symbol" w:hAnsi="Symbol" w:hint="default"/>
+        <w:sz w:val="20"/>
+      </w:rPr>
+    </w:lvl>
+    <w:lvl w:ilvl="1" w:tentative="1">
+      <w:start w:val="1"/>
+      <w:numFmt w:val="bullet"/>
+      <w:lvlText w:val="o"/>
+      <w:lvlJc w:val="left"/>
+      <w:pPr>
+        <w:tabs>
+          <w:tab w:val="num" w:pos="1440"/>
+        </w:tabs>
+        <w:ind w:left="1440" w:hanging="360"/>
+      </w:pPr>
+      <w:rPr>
+        <w:rFonts w:ascii="Courier New" w:hAnsi="Courier New" w:hint="default"/>
+        <w:sz w:val="20"/>
+      </w:rPr>
+    </w:lvl>
+    <w:lvl w:ilvl="2" w:tentative="1">
+      <w:start w:val="1"/>
+      <w:numFmt w:val="bullet"/>
+      <w:lvlText w:val=""/>
+      <w:lvlJc w:val="left"/>
+      <w:pPr>
+        <w:tabs>
+          <w:tab w:val="num" w:pos="2160"/>
+        </w:tabs>
+        <w:ind w:left="2160" w:hanging="360"/>
+      </w:pPr>
+      <w:rPr>
+        <w:rFonts w:ascii="Wingdings" w:hAnsi="Wingdings" w:hint="default"/>
+        <w:sz w:val="20"/>
+      </w:rPr>
+    </w:lvl>
+    <w:lvl w:ilvl="3" w:tentative="1">
+      <w:start w:val="1"/>
+      <w:numFmt w:val="bullet"/>
+      <w:lvlText w:val=""/>
+      <w:lvlJc w:val="left"/>
+      <w:pPr>
+        <w:tabs>
+          <w:tab w:val="num" w:pos="2880"/>
+        </w:tabs>
+        <w:ind w:left="2880" w:hanging="360"/>
+      </w:pPr>
+      <w:rPr>
+        <w:rFonts w:ascii="Wingdings" w:hAnsi="Wingdings" w:hint="default"/>
+        <w:sz w:val="20"/>
+      </w:rPr>
+    </w:lvl>
+    <w:lvl w:ilvl="4" w:tentative="1">
+      <w:start w:val="1"/>
+      <w:numFmt w:val="bullet"/>
+      <w:lvlText w:val=""/>
+      <w:lvlJc w:val="left"/>
+      <w:pPr>
+        <w:tabs>
+          <w:tab w:val="num" w:pos="3600"/>
+        </w:tabs>
+        <w:ind w:left="3600" w:hanging="360"/>
+      </w:pPr>
+      <w:rPr>
+        <w:rFonts w:ascii="Wingdings" w:hAnsi="Wingdings" w:hint="default"/>
+        <w:sz w:val="20"/>
+      </w:rPr>
+    </w:lvl>
+    <w:lvl w:ilvl="5" w:tentative="1">
+      <w:start w:val="1"/>
+      <w:numFmt w:val="bullet"/>
+      <w:lvlText w:val=""/>
+      <w:lvlJc w:val="left"/>
+      <w:pPr>
+        <w:tabs>
+          <w:tab w:val="num" w:pos="4320"/>
+        </w:tabs>
+        <w:ind w:left="4320" w:hanging="360"/>
+      </w:pPr>
+      <w:rPr>
+        <w:rFonts w:ascii="Wingdings" w:hAnsi="Wingdings" w:hint="default"/>
+        <w:sz w:val="20"/>
+      </w:rPr>
+    </w:lvl>
+    <w:lvl w:ilvl="6" w:tentative="1">
+      <w:start w:val="1"/>
+      <w:numFmt w:val="bullet"/>
+      <w:lvlText w:val=""/>
+      <w:lvlJc w:val="left"/>
+      <w:pPr>
+        <w:tabs>
+          <w:tab w:val="num" w:pos="5040"/>
+        </w:tabs>
+        <w:ind w:left="5040" w:hanging="360"/>
+      </w:pPr>
+      <w:rPr>
+        <w:rFonts w:ascii="Wingdings" w:hAnsi="Wingdings" w:hint="default"/>
+        <w:sz w:val="20"/>
+      </w:rPr>
+    </w:lvl>
+    <w:lvl w:ilvl="7" w:tentative="1">
+      <w:start w:val="1"/>
+      <w:numFmt w:val="bullet"/>
+      <w:lvlText w:val=""/>
+      <w:lvlJc w:val="left"/>
+      <w:pPr>
+        <w:tabs>
+          <w:tab w:val="num" w:pos="5760"/>
+        </w:tabs>
+        <w:ind w:left="5760" w:hanging="360"/>
+      </w:pPr>
+      <w:rPr>
+        <w:rFonts w:ascii="Wingdings" w:hAnsi="Wingdings" w:hint="default"/>
+        <w:sz w:val="20"/>
+      </w:rPr>
+    </w:lvl>
+    <w:lvl w:ilvl="8" w:tentative="1">
+      <w:start w:val="1"/>
+      <w:numFmt w:val="bullet"/>
+      <w:lvlText w:val=""/>
+      <w:lvlJc w:val="left"/>
+      <w:pPr>
+        <w:tabs>
+          <w:tab w:val="num" w:pos="6480"/>
+        </w:tabs>
+        <w:ind w:left="6480" w:hanging="360"/>
+      </w:pPr>
+      <w:rPr>
+        <w:rFonts w:ascii="Wingdings" w:hAnsi="Wingdings" w:hint="default"/>
+        <w:sz w:val="20"/>
+      </w:rPr>
+    </w:lvl>
+  </w:abstractNum>
+  <w:abstractNum w:abstractNumId="25" w15:restartNumberingAfterBreak="0">
+    <w:nsid w:val="6027711E"/>
+    <w:multiLevelType w:val="hybridMultilevel"/>
+    <w:tmpl w:val="ACCEF752"/>
+    <w:lvl w:ilvl="0" w:tplc="40090001">
+      <w:start w:val="1"/>
+      <w:numFmt w:val="bullet"/>
+      <w:lvlText w:val=""/>
+      <w:lvlJc w:val="left"/>
+      <w:pPr>
+        <w:ind w:left="1080" w:hanging="360"/>
+      </w:pPr>
+      <w:rPr>
+        <w:rFonts w:ascii="Symbol" w:hAnsi="Symbol" w:hint="default"/>
+      </w:rPr>
+    </w:lvl>
+    <w:lvl w:ilvl="1" w:tplc="40090003" w:tentative="1">
+      <w:start w:val="1"/>
+      <w:numFmt w:val="bullet"/>
+      <w:lvlText w:val="o"/>
+      <w:lvlJc w:val="left"/>
+      <w:pPr>
+        <w:ind w:left="1800" w:hanging="360"/>
+      </w:pPr>
+      <w:rPr>
+        <w:rFonts w:ascii="Courier New" w:hAnsi="Courier New" w:cs="Courier New" w:hint="default"/>
+      </w:rPr>
+    </w:lvl>
+    <w:lvl w:ilvl="2" w:tplc="40090005" w:tentative="1">
+      <w:start w:val="1"/>
+      <w:numFmt w:val="bullet"/>
+      <w:lvlText w:val=""/>
+      <w:lvlJc w:val="left"/>
+      <w:pPr>
+        <w:ind w:left="2520" w:hanging="360"/>
+      </w:pPr>
+      <w:rPr>
+        <w:rFonts w:ascii="Wingdings" w:hAnsi="Wingdings" w:hint="default"/>
+      </w:rPr>
+    </w:lvl>
+    <w:lvl w:ilvl="3" w:tplc="40090001" w:tentative="1">
+      <w:start w:val="1"/>
+      <w:numFmt w:val="bullet"/>
+      <w:lvlText w:val=""/>
+      <w:lvlJc w:val="left"/>
+      <w:pPr>
+        <w:ind w:left="3240" w:hanging="360"/>
+      </w:pPr>
+      <w:rPr>
+        <w:rFonts w:ascii="Symbol" w:hAnsi="Symbol" w:hint="default"/>
+      </w:rPr>
+    </w:lvl>
+    <w:lvl w:ilvl="4" w:tplc="40090003" w:tentative="1">
+      <w:start w:val="1"/>
+      <w:numFmt w:val="bullet"/>
+      <w:lvlText w:val="o"/>
+      <w:lvlJc w:val="left"/>
+      <w:pPr>
+        <w:ind w:left="3960" w:hanging="360"/>
+      </w:pPr>
+      <w:rPr>
+        <w:rFonts w:ascii="Courier New" w:hAnsi="Courier New" w:cs="Courier New" w:hint="default"/>
+      </w:rPr>
+    </w:lvl>
+    <w:lvl w:ilvl="5" w:tplc="40090005" w:tentative="1">
+      <w:start w:val="1"/>
+      <w:numFmt w:val="bullet"/>
+      <w:lvlText w:val=""/>
+      <w:lvlJc w:val="left"/>
+      <w:pPr>
+        <w:ind w:left="4680" w:hanging="360"/>
+      </w:pPr>
+      <w:rPr>
+        <w:rFonts w:ascii="Wingdings" w:hAnsi="Wingdings" w:hint="default"/>
+      </w:rPr>
+    </w:lvl>
+    <w:lvl w:ilvl="6" w:tplc="40090001" w:tentative="1">
+      <w:start w:val="1"/>
+      <w:numFmt w:val="bullet"/>
+      <w:lvlText w:val=""/>
+      <w:lvlJc w:val="left"/>
+      <w:pPr>
+        <w:ind w:left="5400" w:hanging="360"/>
+      </w:pPr>
+      <w:rPr>
+        <w:rFonts w:ascii="Symbol" w:hAnsi="Symbol" w:hint="default"/>
+      </w:rPr>
+    </w:lvl>
+    <w:lvl w:ilvl="7" w:tplc="40090003" w:tentative="1">
+      <w:start w:val="1"/>
+      <w:numFmt w:val="bullet"/>
+      <w:lvlText w:val="o"/>
+      <w:lvlJc w:val="left"/>
+      <w:pPr>
+        <w:ind w:left="6120" w:hanging="360"/>
+      </w:pPr>
+      <w:rPr>
+        <w:rFonts w:ascii="Courier New" w:hAnsi="Courier New" w:cs="Courier New" w:hint="default"/>
+      </w:rPr>
+    </w:lvl>
+    <w:lvl w:ilvl="8" w:tplc="40090005" w:tentative="1">
+      <w:start w:val="1"/>
+      <w:numFmt w:val="bullet"/>
+      <w:lvlText w:val=""/>
+      <w:lvlJc w:val="left"/>
+      <w:pPr>
+        <w:ind w:left="6840" w:hanging="360"/>
+      </w:pPr>
+      <w:rPr>
+        <w:rFonts w:ascii="Wingdings" w:hAnsi="Wingdings" w:hint="default"/>
+      </w:rPr>
+    </w:lvl>
+  </w:abstractNum>
+  <w:abstractNum w:abstractNumId="26" w15:restartNumberingAfterBreak="0">
+    <w:nsid w:val="652D403F"/>
+    <w:multiLevelType w:val="hybridMultilevel"/>
+    <w:tmpl w:val="75EE8BCC"/>
+    <w:lvl w:ilvl="0" w:tplc="4009000B">
+      <w:start w:val="1"/>
+      <w:numFmt w:val="bullet"/>
+      <w:lvlText w:val=""/>
+      <w:lvlJc w:val="left"/>
+      <w:pPr>
+        <w:ind w:left="720" w:hanging="360"/>
+      </w:pPr>
+      <w:rPr>
+        <w:rFonts w:ascii="Wingdings" w:hAnsi="Wingdings" w:hint="default"/>
+      </w:rPr>
+    </w:lvl>
+    <w:lvl w:ilvl="1" w:tplc="AA4E273E">
+      <w:numFmt w:val="bullet"/>
+      <w:lvlText w:val="•"/>
+      <w:lvlJc w:val="left"/>
+      <w:pPr>
+        <w:ind w:left="1440" w:hanging="360"/>
+      </w:pPr>
+      <w:rPr>
+        <w:rFonts w:ascii="Calibri" w:eastAsiaTheme="minorHAnsi" w:hAnsi="Calibri" w:cs="Calibri" w:hint="default"/>
+      </w:rPr>
+    </w:lvl>
+    <w:lvl w:ilvl="2" w:tplc="40090005" w:tentative="1">
+      <w:start w:val="1"/>
+      <w:numFmt w:val="bullet"/>
+      <w:lvlText w:val=""/>
+      <w:lvlJc w:val="left"/>
+      <w:pPr>
+        <w:ind w:left="2160" w:hanging="360"/>
+      </w:pPr>
+      <w:rPr>
+        <w:rFonts w:ascii="Wingdings" w:hAnsi="Wingdings" w:hint="default"/>
+      </w:rPr>
+    </w:lvl>
+    <w:lvl w:ilvl="3" w:tplc="40090001" w:tentative="1">
+      <w:start w:val="1"/>
+      <w:numFmt w:val="bullet"/>
+      <w:lvlText w:val=""/>
+      <w:lvlJc w:val="left"/>
+      <w:pPr>
+        <w:ind w:left="2880" w:hanging="360"/>
+      </w:pPr>
+      <w:rPr>
+        <w:rFonts w:ascii="Symbol" w:hAnsi="Symbol" w:hint="default"/>
+      </w:rPr>
+    </w:lvl>
+    <w:lvl w:ilvl="4" w:tplc="40090003" w:tentative="1">
+      <w:start w:val="1"/>
+      <w:numFmt w:val="bullet"/>
+      <w:lvlText w:val="o"/>
+      <w:lvlJc w:val="left"/>
+      <w:pPr>
+        <w:ind w:left="3600" w:hanging="360"/>
+      </w:pPr>
+      <w:rPr>
+        <w:rFonts w:ascii="Courier New" w:hAnsi="Courier New" w:cs="Courier New" w:hint="default"/>
+      </w:rPr>
+    </w:lvl>
+    <w:lvl w:ilvl="5" w:tplc="40090005" w:tentative="1">
+      <w:start w:val="1"/>
+      <w:numFmt w:val="bullet"/>
+      <w:lvlText w:val=""/>
+      <w:lvlJc w:val="left"/>
+      <w:pPr>
+        <w:ind w:left="4320" w:hanging="360"/>
+      </w:pPr>
+      <w:rPr>
+        <w:rFonts w:ascii="Wingdings" w:hAnsi="Wingdings" w:hint="default"/>
+      </w:rPr>
+    </w:lvl>
+    <w:lvl w:ilvl="6" w:tplc="40090001" w:tentative="1">
+      <w:start w:val="1"/>
+      <w:numFmt w:val="bullet"/>
+      <w:lvlText w:val=""/>
+      <w:lvlJc w:val="left"/>
+      <w:pPr>
+        <w:ind w:left="5040" w:hanging="360"/>
+      </w:pPr>
+      <w:rPr>
+        <w:rFonts w:ascii="Symbol" w:hAnsi="Symbol" w:hint="default"/>
+      </w:rPr>
+    </w:lvl>
+    <w:lvl w:ilvl="7" w:tplc="40090003" w:tentative="1">
+      <w:start w:val="1"/>
+      <w:numFmt w:val="bullet"/>
+      <w:lvlText w:val="o"/>
+      <w:lvlJc w:val="left"/>
+      <w:pPr>
+        <w:ind w:left="5760" w:hanging="360"/>
+      </w:pPr>
+      <w:rPr>
+        <w:rFonts w:ascii="Courier New" w:hAnsi="Courier New" w:cs="Courier New" w:hint="default"/>
+      </w:rPr>
+    </w:lvl>
+    <w:lvl w:ilvl="8" w:tplc="40090005" w:tentative="1">
+      <w:start w:val="1"/>
+      <w:numFmt w:val="bullet"/>
+      <w:lvlText w:val=""/>
+      <w:lvlJc w:val="left"/>
+      <w:pPr>
+        <w:ind w:left="6480" w:hanging="360"/>
+      </w:pPr>
+      <w:rPr>
+        <w:rFonts w:ascii="Wingdings" w:hAnsi="Wingdings" w:hint="default"/>
+      </w:rPr>
+    </w:lvl>
+  </w:abstractNum>
+  <w:abstractNum w:abstractNumId="27" w15:restartNumberingAfterBreak="0">
     <w:nsid w:val="673D52B8"/>
     <w:multiLevelType w:val="hybridMultilevel"/>
     <w:tmpl w:val="49CA5814"/>
@@ -3434,7 +9883,7 @@
       </w:rPr>
     </w:lvl>
   </w:abstractNum>
-  <w:abstractNum w:abstractNumId="12" w15:restartNumberingAfterBreak="0">
+  <w:abstractNum w:abstractNumId="28" w15:restartNumberingAfterBreak="0">
     <w:nsid w:val="677256AE"/>
     <w:multiLevelType w:val="hybridMultilevel"/>
     <w:tmpl w:val="36247428"/>
@@ -3547,7 +9996,490 @@
       </w:rPr>
     </w:lvl>
   </w:abstractNum>
-  <w:abstractNum w:abstractNumId="13" w15:restartNumberingAfterBreak="0">
+  <w:abstractNum w:abstractNumId="29" w15:restartNumberingAfterBreak="0">
+    <w:nsid w:val="6BC4039F"/>
+    <w:multiLevelType w:val="multilevel"/>
+    <w:tmpl w:val="FD02DD88"/>
+    <w:lvl w:ilvl="0">
+      <w:start w:val="1"/>
+      <w:numFmt w:val="bullet"/>
+      <w:lvlText w:val=""/>
+      <w:lvlJc w:val="left"/>
+      <w:pPr>
+        <w:tabs>
+          <w:tab w:val="num" w:pos="720"/>
+        </w:tabs>
+        <w:ind w:left="720" w:hanging="360"/>
+      </w:pPr>
+      <w:rPr>
+        <w:rFonts w:ascii="Symbol" w:hAnsi="Symbol" w:hint="default"/>
+        <w:sz w:val="20"/>
+      </w:rPr>
+    </w:lvl>
+    <w:lvl w:ilvl="1">
+      <w:numFmt w:val="bullet"/>
+      <w:lvlText w:val=""/>
+      <w:lvlJc w:val="left"/>
+      <w:pPr>
+        <w:ind w:left="1440" w:hanging="360"/>
+      </w:pPr>
+      <w:rPr>
+        <w:rFonts w:ascii="Wingdings" w:eastAsiaTheme="minorHAnsi" w:hAnsi="Wingdings" w:cstheme="minorBidi" w:hint="default"/>
+      </w:rPr>
+    </w:lvl>
+    <w:lvl w:ilvl="2" w:tentative="1">
+      <w:start w:val="1"/>
+      <w:numFmt w:val="bullet"/>
+      <w:lvlText w:val=""/>
+      <w:lvlJc w:val="left"/>
+      <w:pPr>
+        <w:tabs>
+          <w:tab w:val="num" w:pos="2160"/>
+        </w:tabs>
+        <w:ind w:left="2160" w:hanging="360"/>
+      </w:pPr>
+      <w:rPr>
+        <w:rFonts w:ascii="Wingdings" w:hAnsi="Wingdings" w:hint="default"/>
+        <w:sz w:val="20"/>
+      </w:rPr>
+    </w:lvl>
+    <w:lvl w:ilvl="3" w:tentative="1">
+      <w:start w:val="1"/>
+      <w:numFmt w:val="bullet"/>
+      <w:lvlText w:val=""/>
+      <w:lvlJc w:val="left"/>
+      <w:pPr>
+        <w:tabs>
+          <w:tab w:val="num" w:pos="2880"/>
+        </w:tabs>
+        <w:ind w:left="2880" w:hanging="360"/>
+      </w:pPr>
+      <w:rPr>
+        <w:rFonts w:ascii="Wingdings" w:hAnsi="Wingdings" w:hint="default"/>
+        <w:sz w:val="20"/>
+      </w:rPr>
+    </w:lvl>
+    <w:lvl w:ilvl="4" w:tentative="1">
+      <w:start w:val="1"/>
+      <w:numFmt w:val="bullet"/>
+      <w:lvlText w:val=""/>
+      <w:lvlJc w:val="left"/>
+      <w:pPr>
+        <w:tabs>
+          <w:tab w:val="num" w:pos="3600"/>
+        </w:tabs>
+        <w:ind w:left="3600" w:hanging="360"/>
+      </w:pPr>
+      <w:rPr>
+        <w:rFonts w:ascii="Wingdings" w:hAnsi="Wingdings" w:hint="default"/>
+        <w:sz w:val="20"/>
+      </w:rPr>
+    </w:lvl>
+    <w:lvl w:ilvl="5" w:tentative="1">
+      <w:start w:val="1"/>
+      <w:numFmt w:val="bullet"/>
+      <w:lvlText w:val=""/>
+      <w:lvlJc w:val="left"/>
+      <w:pPr>
+        <w:tabs>
+          <w:tab w:val="num" w:pos="4320"/>
+        </w:tabs>
+        <w:ind w:left="4320" w:hanging="360"/>
+      </w:pPr>
+      <w:rPr>
+        <w:rFonts w:ascii="Wingdings" w:hAnsi="Wingdings" w:hint="default"/>
+        <w:sz w:val="20"/>
+      </w:rPr>
+    </w:lvl>
+    <w:lvl w:ilvl="6" w:tentative="1">
+      <w:start w:val="1"/>
+      <w:numFmt w:val="bullet"/>
+      <w:lvlText w:val=""/>
+      <w:lvlJc w:val="left"/>
+      <w:pPr>
+        <w:tabs>
+          <w:tab w:val="num" w:pos="5040"/>
+        </w:tabs>
+        <w:ind w:left="5040" w:hanging="360"/>
+      </w:pPr>
+      <w:rPr>
+        <w:rFonts w:ascii="Wingdings" w:hAnsi="Wingdings" w:hint="default"/>
+        <w:sz w:val="20"/>
+      </w:rPr>
+    </w:lvl>
+    <w:lvl w:ilvl="7" w:tentative="1">
+      <w:start w:val="1"/>
+      <w:numFmt w:val="bullet"/>
+      <w:lvlText w:val=""/>
+      <w:lvlJc w:val="left"/>
+      <w:pPr>
+        <w:tabs>
+          <w:tab w:val="num" w:pos="5760"/>
+        </w:tabs>
+        <w:ind w:left="5760" w:hanging="360"/>
+      </w:pPr>
+      <w:rPr>
+        <w:rFonts w:ascii="Wingdings" w:hAnsi="Wingdings" w:hint="default"/>
+        <w:sz w:val="20"/>
+      </w:rPr>
+    </w:lvl>
+    <w:lvl w:ilvl="8" w:tentative="1">
+      <w:start w:val="1"/>
+      <w:numFmt w:val="bullet"/>
+      <w:lvlText w:val=""/>
+      <w:lvlJc w:val="left"/>
+      <w:pPr>
+        <w:tabs>
+          <w:tab w:val="num" w:pos="6480"/>
+        </w:tabs>
+        <w:ind w:left="6480" w:hanging="360"/>
+      </w:pPr>
+      <w:rPr>
+        <w:rFonts w:ascii="Wingdings" w:hAnsi="Wingdings" w:hint="default"/>
+        <w:sz w:val="20"/>
+      </w:rPr>
+    </w:lvl>
+  </w:abstractNum>
+  <w:abstractNum w:abstractNumId="30" w15:restartNumberingAfterBreak="0">
+    <w:nsid w:val="6C473610"/>
+    <w:multiLevelType w:val="hybridMultilevel"/>
+    <w:tmpl w:val="27EAAD2E"/>
+    <w:lvl w:ilvl="0" w:tplc="4009000B">
+      <w:start w:val="1"/>
+      <w:numFmt w:val="bullet"/>
+      <w:lvlText w:val=""/>
+      <w:lvlJc w:val="left"/>
+      <w:pPr>
+        <w:ind w:left="720" w:hanging="360"/>
+      </w:pPr>
+      <w:rPr>
+        <w:rFonts w:ascii="Wingdings" w:hAnsi="Wingdings" w:hint="default"/>
+      </w:rPr>
+    </w:lvl>
+    <w:lvl w:ilvl="1" w:tplc="40090003" w:tentative="1">
+      <w:start w:val="1"/>
+      <w:numFmt w:val="bullet"/>
+      <w:lvlText w:val="o"/>
+      <w:lvlJc w:val="left"/>
+      <w:pPr>
+        <w:ind w:left="1440" w:hanging="360"/>
+      </w:pPr>
+      <w:rPr>
+        <w:rFonts w:ascii="Courier New" w:hAnsi="Courier New" w:cs="Courier New" w:hint="default"/>
+      </w:rPr>
+    </w:lvl>
+    <w:lvl w:ilvl="2" w:tplc="40090005" w:tentative="1">
+      <w:start w:val="1"/>
+      <w:numFmt w:val="bullet"/>
+      <w:lvlText w:val=""/>
+      <w:lvlJc w:val="left"/>
+      <w:pPr>
+        <w:ind w:left="2160" w:hanging="360"/>
+      </w:pPr>
+      <w:rPr>
+        <w:rFonts w:ascii="Wingdings" w:hAnsi="Wingdings" w:hint="default"/>
+      </w:rPr>
+    </w:lvl>
+    <w:lvl w:ilvl="3" w:tplc="40090001" w:tentative="1">
+      <w:start w:val="1"/>
+      <w:numFmt w:val="bullet"/>
+      <w:lvlText w:val=""/>
+      <w:lvlJc w:val="left"/>
+      <w:pPr>
+        <w:ind w:left="2880" w:hanging="360"/>
+      </w:pPr>
+      <w:rPr>
+        <w:rFonts w:ascii="Symbol" w:hAnsi="Symbol" w:hint="default"/>
+      </w:rPr>
+    </w:lvl>
+    <w:lvl w:ilvl="4" w:tplc="40090003" w:tentative="1">
+      <w:start w:val="1"/>
+      <w:numFmt w:val="bullet"/>
+      <w:lvlText w:val="o"/>
+      <w:lvlJc w:val="left"/>
+      <w:pPr>
+        <w:ind w:left="3600" w:hanging="360"/>
+      </w:pPr>
+      <w:rPr>
+        <w:rFonts w:ascii="Courier New" w:hAnsi="Courier New" w:cs="Courier New" w:hint="default"/>
+      </w:rPr>
+    </w:lvl>
+    <w:lvl w:ilvl="5" w:tplc="40090005" w:tentative="1">
+      <w:start w:val="1"/>
+      <w:numFmt w:val="bullet"/>
+      <w:lvlText w:val=""/>
+      <w:lvlJc w:val="left"/>
+      <w:pPr>
+        <w:ind w:left="4320" w:hanging="360"/>
+      </w:pPr>
+      <w:rPr>
+        <w:rFonts w:ascii="Wingdings" w:hAnsi="Wingdings" w:hint="default"/>
+      </w:rPr>
+    </w:lvl>
+    <w:lvl w:ilvl="6" w:tplc="40090001" w:tentative="1">
+      <w:start w:val="1"/>
+      <w:numFmt w:val="bullet"/>
+      <w:lvlText w:val=""/>
+      <w:lvlJc w:val="left"/>
+      <w:pPr>
+        <w:ind w:left="5040" w:hanging="360"/>
+      </w:pPr>
+      <w:rPr>
+        <w:rFonts w:ascii="Symbol" w:hAnsi="Symbol" w:hint="default"/>
+      </w:rPr>
+    </w:lvl>
+    <w:lvl w:ilvl="7" w:tplc="40090003" w:tentative="1">
+      <w:start w:val="1"/>
+      <w:numFmt w:val="bullet"/>
+      <w:lvlText w:val="o"/>
+      <w:lvlJc w:val="left"/>
+      <w:pPr>
+        <w:ind w:left="5760" w:hanging="360"/>
+      </w:pPr>
+      <w:rPr>
+        <w:rFonts w:ascii="Courier New" w:hAnsi="Courier New" w:cs="Courier New" w:hint="default"/>
+      </w:rPr>
+    </w:lvl>
+    <w:lvl w:ilvl="8" w:tplc="40090005" w:tentative="1">
+      <w:start w:val="1"/>
+      <w:numFmt w:val="bullet"/>
+      <w:lvlText w:val=""/>
+      <w:lvlJc w:val="left"/>
+      <w:pPr>
+        <w:ind w:left="6480" w:hanging="360"/>
+      </w:pPr>
+      <w:rPr>
+        <w:rFonts w:ascii="Wingdings" w:hAnsi="Wingdings" w:hint="default"/>
+      </w:rPr>
+    </w:lvl>
+  </w:abstractNum>
+  <w:abstractNum w:abstractNumId="31" w15:restartNumberingAfterBreak="0">
+    <w:nsid w:val="6D0B10F0"/>
+    <w:multiLevelType w:val="hybridMultilevel"/>
+    <w:tmpl w:val="C428CE78"/>
+    <w:lvl w:ilvl="0" w:tplc="40090001">
+      <w:start w:val="1"/>
+      <w:numFmt w:val="bullet"/>
+      <w:lvlText w:val=""/>
+      <w:lvlJc w:val="left"/>
+      <w:pPr>
+        <w:ind w:left="720" w:hanging="360"/>
+      </w:pPr>
+      <w:rPr>
+        <w:rFonts w:ascii="Symbol" w:hAnsi="Symbol" w:hint="default"/>
+      </w:rPr>
+    </w:lvl>
+    <w:lvl w:ilvl="1" w:tplc="40090003" w:tentative="1">
+      <w:start w:val="1"/>
+      <w:numFmt w:val="bullet"/>
+      <w:lvlText w:val="o"/>
+      <w:lvlJc w:val="left"/>
+      <w:pPr>
+        <w:ind w:left="1440" w:hanging="360"/>
+      </w:pPr>
+      <w:rPr>
+        <w:rFonts w:ascii="Courier New" w:hAnsi="Courier New" w:cs="Courier New" w:hint="default"/>
+      </w:rPr>
+    </w:lvl>
+    <w:lvl w:ilvl="2" w:tplc="40090005" w:tentative="1">
+      <w:start w:val="1"/>
+      <w:numFmt w:val="bullet"/>
+      <w:lvlText w:val=""/>
+      <w:lvlJc w:val="left"/>
+      <w:pPr>
+        <w:ind w:left="2160" w:hanging="360"/>
+      </w:pPr>
+      <w:rPr>
+        <w:rFonts w:ascii="Wingdings" w:hAnsi="Wingdings" w:hint="default"/>
+      </w:rPr>
+    </w:lvl>
+    <w:lvl w:ilvl="3" w:tplc="40090001" w:tentative="1">
+      <w:start w:val="1"/>
+      <w:numFmt w:val="bullet"/>
+      <w:lvlText w:val=""/>
+      <w:lvlJc w:val="left"/>
+      <w:pPr>
+        <w:ind w:left="2880" w:hanging="360"/>
+      </w:pPr>
+      <w:rPr>
+        <w:rFonts w:ascii="Symbol" w:hAnsi="Symbol" w:hint="default"/>
+      </w:rPr>
+    </w:lvl>
+    <w:lvl w:ilvl="4" w:tplc="40090003" w:tentative="1">
+      <w:start w:val="1"/>
+      <w:numFmt w:val="bullet"/>
+      <w:lvlText w:val="o"/>
+      <w:lvlJc w:val="left"/>
+      <w:pPr>
+        <w:ind w:left="3600" w:hanging="360"/>
+      </w:pPr>
+      <w:rPr>
+        <w:rFonts w:ascii="Courier New" w:hAnsi="Courier New" w:cs="Courier New" w:hint="default"/>
+      </w:rPr>
+    </w:lvl>
+    <w:lvl w:ilvl="5" w:tplc="40090005" w:tentative="1">
+      <w:start w:val="1"/>
+      <w:numFmt w:val="bullet"/>
+      <w:lvlText w:val=""/>
+      <w:lvlJc w:val="left"/>
+      <w:pPr>
+        <w:ind w:left="4320" w:hanging="360"/>
+      </w:pPr>
+      <w:rPr>
+        <w:rFonts w:ascii="Wingdings" w:hAnsi="Wingdings" w:hint="default"/>
+      </w:rPr>
+    </w:lvl>
+    <w:lvl w:ilvl="6" w:tplc="40090001" w:tentative="1">
+      <w:start w:val="1"/>
+      <w:numFmt w:val="bullet"/>
+      <w:lvlText w:val=""/>
+      <w:lvlJc w:val="left"/>
+      <w:pPr>
+        <w:ind w:left="5040" w:hanging="360"/>
+      </w:pPr>
+      <w:rPr>
+        <w:rFonts w:ascii="Symbol" w:hAnsi="Symbol" w:hint="default"/>
+      </w:rPr>
+    </w:lvl>
+    <w:lvl w:ilvl="7" w:tplc="40090003" w:tentative="1">
+      <w:start w:val="1"/>
+      <w:numFmt w:val="bullet"/>
+      <w:lvlText w:val="o"/>
+      <w:lvlJc w:val="left"/>
+      <w:pPr>
+        <w:ind w:left="5760" w:hanging="360"/>
+      </w:pPr>
+      <w:rPr>
+        <w:rFonts w:ascii="Courier New" w:hAnsi="Courier New" w:cs="Courier New" w:hint="default"/>
+      </w:rPr>
+    </w:lvl>
+    <w:lvl w:ilvl="8" w:tplc="40090005" w:tentative="1">
+      <w:start w:val="1"/>
+      <w:numFmt w:val="bullet"/>
+      <w:lvlText w:val=""/>
+      <w:lvlJc w:val="left"/>
+      <w:pPr>
+        <w:ind w:left="6480" w:hanging="360"/>
+      </w:pPr>
+      <w:rPr>
+        <w:rFonts w:ascii="Wingdings" w:hAnsi="Wingdings" w:hint="default"/>
+      </w:rPr>
+    </w:lvl>
+  </w:abstractNum>
+  <w:abstractNum w:abstractNumId="32" w15:restartNumberingAfterBreak="0">
+    <w:nsid w:val="708C6949"/>
+    <w:multiLevelType w:val="hybridMultilevel"/>
+    <w:tmpl w:val="A3C2E91A"/>
+    <w:lvl w:ilvl="0" w:tplc="40090003">
+      <w:start w:val="1"/>
+      <w:numFmt w:val="bullet"/>
+      <w:lvlText w:val="o"/>
+      <w:lvlJc w:val="left"/>
+      <w:pPr>
+        <w:ind w:left="1440" w:hanging="360"/>
+      </w:pPr>
+      <w:rPr>
+        <w:rFonts w:ascii="Courier New" w:hAnsi="Courier New" w:cs="Courier New" w:hint="default"/>
+      </w:rPr>
+    </w:lvl>
+    <w:lvl w:ilvl="1" w:tplc="40090003" w:tentative="1">
+      <w:start w:val="1"/>
+      <w:numFmt w:val="bullet"/>
+      <w:lvlText w:val="o"/>
+      <w:lvlJc w:val="left"/>
+      <w:pPr>
+        <w:ind w:left="2160" w:hanging="360"/>
+      </w:pPr>
+      <w:rPr>
+        <w:rFonts w:ascii="Courier New" w:hAnsi="Courier New" w:cs="Courier New" w:hint="default"/>
+      </w:rPr>
+    </w:lvl>
+    <w:lvl w:ilvl="2" w:tplc="40090005" w:tentative="1">
+      <w:start w:val="1"/>
+      <w:numFmt w:val="bullet"/>
+      <w:lvlText w:val=""/>
+      <w:lvlJc w:val="left"/>
+      <w:pPr>
+        <w:ind w:left="2880" w:hanging="360"/>
+      </w:pPr>
+      <w:rPr>
+        <w:rFonts w:ascii="Wingdings" w:hAnsi="Wingdings" w:hint="default"/>
+      </w:rPr>
+    </w:lvl>
+    <w:lvl w:ilvl="3" w:tplc="40090001" w:tentative="1">
+      <w:start w:val="1"/>
+      <w:numFmt w:val="bullet"/>
+      <w:lvlText w:val=""/>
+      <w:lvlJc w:val="left"/>
+      <w:pPr>
+        <w:ind w:left="3600" w:hanging="360"/>
+      </w:pPr>
+      <w:rPr>
+        <w:rFonts w:ascii="Symbol" w:hAnsi="Symbol" w:hint="default"/>
+      </w:rPr>
+    </w:lvl>
+    <w:lvl w:ilvl="4" w:tplc="40090003" w:tentative="1">
+      <w:start w:val="1"/>
+      <w:numFmt w:val="bullet"/>
+      <w:lvlText w:val="o"/>
+      <w:lvlJc w:val="left"/>
+      <w:pPr>
+        <w:ind w:left="4320" w:hanging="360"/>
+      </w:pPr>
+      <w:rPr>
+        <w:rFonts w:ascii="Courier New" w:hAnsi="Courier New" w:cs="Courier New" w:hint="default"/>
+      </w:rPr>
+    </w:lvl>
+    <w:lvl w:ilvl="5" w:tplc="40090005" w:tentative="1">
+      <w:start w:val="1"/>
+      <w:numFmt w:val="bullet"/>
+      <w:lvlText w:val=""/>
+      <w:lvlJc w:val="left"/>
+      <w:pPr>
+        <w:ind w:left="5040" w:hanging="360"/>
+      </w:pPr>
+      <w:rPr>
+        <w:rFonts w:ascii="Wingdings" w:hAnsi="Wingdings" w:hint="default"/>
+      </w:rPr>
+    </w:lvl>
+    <w:lvl w:ilvl="6" w:tplc="40090001" w:tentative="1">
+      <w:start w:val="1"/>
+      <w:numFmt w:val="bullet"/>
+      <w:lvlText w:val=""/>
+      <w:lvlJc w:val="left"/>
+      <w:pPr>
+        <w:ind w:left="5760" w:hanging="360"/>
+      </w:pPr>
+      <w:rPr>
+        <w:rFonts w:ascii="Symbol" w:hAnsi="Symbol" w:hint="default"/>
+      </w:rPr>
+    </w:lvl>
+    <w:lvl w:ilvl="7" w:tplc="40090003" w:tentative="1">
+      <w:start w:val="1"/>
+      <w:numFmt w:val="bullet"/>
+      <w:lvlText w:val="o"/>
+      <w:lvlJc w:val="left"/>
+      <w:pPr>
+        <w:ind w:left="6480" w:hanging="360"/>
+      </w:pPr>
+      <w:rPr>
+        <w:rFonts w:ascii="Courier New" w:hAnsi="Courier New" w:cs="Courier New" w:hint="default"/>
+      </w:rPr>
+    </w:lvl>
+    <w:lvl w:ilvl="8" w:tplc="40090005" w:tentative="1">
+      <w:start w:val="1"/>
+      <w:numFmt w:val="bullet"/>
+      <w:lvlText w:val=""/>
+      <w:lvlJc w:val="left"/>
+      <w:pPr>
+        <w:ind w:left="7200" w:hanging="360"/>
+      </w:pPr>
+      <w:rPr>
+        <w:rFonts w:ascii="Wingdings" w:hAnsi="Wingdings" w:hint="default"/>
+      </w:rPr>
+    </w:lvl>
+  </w:abstractNum>
+  <w:abstractNum w:abstractNumId="33" w15:restartNumberingAfterBreak="0">
     <w:nsid w:val="76A97D8D"/>
     <w:multiLevelType w:val="hybridMultilevel"/>
     <w:tmpl w:val="A212083A"/>
@@ -3660,7 +10592,120 @@
       </w:rPr>
     </w:lvl>
   </w:abstractNum>
-  <w:abstractNum w:abstractNumId="14" w15:restartNumberingAfterBreak="0">
+  <w:abstractNum w:abstractNumId="34" w15:restartNumberingAfterBreak="0">
+    <w:nsid w:val="793A0989"/>
+    <w:multiLevelType w:val="hybridMultilevel"/>
+    <w:tmpl w:val="04D4723E"/>
+    <w:lvl w:ilvl="0" w:tplc="4009000B">
+      <w:start w:val="1"/>
+      <w:numFmt w:val="bullet"/>
+      <w:lvlText w:val=""/>
+      <w:lvlJc w:val="left"/>
+      <w:pPr>
+        <w:ind w:left="720" w:hanging="360"/>
+      </w:pPr>
+      <w:rPr>
+        <w:rFonts w:ascii="Wingdings" w:hAnsi="Wingdings" w:hint="default"/>
+      </w:rPr>
+    </w:lvl>
+    <w:lvl w:ilvl="1" w:tplc="40090003" w:tentative="1">
+      <w:start w:val="1"/>
+      <w:numFmt w:val="bullet"/>
+      <w:lvlText w:val="o"/>
+      <w:lvlJc w:val="left"/>
+      <w:pPr>
+        <w:ind w:left="1440" w:hanging="360"/>
+      </w:pPr>
+      <w:rPr>
+        <w:rFonts w:ascii="Courier New" w:hAnsi="Courier New" w:cs="Courier New" w:hint="default"/>
+      </w:rPr>
+    </w:lvl>
+    <w:lvl w:ilvl="2" w:tplc="40090005" w:tentative="1">
+      <w:start w:val="1"/>
+      <w:numFmt w:val="bullet"/>
+      <w:lvlText w:val=""/>
+      <w:lvlJc w:val="left"/>
+      <w:pPr>
+        <w:ind w:left="2160" w:hanging="360"/>
+      </w:pPr>
+      <w:rPr>
+        <w:rFonts w:ascii="Wingdings" w:hAnsi="Wingdings" w:hint="default"/>
+      </w:rPr>
+    </w:lvl>
+    <w:lvl w:ilvl="3" w:tplc="40090001" w:tentative="1">
+      <w:start w:val="1"/>
+      <w:numFmt w:val="bullet"/>
+      <w:lvlText w:val=""/>
+      <w:lvlJc w:val="left"/>
+      <w:pPr>
+        <w:ind w:left="2880" w:hanging="360"/>
+      </w:pPr>
+      <w:rPr>
+        <w:rFonts w:ascii="Symbol" w:hAnsi="Symbol" w:hint="default"/>
+      </w:rPr>
+    </w:lvl>
+    <w:lvl w:ilvl="4" w:tplc="40090003" w:tentative="1">
+      <w:start w:val="1"/>
+      <w:numFmt w:val="bullet"/>
+      <w:lvlText w:val="o"/>
+      <w:lvlJc w:val="left"/>
+      <w:pPr>
+        <w:ind w:left="3600" w:hanging="360"/>
+      </w:pPr>
+      <w:rPr>
+        <w:rFonts w:ascii="Courier New" w:hAnsi="Courier New" w:cs="Courier New" w:hint="default"/>
+      </w:rPr>
+    </w:lvl>
+    <w:lvl w:ilvl="5" w:tplc="40090005" w:tentative="1">
+      <w:start w:val="1"/>
+      <w:numFmt w:val="bullet"/>
+      <w:lvlText w:val=""/>
+      <w:lvlJc w:val="left"/>
+      <w:pPr>
+        <w:ind w:left="4320" w:hanging="360"/>
+      </w:pPr>
+      <w:rPr>
+        <w:rFonts w:ascii="Wingdings" w:hAnsi="Wingdings" w:hint="default"/>
+      </w:rPr>
+    </w:lvl>
+    <w:lvl w:ilvl="6" w:tplc="40090001" w:tentative="1">
+      <w:start w:val="1"/>
+      <w:numFmt w:val="bullet"/>
+      <w:lvlText w:val=""/>
+      <w:lvlJc w:val="left"/>
+      <w:pPr>
+        <w:ind w:left="5040" w:hanging="360"/>
+      </w:pPr>
+      <w:rPr>
+        <w:rFonts w:ascii="Symbol" w:hAnsi="Symbol" w:hint="default"/>
+      </w:rPr>
+    </w:lvl>
+    <w:lvl w:ilvl="7" w:tplc="40090003" w:tentative="1">
+      <w:start w:val="1"/>
+      <w:numFmt w:val="bullet"/>
+      <w:lvlText w:val="o"/>
+      <w:lvlJc w:val="left"/>
+      <w:pPr>
+        <w:ind w:left="5760" w:hanging="360"/>
+      </w:pPr>
+      <w:rPr>
+        <w:rFonts w:ascii="Courier New" w:hAnsi="Courier New" w:cs="Courier New" w:hint="default"/>
+      </w:rPr>
+    </w:lvl>
+    <w:lvl w:ilvl="8" w:tplc="40090005" w:tentative="1">
+      <w:start w:val="1"/>
+      <w:numFmt w:val="bullet"/>
+      <w:lvlText w:val=""/>
+      <w:lvlJc w:val="left"/>
+      <w:pPr>
+        <w:ind w:left="6480" w:hanging="360"/>
+      </w:pPr>
+      <w:rPr>
+        <w:rFonts w:ascii="Wingdings" w:hAnsi="Wingdings" w:hint="default"/>
+      </w:rPr>
+    </w:lvl>
+  </w:abstractNum>
+  <w:abstractNum w:abstractNumId="35" w15:restartNumberingAfterBreak="0">
     <w:nsid w:val="795A4196"/>
     <w:multiLevelType w:val="hybridMultilevel"/>
     <w:tmpl w:val="D910C498"/>
@@ -3774,49 +10819,112 @@
     </w:lvl>
   </w:abstractNum>
   <w:num w:numId="1" w16cid:durableId="1570340039">
+    <w:abstractNumId w:val="16"/>
+  </w:num>
+  <w:num w:numId="2" w16cid:durableId="982779612">
+    <w:abstractNumId w:val="14"/>
+  </w:num>
+  <w:num w:numId="3" w16cid:durableId="577903914">
+    <w:abstractNumId w:val="11"/>
+  </w:num>
+  <w:num w:numId="4" w16cid:durableId="328020912">
+    <w:abstractNumId w:val="12"/>
+  </w:num>
+  <w:num w:numId="5" w16cid:durableId="1423332820">
+    <w:abstractNumId w:val="23"/>
+  </w:num>
+  <w:num w:numId="6" w16cid:durableId="625745372">
+    <w:abstractNumId w:val="10"/>
+  </w:num>
+  <w:num w:numId="7" w16cid:durableId="1145703084">
+    <w:abstractNumId w:val="3"/>
+  </w:num>
+  <w:num w:numId="8" w16cid:durableId="1445735346">
+    <w:abstractNumId w:val="35"/>
+  </w:num>
+  <w:num w:numId="9" w16cid:durableId="624194570">
+    <w:abstractNumId w:val="33"/>
+  </w:num>
+  <w:num w:numId="10" w16cid:durableId="427821451">
+    <w:abstractNumId w:val="19"/>
+  </w:num>
+  <w:num w:numId="11" w16cid:durableId="1987397378">
+    <w:abstractNumId w:val="27"/>
+  </w:num>
+  <w:num w:numId="12" w16cid:durableId="897932131">
+    <w:abstractNumId w:val="21"/>
+  </w:num>
+  <w:num w:numId="13" w16cid:durableId="749812856">
+    <w:abstractNumId w:val="1"/>
+  </w:num>
+  <w:num w:numId="14" w16cid:durableId="1751343518">
+    <w:abstractNumId w:val="18"/>
+  </w:num>
+  <w:num w:numId="15" w16cid:durableId="234051171">
+    <w:abstractNumId w:val="28"/>
+  </w:num>
+  <w:num w:numId="16" w16cid:durableId="707416218">
+    <w:abstractNumId w:val="7"/>
+  </w:num>
+  <w:num w:numId="17" w16cid:durableId="1876426789">
+    <w:abstractNumId w:val="24"/>
+  </w:num>
+  <w:num w:numId="18" w16cid:durableId="1341002178">
+    <w:abstractNumId w:val="13"/>
+  </w:num>
+  <w:num w:numId="19" w16cid:durableId="2133397966">
+    <w:abstractNumId w:val="29"/>
+  </w:num>
+  <w:num w:numId="20" w16cid:durableId="691490743">
+    <w:abstractNumId w:val="30"/>
+  </w:num>
+  <w:num w:numId="21" w16cid:durableId="513422483">
+    <w:abstractNumId w:val="9"/>
+  </w:num>
+  <w:num w:numId="22" w16cid:durableId="1739136594">
+    <w:abstractNumId w:val="25"/>
+  </w:num>
+  <w:num w:numId="23" w16cid:durableId="558052937">
+    <w:abstractNumId w:val="22"/>
+  </w:num>
+  <w:num w:numId="24" w16cid:durableId="1046416196">
+    <w:abstractNumId w:val="26"/>
+  </w:num>
+  <w:num w:numId="25" w16cid:durableId="507403894">
+    <w:abstractNumId w:val="8"/>
+  </w:num>
+  <w:num w:numId="26" w16cid:durableId="1027875283">
+    <w:abstractNumId w:val="4"/>
+  </w:num>
+  <w:num w:numId="27" w16cid:durableId="905995480">
+    <w:abstractNumId w:val="34"/>
+  </w:num>
+  <w:num w:numId="28" w16cid:durableId="571043623">
+    <w:abstractNumId w:val="2"/>
+  </w:num>
+  <w:num w:numId="29" w16cid:durableId="1853101970">
+    <w:abstractNumId w:val="31"/>
+  </w:num>
+  <w:num w:numId="30" w16cid:durableId="1520394691">
+    <w:abstractNumId w:val="15"/>
+  </w:num>
+  <w:num w:numId="31" w16cid:durableId="140926424">
+    <w:abstractNumId w:val="32"/>
+  </w:num>
+  <w:num w:numId="32" w16cid:durableId="229539082">
+    <w:abstractNumId w:val="20"/>
+  </w:num>
+  <w:num w:numId="33" w16cid:durableId="1743134288">
+    <w:abstractNumId w:val="17"/>
+  </w:num>
+  <w:num w:numId="34" w16cid:durableId="1148666354">
+    <w:abstractNumId w:val="0"/>
+  </w:num>
+  <w:num w:numId="35" w16cid:durableId="1355420398">
     <w:abstractNumId w:val="6"/>
   </w:num>
-  <w:num w:numId="2" w16cid:durableId="982779612">
+  <w:num w:numId="36" w16cid:durableId="414403325">
     <w:abstractNumId w:val="5"/>
-  </w:num>
-  <w:num w:numId="3" w16cid:durableId="577903914">
-    <w:abstractNumId w:val="3"/>
-  </w:num>
-  <w:num w:numId="4" w16cid:durableId="328020912">
-    <w:abstractNumId w:val="4"/>
-  </w:num>
-  <w:num w:numId="5" w16cid:durableId="1423332820">
-    <w:abstractNumId w:val="10"/>
-  </w:num>
-  <w:num w:numId="6" w16cid:durableId="625745372">
-    <w:abstractNumId w:val="2"/>
-  </w:num>
-  <w:num w:numId="7" w16cid:durableId="1145703084">
-    <w:abstractNumId w:val="1"/>
-  </w:num>
-  <w:num w:numId="8" w16cid:durableId="1445735346">
-    <w:abstractNumId w:val="14"/>
-  </w:num>
-  <w:num w:numId="9" w16cid:durableId="624194570">
-    <w:abstractNumId w:val="13"/>
-  </w:num>
-  <w:num w:numId="10" w16cid:durableId="427821451">
-    <w:abstractNumId w:val="8"/>
-  </w:num>
-  <w:num w:numId="11" w16cid:durableId="1987397378">
-    <w:abstractNumId w:val="11"/>
-  </w:num>
-  <w:num w:numId="12" w16cid:durableId="897932131">
-    <w:abstractNumId w:val="9"/>
-  </w:num>
-  <w:num w:numId="13" w16cid:durableId="749812856">
-    <w:abstractNumId w:val="0"/>
-  </w:num>
-  <w:num w:numId="14" w16cid:durableId="1751343518">
-    <w:abstractNumId w:val="7"/>
-  </w:num>
-  <w:num w:numId="15" w16cid:durableId="234051171">
-    <w:abstractNumId w:val="12"/>
   </w:num>
 </w:numbering>
 </file>
@@ -4221,6 +11329,7 @@
   <w:style w:type="paragraph" w:default="1" w:styleId="Normal">
     <w:name w:val="Normal"/>
     <w:qFormat/>
+    <w:rsid w:val="00AB76A5"/>
   </w:style>
   <w:style w:type="paragraph" w:styleId="Heading1">
     <w:name w:val="heading 1"/>
@@ -4424,7 +11533,6 @@
   <w:style w:type="character" w:default="1" w:styleId="DefaultParagraphFont">
     <w:name w:val="Default Paragraph Font"/>
     <w:uiPriority w:val="1"/>
-    <w:semiHidden/>
     <w:unhideWhenUsed/>
   </w:style>
   <w:style w:type="table" w:default="1" w:styleId="TableNormal">
@@ -4856,6 +11964,82 @@
       </w:tcPr>
     </w:tblStylePr>
   </w:style>
+  <w:style w:type="table" w:styleId="GridTable4-Accent1">
+    <w:name w:val="Grid Table 4 Accent 1"/>
+    <w:basedOn w:val="TableNormal"/>
+    <w:uiPriority w:val="49"/>
+    <w:rsid w:val="00706C12"/>
+    <w:pPr>
+      <w:spacing w:after="0" w:line="240" w:lineRule="auto"/>
+    </w:pPr>
+    <w:tblPr>
+      <w:tblStyleRowBandSize w:val="1"/>
+      <w:tblStyleColBandSize w:val="1"/>
+      <w:tblBorders>
+        <w:top w:val="single" w:sz="4" w:space="0" w:color="8EAADB" w:themeColor="accent1" w:themeTint="99"/>
+        <w:left w:val="single" w:sz="4" w:space="0" w:color="8EAADB" w:themeColor="accent1" w:themeTint="99"/>
+        <w:bottom w:val="single" w:sz="4" w:space="0" w:color="8EAADB" w:themeColor="accent1" w:themeTint="99"/>
+        <w:right w:val="single" w:sz="4" w:space="0" w:color="8EAADB" w:themeColor="accent1" w:themeTint="99"/>
+        <w:insideH w:val="single" w:sz="4" w:space="0" w:color="8EAADB" w:themeColor="accent1" w:themeTint="99"/>
+        <w:insideV w:val="single" w:sz="4" w:space="0" w:color="8EAADB" w:themeColor="accent1" w:themeTint="99"/>
+      </w:tblBorders>
+    </w:tblPr>
+    <w:tblStylePr w:type="firstRow">
+      <w:rPr>
+        <w:b/>
+        <w:bCs/>
+        <w:color w:val="FFFFFF" w:themeColor="background1"/>
+      </w:rPr>
+      <w:tblPr/>
+      <w:tcPr>
+        <w:tcBorders>
+          <w:top w:val="single" w:sz="4" w:space="0" w:color="4472C4" w:themeColor="accent1"/>
+          <w:left w:val="single" w:sz="4" w:space="0" w:color="4472C4" w:themeColor="accent1"/>
+          <w:bottom w:val="single" w:sz="4" w:space="0" w:color="4472C4" w:themeColor="accent1"/>
+          <w:right w:val="single" w:sz="4" w:space="0" w:color="4472C4" w:themeColor="accent1"/>
+          <w:insideH w:val="nil"/>
+          <w:insideV w:val="nil"/>
+        </w:tcBorders>
+        <w:shd w:val="clear" w:color="auto" w:fill="4472C4" w:themeFill="accent1"/>
+      </w:tcPr>
+    </w:tblStylePr>
+    <w:tblStylePr w:type="lastRow">
+      <w:rPr>
+        <w:b/>
+        <w:bCs/>
+      </w:rPr>
+      <w:tblPr/>
+      <w:tcPr>
+        <w:tcBorders>
+          <w:top w:val="double" w:sz="4" w:space="0" w:color="4472C4" w:themeColor="accent1"/>
+        </w:tcBorders>
+      </w:tcPr>
+    </w:tblStylePr>
+    <w:tblStylePr w:type="firstCol">
+      <w:rPr>
+        <w:b/>
+        <w:bCs/>
+      </w:rPr>
+    </w:tblStylePr>
+    <w:tblStylePr w:type="lastCol">
+      <w:rPr>
+        <w:b/>
+        <w:bCs/>
+      </w:rPr>
+    </w:tblStylePr>
+    <w:tblStylePr w:type="band1Vert">
+      <w:tblPr/>
+      <w:tcPr>
+        <w:shd w:val="clear" w:color="auto" w:fill="D9E2F3" w:themeFill="accent1" w:themeFillTint="33"/>
+      </w:tcPr>
+    </w:tblStylePr>
+    <w:tblStylePr w:type="band1Horz">
+      <w:tblPr/>
+      <w:tcPr>
+        <w:shd w:val="clear" w:color="auto" w:fill="D9E2F3" w:themeFill="accent1" w:themeFillTint="33"/>
+      </w:tcPr>
+    </w:tblStylePr>
+  </w:style>
 </w:styles>
 </file>
 

--- a/uml/uml_nots.docx
+++ b/uml/uml_nots.docx
@@ -1641,7 +1641,7 @@
         </w:rPr>
         <w:lastRenderedPageBreak/>
         <w:drawing>
-          <wp:inline distT="0" distB="0" distL="0" distR="0" wp14:anchorId="17DA390A" wp14:editId="20758EC4">
+          <wp:inline distT="0" distB="0" distL="0" distR="0" wp14:anchorId="17DA390A" wp14:editId="1B8FEC29">
             <wp:extent cx="1888739" cy="2089387"/>
             <wp:effectExtent l="0" t="0" r="0" b="6350"/>
             <wp:docPr id="380841537" name="Picture 4"/>
@@ -1785,7 +1785,7 @@
           <w:noProof/>
         </w:rPr>
         <w:drawing>
-          <wp:inline distT="0" distB="0" distL="0" distR="0" wp14:anchorId="6737D32E" wp14:editId="66031CD2">
+          <wp:inline distT="0" distB="0" distL="0" distR="0" wp14:anchorId="6737D32E" wp14:editId="55C5AD23">
             <wp:extent cx="3441634" cy="1720817"/>
             <wp:effectExtent l="0" t="0" r="6985" b="0"/>
             <wp:docPr id="1147467206" name="Picture 5"/>
@@ -3215,7 +3215,15 @@
             </w:r>
             <w:proofErr w:type="spellEnd"/>
             <w:r>
-              <w:t>, ui)</w:t>
+              <w:t xml:space="preserve">, </w:t>
+            </w:r>
+            <w:proofErr w:type="spellStart"/>
+            <w:r>
+              <w:t>ui</w:t>
+            </w:r>
+            <w:proofErr w:type="spellEnd"/>
+            <w:r>
+              <w:t>)</w:t>
             </w:r>
           </w:p>
         </w:tc>
@@ -3562,27 +3570,7 @@
           <w:u w:val="single"/>
         </w:rPr>
         <w:lastRenderedPageBreak/>
-        <w:t xml:space="preserve">*** </w:t>
-      </w:r>
-      <w:r>
-        <w:rPr>
-          <w:b/>
-          <w:bCs/>
-          <w:sz w:val="32"/>
-          <w:szCs w:val="32"/>
-          <w:u w:val="single"/>
-        </w:rPr>
-        <w:t>Step-by-Step UML Diagram Roadmap (for any module)</w:t>
-      </w:r>
-      <w:r>
-        <w:rPr>
-          <w:b/>
-          <w:bCs/>
-          <w:sz w:val="32"/>
-          <w:szCs w:val="32"/>
-          <w:u w:val="single"/>
-        </w:rPr>
-        <w:t xml:space="preserve"> ***</w:t>
+        <w:t>*** Step-by-Step UML Diagram Roadmap (for any module) ***</w:t>
       </w:r>
     </w:p>
     <w:p>
@@ -3824,7 +3812,7 @@
     <w:p>
       <w:r>
         <w:pict w14:anchorId="785B6E83">
-          <v:rect id="_x0000_i1064" style="width:0;height:1.5pt" o:hralign="center" o:hrstd="t" o:hr="t" fillcolor="#a0a0a0" stroked="f"/>
+          <v:rect id="_x0000_i1025" style="width:0;height:1.5pt" o:hralign="center" o:hrstd="t" o:hr="t" fillcolor="#a0a0a0" stroked="f"/>
         </w:pict>
       </w:r>
     </w:p>
@@ -4021,7 +4009,7 @@
     <w:p>
       <w:r>
         <w:pict w14:anchorId="66AB8103">
-          <v:rect id="_x0000_i1065" style="width:0;height:1.5pt" o:hralign="center" o:hrstd="t" o:hr="t" fillcolor="#a0a0a0" stroked="f"/>
+          <v:rect id="_x0000_i1026" style="width:0;height:1.5pt" o:hralign="center" o:hrstd="t" o:hr="t" fillcolor="#a0a0a0" stroked="f"/>
         </w:pict>
       </w:r>
     </w:p>
@@ -4301,7 +4289,7 @@
     <w:p>
       <w:r>
         <w:pict w14:anchorId="5C813FCE">
-          <v:rect id="_x0000_i1066" style="width:0;height:1.5pt" o:hralign="center" o:hrstd="t" o:hr="t" fillcolor="#a0a0a0" stroked="f"/>
+          <v:rect id="_x0000_i1027" style="width:0;height:1.5pt" o:hralign="center" o:hrstd="t" o:hr="t" fillcolor="#a0a0a0" stroked="f"/>
         </w:pict>
       </w:r>
     </w:p>
@@ -4559,7 +4547,7 @@
     <w:p>
       <w:r>
         <w:pict w14:anchorId="6579BB5E">
-          <v:rect id="_x0000_i1067" style="width:0;height:1.5pt" o:hralign="center" o:hrstd="t" o:hr="t" fillcolor="#a0a0a0" stroked="f"/>
+          <v:rect id="_x0000_i1028" style="width:0;height:1.5pt" o:hralign="center" o:hrstd="t" o:hr="t" fillcolor="#a0a0a0" stroked="f"/>
         </w:pict>
       </w:r>
     </w:p>
@@ -4747,7 +4735,7 @@
     <w:p>
       <w:r>
         <w:pict w14:anchorId="0A15F6D1">
-          <v:rect id="_x0000_i1068" style="width:0;height:1.5pt" o:hralign="center" o:hrstd="t" o:hr="t" fillcolor="#a0a0a0" stroked="f"/>
+          <v:rect id="_x0000_i1029" style="width:0;height:1.5pt" o:hralign="center" o:hrstd="t" o:hr="t" fillcolor="#a0a0a0" stroked="f"/>
         </w:pict>
       </w:r>
     </w:p>
@@ -4911,7 +4899,7 @@
     <w:p>
       <w:r>
         <w:pict w14:anchorId="07AA7876">
-          <v:rect id="_x0000_i1069" style="width:0;height:1.5pt" o:hralign="center" o:hrstd="t" o:hr="t" fillcolor="#a0a0a0" stroked="f"/>
+          <v:rect id="_x0000_i1030" style="width:0;height:1.5pt" o:hralign="center" o:hrstd="t" o:hr="t" fillcolor="#a0a0a0" stroked="f"/>
         </w:pict>
       </w:r>
     </w:p>
@@ -4967,23 +4955,7 @@
           <w:b/>
           <w:bCs/>
         </w:rPr>
-        <w:t xml:space="preserve"> </w:t>
-      </w:r>
-      <w:proofErr w:type="spellStart"/>
-      <w:r>
-        <w:rPr>
-          <w:b/>
-          <w:bCs/>
-        </w:rPr>
-        <w:t>Padte</w:t>
-      </w:r>
-      <w:proofErr w:type="spellEnd"/>
-      <w:r>
-        <w:rPr>
-          <w:b/>
-          <w:bCs/>
-        </w:rPr>
-        <w:t xml:space="preserve"> Hai?</w:t>
+        <w:t xml:space="preserve"> Padte Hai?</w:t>
       </w:r>
     </w:p>
     <w:tbl>
@@ -6138,14 +6110,9 @@
             <w:r>
               <w:t xml:space="preserve">Kya </w:t>
             </w:r>
-            <w:proofErr w:type="spellStart"/>
             <w:proofErr w:type="gramStart"/>
             <w:r>
-              <w:t>Milenga</w:t>
-            </w:r>
-            <w:proofErr w:type="spellEnd"/>
-            <w:r>
-              <w:t xml:space="preserve"> ?</w:t>
+              <w:t>Milenga ?</w:t>
             </w:r>
             <w:proofErr w:type="gramEnd"/>
           </w:p>
@@ -6435,7 +6402,6 @@
         <w:t xml:space="preserve"> first.</w:t>
       </w:r>
     </w:p>
-    <w:p/>
     <w:p/>
     <w:p/>
     <w:p/>
@@ -11533,6 +11499,7 @@
   <w:style w:type="character" w:default="1" w:styleId="DefaultParagraphFont">
     <w:name w:val="Default Paragraph Font"/>
     <w:uiPriority w:val="1"/>
+    <w:semiHidden/>
     <w:unhideWhenUsed/>
   </w:style>
   <w:style w:type="table" w:default="1" w:styleId="TableNormal">
